--- a/fuentes/212500_CF04_DU.docx
+++ b/fuentes/212500_CF04_DU.docx
@@ -12,7 +12,7 @@
           <w:lang w:eastAsia="es-CO"/>
         </w:rPr>
         <w:drawing>
-          <wp:anchor distT="0" distB="0" distL="114300" distR="114300" simplePos="0" relativeHeight="251659264" behindDoc="1" locked="0" layoutInCell="1" allowOverlap="1" wp14:anchorId="6A55977C" wp14:editId="3BB92F53">
+          <wp:anchor distT="0" distB="0" distL="114300" distR="114300" simplePos="0" relativeHeight="251659264" behindDoc="1" locked="0" layoutInCell="1" allowOverlap="1" wp14:anchorId="6A55977C" wp14:editId="1369F0E0">
             <wp:simplePos x="0" y="0"/>
             <wp:positionH relativeFrom="column">
               <wp:posOffset>-749106</wp:posOffset>
@@ -260,7 +260,7 @@
         <mc:AlternateContent>
           <mc:Choice Requires="wps">
             <w:drawing>
-              <wp:anchor distT="0" distB="0" distL="114300" distR="114300" simplePos="0" relativeHeight="251661312" behindDoc="1" locked="0" layoutInCell="1" allowOverlap="1" wp14:anchorId="0853532D" wp14:editId="3570D176">
+              <wp:anchor distT="0" distB="0" distL="114300" distR="114300" simplePos="0" relativeHeight="251661312" behindDoc="1" locked="0" layoutInCell="1" allowOverlap="1" wp14:anchorId="0853532D" wp14:editId="14B09D9F">
                 <wp:simplePos x="0" y="0"/>
                 <wp:positionH relativeFrom="column">
                   <wp:posOffset>-710565</wp:posOffset>
@@ -331,7 +331,7 @@
           </mc:Choice>
           <mc:Fallback>
             <w:pict>
-              <v:rect w14:anchorId="65231104" id="Rectángulo 3" o:spid="_x0000_s1026" style="position:absolute;margin-left:-55.95pt;margin-top:26.4pt;width:613.85pt;height:164.25pt;z-index:-251655168;visibility:visible;mso-wrap-style:square;mso-height-percent:0;mso-wrap-distance-left:9pt;mso-wrap-distance-top:0;mso-wrap-distance-right:9pt;mso-wrap-distance-bottom:0;mso-position-horizontal:absolute;mso-position-horizontal-relative:text;mso-position-vertical:absolute;mso-position-vertical-relative:text;mso-height-percent:0;mso-height-relative:margin;v-text-anchor:middle" o:gfxdata="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" fillcolor="#00314d" stroked="f" strokeweight="1pt"/>
+              <v:rect w14:anchorId="6E60883B" id="Rectángulo 3" o:spid="_x0000_s1026" style="position:absolute;margin-left:-55.95pt;margin-top:26.4pt;width:613.85pt;height:164.25pt;z-index:-251655168;visibility:visible;mso-wrap-style:square;mso-height-percent:0;mso-wrap-distance-left:9pt;mso-wrap-distance-top:0;mso-wrap-distance-right:9pt;mso-wrap-distance-bottom:0;mso-position-horizontal:absolute;mso-position-horizontal-relative:text;mso-position-vertical:absolute;mso-position-vertical-relative:text;mso-height-percent:0;mso-height-relative:margin;v-text-anchor:middle" o:gfxdata="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" fillcolor="#00314d" stroked="f" strokeweight="1pt"/>
             </w:pict>
           </mc:Fallback>
         </mc:AlternateContent>
@@ -561,7 +561,7 @@
           <w:r>
             <w:fldChar w:fldCharType="separate"/>
           </w:r>
-          <w:hyperlink w:anchor="_Toc214289230" w:history="1">
+          <w:hyperlink w:anchor="_Toc216897472" w:history="1">
             <w:r>
               <w:rPr>
                 <w:rStyle w:val="Hipervnculo"/>
@@ -588,7 +588,7 @@
                 <w:noProof/>
                 <w:webHidden/>
               </w:rPr>
-              <w:instrText xml:space="preserve"> PAGEREF _Toc214289230 \h </w:instrText>
+              <w:instrText xml:space="preserve"> PAGEREF _Toc216897472 \h </w:instrText>
             </w:r>
             <w:r>
               <w:rPr>
@@ -634,7 +634,7 @@
               <w:lang w:eastAsia="es-CO"/>
             </w:rPr>
           </w:pPr>
-          <w:hyperlink w:anchor="_Toc214289231" w:history="1">
+          <w:hyperlink w:anchor="_Toc216897473" w:history="1">
             <w:r>
               <w:rPr>
                 <w:rStyle w:val="Hipervnculo"/>
@@ -678,7 +678,7 @@
                 <w:noProof/>
                 <w:webHidden/>
               </w:rPr>
-              <w:instrText xml:space="preserve"> PAGEREF _Toc214289231 \h </w:instrText>
+              <w:instrText xml:space="preserve"> PAGEREF _Toc216897473 \h </w:instrText>
             </w:r>
             <w:r>
               <w:rPr>
@@ -724,7 +724,7 @@
               <w:lang w:eastAsia="es-CO"/>
             </w:rPr>
           </w:pPr>
-          <w:hyperlink w:anchor="_Toc214289232" w:history="1">
+          <w:hyperlink w:anchor="_Toc216897474" w:history="1">
             <w:r>
               <w:rPr>
                 <w:rStyle w:val="Hipervnculo"/>
@@ -774,7 +774,7 @@
                 <w:noProof/>
                 <w:webHidden/>
               </w:rPr>
-              <w:instrText xml:space="preserve"> PAGEREF _Toc214289232 \h </w:instrText>
+              <w:instrText xml:space="preserve"> PAGEREF _Toc216897474 \h </w:instrText>
             </w:r>
             <w:r>
               <w:rPr>
@@ -820,7 +820,7 @@
               <w:lang w:eastAsia="es-CO"/>
             </w:rPr>
           </w:pPr>
-          <w:hyperlink w:anchor="_Toc214289233" w:history="1">
+          <w:hyperlink w:anchor="_Toc216897475" w:history="1">
             <w:r>
               <w:rPr>
                 <w:rStyle w:val="Hipervnculo"/>
@@ -870,7 +870,7 @@
                 <w:noProof/>
                 <w:webHidden/>
               </w:rPr>
-              <w:instrText xml:space="preserve"> PAGEREF _Toc214289233 \h </w:instrText>
+              <w:instrText xml:space="preserve"> PAGEREF _Toc216897475 \h </w:instrText>
             </w:r>
             <w:r>
               <w:rPr>
@@ -890,7 +890,7 @@
                 <w:noProof/>
                 <w:webHidden/>
               </w:rPr>
-              <w:t>16</w:t>
+              <w:t>18</w:t>
             </w:r>
             <w:r>
               <w:rPr>
@@ -916,7 +916,7 @@
               <w:lang w:eastAsia="es-CO"/>
             </w:rPr>
           </w:pPr>
-          <w:hyperlink w:anchor="_Toc214289234" w:history="1">
+          <w:hyperlink w:anchor="_Toc216897476" w:history="1">
             <w:r>
               <w:rPr>
                 <w:rStyle w:val="Hipervnculo"/>
@@ -966,7 +966,7 @@
                 <w:noProof/>
                 <w:webHidden/>
               </w:rPr>
-              <w:instrText xml:space="preserve"> PAGEREF _Toc214289234 \h </w:instrText>
+              <w:instrText xml:space="preserve"> PAGEREF _Toc216897476 \h </w:instrText>
             </w:r>
             <w:r>
               <w:rPr>
@@ -986,7 +986,7 @@
                 <w:noProof/>
                 <w:webHidden/>
               </w:rPr>
-              <w:t>18</w:t>
+              <w:t>19</w:t>
             </w:r>
             <w:r>
               <w:rPr>
@@ -1012,7 +1012,7 @@
               <w:lang w:eastAsia="es-CO"/>
             </w:rPr>
           </w:pPr>
-          <w:hyperlink w:anchor="_Toc214289235" w:history="1">
+          <w:hyperlink w:anchor="_Toc216897477" w:history="1">
             <w:r>
               <w:rPr>
                 <w:rStyle w:val="Hipervnculo"/>
@@ -1062,7 +1062,7 @@
                 <w:noProof/>
                 <w:webHidden/>
               </w:rPr>
-              <w:instrText xml:space="preserve"> PAGEREF _Toc214289235 \h </w:instrText>
+              <w:instrText xml:space="preserve"> PAGEREF _Toc216897477 \h </w:instrText>
             </w:r>
             <w:r>
               <w:rPr>
@@ -1082,7 +1082,7 @@
                 <w:noProof/>
                 <w:webHidden/>
               </w:rPr>
-              <w:t>20</w:t>
+              <w:t>21</w:t>
             </w:r>
             <w:r>
               <w:rPr>
@@ -1108,7 +1108,7 @@
               <w:lang w:eastAsia="es-CO"/>
             </w:rPr>
           </w:pPr>
-          <w:hyperlink w:anchor="_Toc214289236" w:history="1">
+          <w:hyperlink w:anchor="_Toc216897478" w:history="1">
             <w:r>
               <w:rPr>
                 <w:rStyle w:val="Hipervnculo"/>
@@ -1152,7 +1152,7 @@
                 <w:noProof/>
                 <w:webHidden/>
               </w:rPr>
-              <w:instrText xml:space="preserve"> PAGEREF _Toc214289236 \h </w:instrText>
+              <w:instrText xml:space="preserve"> PAGEREF _Toc216897478 \h </w:instrText>
             </w:r>
             <w:r>
               <w:rPr>
@@ -1172,7 +1172,7 @@
                 <w:noProof/>
                 <w:webHidden/>
               </w:rPr>
-              <w:t>24</w:t>
+              <w:t>25</w:t>
             </w:r>
             <w:r>
               <w:rPr>
@@ -1198,7 +1198,7 @@
               <w:lang w:eastAsia="es-CO"/>
             </w:rPr>
           </w:pPr>
-          <w:hyperlink w:anchor="_Toc214289237" w:history="1">
+          <w:hyperlink w:anchor="_Toc216897479" w:history="1">
             <w:r>
               <w:rPr>
                 <w:rStyle w:val="Hipervnculo"/>
@@ -1248,7 +1248,7 @@
                 <w:noProof/>
                 <w:webHidden/>
               </w:rPr>
-              <w:instrText xml:space="preserve"> PAGEREF _Toc214289237 \h </w:instrText>
+              <w:instrText xml:space="preserve"> PAGEREF _Toc216897479 \h </w:instrText>
             </w:r>
             <w:r>
               <w:rPr>
@@ -1268,7 +1268,7 @@
                 <w:noProof/>
                 <w:webHidden/>
               </w:rPr>
-              <w:t>24</w:t>
+              <w:t>25</w:t>
             </w:r>
             <w:r>
               <w:rPr>
@@ -1294,7 +1294,7 @@
               <w:lang w:eastAsia="es-CO"/>
             </w:rPr>
           </w:pPr>
-          <w:hyperlink w:anchor="_Toc214289238" w:history="1">
+          <w:hyperlink w:anchor="_Toc216897480" w:history="1">
             <w:r>
               <w:rPr>
                 <w:rStyle w:val="Hipervnculo"/>
@@ -1344,7 +1344,7 @@
                 <w:noProof/>
                 <w:webHidden/>
               </w:rPr>
-              <w:instrText xml:space="preserve"> PAGEREF _Toc214289238 \h </w:instrText>
+              <w:instrText xml:space="preserve"> PAGEREF _Toc216897480 \h </w:instrText>
             </w:r>
             <w:r>
               <w:rPr>
@@ -1364,7 +1364,7 @@
                 <w:noProof/>
                 <w:webHidden/>
               </w:rPr>
-              <w:t>26</w:t>
+              <w:t>27</w:t>
             </w:r>
             <w:r>
               <w:rPr>
@@ -1391,7 +1391,7 @@
               <w:lang w:eastAsia="es-CO"/>
             </w:rPr>
           </w:pPr>
-          <w:hyperlink w:anchor="_Toc214289239" w:history="1">
+          <w:hyperlink w:anchor="_Toc216897481" w:history="1">
             <w:r>
               <w:rPr>
                 <w:rStyle w:val="Hipervnculo"/>
@@ -1441,7 +1441,7 @@
                 <w:noProof/>
                 <w:webHidden/>
               </w:rPr>
-              <w:instrText xml:space="preserve"> PAGEREF _Toc214289239 \h </w:instrText>
+              <w:instrText xml:space="preserve"> PAGEREF _Toc216897481 \h </w:instrText>
             </w:r>
             <w:r>
               <w:rPr>
@@ -1461,7 +1461,7 @@
                 <w:noProof/>
                 <w:webHidden/>
               </w:rPr>
-              <w:t>35</w:t>
+              <w:t>36</w:t>
             </w:r>
             <w:r>
               <w:rPr>
@@ -1487,7 +1487,7 @@
               <w:lang w:eastAsia="es-CO"/>
             </w:rPr>
           </w:pPr>
-          <w:hyperlink w:anchor="_Toc214289240" w:history="1">
+          <w:hyperlink w:anchor="_Toc216897482" w:history="1">
             <w:r>
               <w:rPr>
                 <w:rStyle w:val="Hipervnculo"/>
@@ -1531,7 +1531,7 @@
                 <w:noProof/>
                 <w:webHidden/>
               </w:rPr>
-              <w:instrText xml:space="preserve"> PAGEREF _Toc214289240 \h </w:instrText>
+              <w:instrText xml:space="preserve"> PAGEREF _Toc216897482 \h </w:instrText>
             </w:r>
             <w:r>
               <w:rPr>
@@ -1551,7 +1551,7 @@
                 <w:noProof/>
                 <w:webHidden/>
               </w:rPr>
-              <w:t>42</w:t>
+              <w:t>43</w:t>
             </w:r>
             <w:r>
               <w:rPr>
@@ -1577,7 +1577,7 @@
               <w:lang w:eastAsia="es-CO"/>
             </w:rPr>
           </w:pPr>
-          <w:hyperlink w:anchor="_Toc214289241" w:history="1">
+          <w:hyperlink w:anchor="_Toc216897483" w:history="1">
             <w:r>
               <w:rPr>
                 <w:rStyle w:val="Hipervnculo"/>
@@ -1627,7 +1627,7 @@
                 <w:noProof/>
                 <w:webHidden/>
               </w:rPr>
-              <w:instrText xml:space="preserve"> PAGEREF _Toc214289241 \h </w:instrText>
+              <w:instrText xml:space="preserve"> PAGEREF _Toc216897483 \h </w:instrText>
             </w:r>
             <w:r>
               <w:rPr>
@@ -1647,7 +1647,7 @@
                 <w:noProof/>
                 <w:webHidden/>
               </w:rPr>
-              <w:t>42</w:t>
+              <w:t>43</w:t>
             </w:r>
             <w:r>
               <w:rPr>
@@ -1673,7 +1673,7 @@
               <w:lang w:eastAsia="es-CO"/>
             </w:rPr>
           </w:pPr>
-          <w:hyperlink w:anchor="_Toc214289242" w:history="1">
+          <w:hyperlink w:anchor="_Toc216897484" w:history="1">
             <w:r>
               <w:rPr>
                 <w:rStyle w:val="Hipervnculo"/>
@@ -1723,7 +1723,7 @@
                 <w:noProof/>
                 <w:webHidden/>
               </w:rPr>
-              <w:instrText xml:space="preserve"> PAGEREF _Toc214289242 \h </w:instrText>
+              <w:instrText xml:space="preserve"> PAGEREF _Toc216897484 \h </w:instrText>
             </w:r>
             <w:r>
               <w:rPr>
@@ -1743,7 +1743,7 @@
                 <w:noProof/>
                 <w:webHidden/>
               </w:rPr>
-              <w:t>43</w:t>
+              <w:t>44</w:t>
             </w:r>
             <w:r>
               <w:rPr>
@@ -1769,7 +1769,7 @@
               <w:lang w:eastAsia="es-CO"/>
             </w:rPr>
           </w:pPr>
-          <w:hyperlink w:anchor="_Toc214289243" w:history="1">
+          <w:hyperlink w:anchor="_Toc216897485" w:history="1">
             <w:r>
               <w:rPr>
                 <w:rStyle w:val="Hipervnculo"/>
@@ -1819,7 +1819,7 @@
                 <w:noProof/>
                 <w:webHidden/>
               </w:rPr>
-              <w:instrText xml:space="preserve"> PAGEREF _Toc214289243 \h </w:instrText>
+              <w:instrText xml:space="preserve"> PAGEREF _Toc216897485 \h </w:instrText>
             </w:r>
             <w:r>
               <w:rPr>
@@ -1839,7 +1839,7 @@
                 <w:noProof/>
                 <w:webHidden/>
               </w:rPr>
-              <w:t>45</w:t>
+              <w:t>46</w:t>
             </w:r>
             <w:r>
               <w:rPr>
@@ -1865,7 +1865,7 @@
               <w:lang w:eastAsia="es-CO"/>
             </w:rPr>
           </w:pPr>
-          <w:hyperlink w:anchor="_Toc214289244" w:history="1">
+          <w:hyperlink w:anchor="_Toc216897486" w:history="1">
             <w:r>
               <w:rPr>
                 <w:rStyle w:val="Hipervnculo"/>
@@ -1915,7 +1915,7 @@
                 <w:noProof/>
                 <w:webHidden/>
               </w:rPr>
-              <w:instrText xml:space="preserve"> PAGEREF _Toc214289244 \h </w:instrText>
+              <w:instrText xml:space="preserve"> PAGEREF _Toc216897486 \h </w:instrText>
             </w:r>
             <w:r>
               <w:rPr>
@@ -1935,7 +1935,7 @@
                 <w:noProof/>
                 <w:webHidden/>
               </w:rPr>
-              <w:t>47</w:t>
+              <w:t>48</w:t>
             </w:r>
             <w:r>
               <w:rPr>
@@ -1961,7 +1961,7 @@
               <w:lang w:eastAsia="es-CO"/>
             </w:rPr>
           </w:pPr>
-          <w:hyperlink w:anchor="_Toc214289245" w:history="1">
+          <w:hyperlink w:anchor="_Toc216897487" w:history="1">
             <w:r>
               <w:rPr>
                 <w:rStyle w:val="Hipervnculo"/>
@@ -2011,7 +2011,7 @@
                 <w:noProof/>
                 <w:webHidden/>
               </w:rPr>
-              <w:instrText xml:space="preserve"> PAGEREF _Toc214289245 \h </w:instrText>
+              <w:instrText xml:space="preserve"> PAGEREF _Toc216897487 \h </w:instrText>
             </w:r>
             <w:r>
               <w:rPr>
@@ -2031,7 +2031,7 @@
                 <w:noProof/>
                 <w:webHidden/>
               </w:rPr>
-              <w:t>49</w:t>
+              <w:t>50</w:t>
             </w:r>
             <w:r>
               <w:rPr>
@@ -2057,7 +2057,7 @@
               <w:lang w:eastAsia="es-CO"/>
             </w:rPr>
           </w:pPr>
-          <w:hyperlink w:anchor="_Toc214289246" w:history="1">
+          <w:hyperlink w:anchor="_Toc216897488" w:history="1">
             <w:r>
               <w:rPr>
                 <w:rStyle w:val="Hipervnculo"/>
@@ -2107,7 +2107,7 @@
                 <w:noProof/>
                 <w:webHidden/>
               </w:rPr>
-              <w:instrText xml:space="preserve"> PAGEREF _Toc214289246 \h </w:instrText>
+              <w:instrText xml:space="preserve"> PAGEREF _Toc216897488 \h </w:instrText>
             </w:r>
             <w:r>
               <w:rPr>
@@ -2127,7 +2127,7 @@
                 <w:noProof/>
                 <w:webHidden/>
               </w:rPr>
-              <w:t>68</w:t>
+              <w:t>70</w:t>
             </w:r>
             <w:r>
               <w:rPr>
@@ -2153,7 +2153,7 @@
               <w:lang w:eastAsia="es-CO"/>
             </w:rPr>
           </w:pPr>
-          <w:hyperlink w:anchor="_Toc214289247" w:history="1">
+          <w:hyperlink w:anchor="_Toc216897489" w:history="1">
             <w:r>
               <w:rPr>
                 <w:rStyle w:val="Hipervnculo"/>
@@ -2203,7 +2203,7 @@
                 <w:noProof/>
                 <w:webHidden/>
               </w:rPr>
-              <w:instrText xml:space="preserve"> PAGEREF _Toc214289247 \h </w:instrText>
+              <w:instrText xml:space="preserve"> PAGEREF _Toc216897489 \h </w:instrText>
             </w:r>
             <w:r>
               <w:rPr>
@@ -2223,7 +2223,7 @@
                 <w:noProof/>
                 <w:webHidden/>
               </w:rPr>
-              <w:t>70</w:t>
+              <w:t>72</w:t>
             </w:r>
             <w:r>
               <w:rPr>
@@ -2250,7 +2250,7 @@
               <w:lang w:eastAsia="es-CO"/>
             </w:rPr>
           </w:pPr>
-          <w:hyperlink w:anchor="_Toc214289248" w:history="1">
+          <w:hyperlink w:anchor="_Toc216897490" w:history="1">
             <w:r>
               <w:rPr>
                 <w:rStyle w:val="Hipervnculo"/>
@@ -2300,7 +2300,7 @@
                 <w:noProof/>
                 <w:webHidden/>
               </w:rPr>
-              <w:instrText xml:space="preserve"> PAGEREF _Toc214289248 \h </w:instrText>
+              <w:instrText xml:space="preserve"> PAGEREF _Toc216897490 \h </w:instrText>
             </w:r>
             <w:r>
               <w:rPr>
@@ -2320,7 +2320,7 @@
                 <w:noProof/>
                 <w:webHidden/>
               </w:rPr>
-              <w:t>73</w:t>
+              <w:t>75</w:t>
             </w:r>
             <w:r>
               <w:rPr>
@@ -2345,7 +2345,7 @@
               <w:lang w:eastAsia="es-CO"/>
             </w:rPr>
           </w:pPr>
-          <w:hyperlink w:anchor="_Toc214289249" w:history="1">
+          <w:hyperlink w:anchor="_Toc216897491" w:history="1">
             <w:r>
               <w:rPr>
                 <w:rStyle w:val="Hipervnculo"/>
@@ -2372,7 +2372,7 @@
                 <w:noProof/>
                 <w:webHidden/>
               </w:rPr>
-              <w:instrText xml:space="preserve"> PAGEREF _Toc214289249 \h </w:instrText>
+              <w:instrText xml:space="preserve"> PAGEREF _Toc216897491 \h </w:instrText>
             </w:r>
             <w:r>
               <w:rPr>
@@ -2392,7 +2392,7 @@
                 <w:noProof/>
                 <w:webHidden/>
               </w:rPr>
-              <w:t>76</w:t>
+              <w:t>78</w:t>
             </w:r>
             <w:r>
               <w:rPr>
@@ -2417,7 +2417,7 @@
               <w:lang w:eastAsia="es-CO"/>
             </w:rPr>
           </w:pPr>
-          <w:hyperlink w:anchor="_Toc214289250" w:history="1">
+          <w:hyperlink w:anchor="_Toc216897492" w:history="1">
             <w:r>
               <w:rPr>
                 <w:rStyle w:val="Hipervnculo"/>
@@ -2444,79 +2444,7 @@
                 <w:noProof/>
                 <w:webHidden/>
               </w:rPr>
-              <w:instrText xml:space="preserve"> PAGEREF _Toc214289250 \h </w:instrText>
-            </w:r>
-            <w:r>
-              <w:rPr>
-                <w:noProof/>
-                <w:webHidden/>
-              </w:rPr>
-            </w:r>
-            <w:r>
-              <w:rPr>
-                <w:noProof/>
-                <w:webHidden/>
-              </w:rPr>
-              <w:fldChar w:fldCharType="separate"/>
-            </w:r>
-            <w:r>
-              <w:rPr>
-                <w:noProof/>
-                <w:webHidden/>
-              </w:rPr>
-              <w:t>77</w:t>
-            </w:r>
-            <w:r>
-              <w:rPr>
-                <w:noProof/>
-                <w:webHidden/>
-              </w:rPr>
-              <w:fldChar w:fldCharType="end"/>
-            </w:r>
-          </w:hyperlink>
-        </w:p>
-        <w:p>
-          <w:pPr>
-            <w:pStyle w:val="TDC1"/>
-            <w:tabs>
-              <w:tab w:val="right" w:leader="dot" w:pos="9962"/>
-            </w:tabs>
-            <w:rPr>
-              <w:rFonts w:eastAsiaTheme="minorEastAsia"/>
-              <w:noProof/>
-              <w:sz w:val="24"/>
-              <w:szCs w:val="24"/>
-              <w:lang w:eastAsia="es-CO"/>
-            </w:rPr>
-          </w:pPr>
-          <w:hyperlink w:anchor="_Toc214289251" w:history="1">
-            <w:r>
-              <w:rPr>
-                <w:rStyle w:val="Hipervnculo"/>
-                <w:noProof/>
-              </w:rPr>
-              <w:t>Glosario</w:t>
-            </w:r>
-            <w:r>
-              <w:rPr>
-                <w:noProof/>
-                <w:webHidden/>
-              </w:rPr>
-              <w:tab/>
-            </w:r>
-            <w:r>
-              <w:rPr>
-                <w:noProof/>
-                <w:webHidden/>
-              </w:rPr>
-              <w:fldChar w:fldCharType="begin"/>
-            </w:r>
-            <w:r>
-              <w:rPr>
-                <w:noProof/>
-                <w:webHidden/>
-              </w:rPr>
-              <w:instrText xml:space="preserve"> PAGEREF _Toc214289251 \h </w:instrText>
+              <w:instrText xml:space="preserve"> PAGEREF _Toc216897492 \h </w:instrText>
             </w:r>
             <w:r>
               <w:rPr>
@@ -2561,13 +2489,13 @@
               <w:lang w:eastAsia="es-CO"/>
             </w:rPr>
           </w:pPr>
-          <w:hyperlink w:anchor="_Toc214289252" w:history="1">
+          <w:hyperlink w:anchor="_Toc216897493" w:history="1">
             <w:r>
               <w:rPr>
                 <w:rStyle w:val="Hipervnculo"/>
                 <w:noProof/>
               </w:rPr>
-              <w:t>Referencias bibliográficas</w:t>
+              <w:t>Glosario</w:t>
             </w:r>
             <w:r>
               <w:rPr>
@@ -2588,7 +2516,7 @@
                 <w:noProof/>
                 <w:webHidden/>
               </w:rPr>
-              <w:instrText xml:space="preserve"> PAGEREF _Toc214289252 \h </w:instrText>
+              <w:instrText xml:space="preserve"> PAGEREF _Toc216897493 \h </w:instrText>
             </w:r>
             <w:r>
               <w:rPr>
@@ -2633,7 +2561,79 @@
               <w:lang w:eastAsia="es-CO"/>
             </w:rPr>
           </w:pPr>
-          <w:hyperlink w:anchor="_Toc214289253" w:history="1">
+          <w:hyperlink w:anchor="_Toc216897494" w:history="1">
+            <w:r>
+              <w:rPr>
+                <w:rStyle w:val="Hipervnculo"/>
+                <w:noProof/>
+              </w:rPr>
+              <w:t>Referencias bibliográficas</w:t>
+            </w:r>
+            <w:r>
+              <w:rPr>
+                <w:noProof/>
+                <w:webHidden/>
+              </w:rPr>
+              <w:tab/>
+            </w:r>
+            <w:r>
+              <w:rPr>
+                <w:noProof/>
+                <w:webHidden/>
+              </w:rPr>
+              <w:fldChar w:fldCharType="begin"/>
+            </w:r>
+            <w:r>
+              <w:rPr>
+                <w:noProof/>
+                <w:webHidden/>
+              </w:rPr>
+              <w:instrText xml:space="preserve"> PAGEREF _Toc216897494 \h </w:instrText>
+            </w:r>
+            <w:r>
+              <w:rPr>
+                <w:noProof/>
+                <w:webHidden/>
+              </w:rPr>
+            </w:r>
+            <w:r>
+              <w:rPr>
+                <w:noProof/>
+                <w:webHidden/>
+              </w:rPr>
+              <w:fldChar w:fldCharType="separate"/>
+            </w:r>
+            <w:r>
+              <w:rPr>
+                <w:noProof/>
+                <w:webHidden/>
+              </w:rPr>
+              <w:t>83</w:t>
+            </w:r>
+            <w:r>
+              <w:rPr>
+                <w:noProof/>
+                <w:webHidden/>
+              </w:rPr>
+              <w:fldChar w:fldCharType="end"/>
+            </w:r>
+          </w:hyperlink>
+        </w:p>
+        <w:p>
+          <w:pPr>
+            <w:pStyle w:val="TDC1"/>
+            <w:tabs>
+              <w:tab w:val="right" w:leader="dot" w:pos="9962"/>
+            </w:tabs>
+            <w:rPr>
+              <w:rFonts w:eastAsiaTheme="minorEastAsia"/>
+              <w:noProof/>
+              <w:sz w:val="24"/>
+              <w:szCs w:val="24"/>
+              <w:lang w:eastAsia="es-CO"/>
+            </w:rPr>
+          </w:pPr>
+          <w:hyperlink w:anchor="_Toc216897495" w:history="1">
             <w:r>
               <w:rPr>
                 <w:rStyle w:val="Hipervnculo"/>
@@ -2660,7 +2660,7 @@
                 <w:noProof/>
                 <w:webHidden/>
               </w:rPr>
-              <w:instrText xml:space="preserve"> PAGEREF _Toc214289253 \h </w:instrText>
+              <w:instrText xml:space="preserve"> PAGEREF _Toc216897495 \h </w:instrText>
             </w:r>
             <w:r>
               <w:rPr>
@@ -2680,7 +2680,7 @@
                 <w:noProof/>
                 <w:webHidden/>
               </w:rPr>
-              <w:t>82</w:t>
+              <w:t>84</w:t>
             </w:r>
             <w:r>
               <w:rPr>
@@ -2702,7 +2702,7 @@
       <w:pPr>
         <w:pStyle w:val="Titulosgenerales"/>
       </w:pPr>
-      <w:bookmarkStart w:id="0" w:name="_Toc214289230"/>
+      <w:bookmarkStart w:id="0" w:name="_Toc216897472"/>
       <w:r>
         <w:lastRenderedPageBreak/>
         <w:t>Introducción</w:t>
@@ -2735,7 +2735,7 @@
           <w:lang w:val="es-CO"/>
         </w:rPr>
       </w:pPr>
-      <w:bookmarkStart w:id="1" w:name="_Toc214289231"/>
+      <w:bookmarkStart w:id="1" w:name="_Toc216897473"/>
       <w:r>
         <w:rPr>
           <w:lang w:val="es-CO"/>
@@ -2762,7 +2762,7 @@
       <w:pPr>
         <w:pStyle w:val="Ttulo2"/>
       </w:pPr>
-      <w:bookmarkStart w:id="2" w:name="_Toc214289232"/>
+      <w:bookmarkStart w:id="2" w:name="_Toc216897474"/>
       <w:r>
         <w:t>Producción agropecuaria tradicional, campesina o familiar</w:t>
       </w:r>
@@ -2793,6 +2793,729 @@
           <w:lang w:val="es-CO"/>
         </w:rPr>
         <w:t>¿Qué es la producción agropecuaria tradicional, campesina o familiar?</w:t>
+      </w:r>
+    </w:p>
+    <w:p>
+      <w:pPr>
+        <w:rPr>
+          <w:lang w:val="es-MX" w:eastAsia="es-CO"/>
+        </w:rPr>
+      </w:pPr>
+      <w:r>
+        <w:rPr>
+          <w:lang w:val="es-MX" w:eastAsia="es-CO"/>
+        </w:rPr>
+        <w:t>Antes de responder la pregunta, es importante reflexionar sobre </w:t>
+      </w:r>
+      <w:r>
+        <w:rPr>
+          <w:b/>
+          <w:bCs/>
+          <w:lang w:val="es-MX" w:eastAsia="es-CO"/>
+        </w:rPr>
+        <w:t>la economía campesina</w:t>
+      </w:r>
+      <w:r>
+        <w:rPr>
+          <w:lang w:val="es-MX" w:eastAsia="es-CO"/>
+        </w:rPr>
+        <w:t>, entendida como un sistema de producción con características propias que la diferencian de otros sistemas económicos. (En palabras sencillas un sistema económico es el conjunto de actividades que realizan las personas, empresas y gobiernos para producir, distribuir y consumir bienes y servicios).</w:t>
+      </w:r>
+    </w:p>
+    <w:p>
+      <w:pPr>
+        <w:rPr>
+          <w:lang w:val="es-MX" w:eastAsia="es-CO"/>
+        </w:rPr>
+      </w:pPr>
+      <w:r>
+        <w:rPr>
+          <w:lang w:val="es-MX" w:eastAsia="es-CO"/>
+        </w:rPr>
+        <w:t>La </w:t>
+      </w:r>
+      <w:r>
+        <w:rPr>
+          <w:b/>
+          <w:bCs/>
+          <w:lang w:val="es-MX" w:eastAsia="es-CO"/>
+        </w:rPr>
+        <w:t>economía campesina</w:t>
+      </w:r>
+      <w:r>
+        <w:rPr>
+          <w:lang w:val="es-MX" w:eastAsia="es-CO"/>
+        </w:rPr>
+        <w:t> es una forma de organización económica desarrollada por las </w:t>
+      </w:r>
+      <w:r>
+        <w:rPr>
+          <w:b/>
+          <w:bCs/>
+          <w:lang w:val="es-MX" w:eastAsia="es-CO"/>
+        </w:rPr>
+        <w:t>familias rurales</w:t>
+      </w:r>
+      <w:r>
+        <w:rPr>
+          <w:lang w:val="es-MX" w:eastAsia="es-CO"/>
+        </w:rPr>
+        <w:t>, basada en el </w:t>
+      </w:r>
+      <w:r>
+        <w:rPr>
+          <w:b/>
+          <w:bCs/>
+          <w:lang w:val="es-MX" w:eastAsia="es-CO"/>
+        </w:rPr>
+        <w:t>trabajo familiar</w:t>
+      </w:r>
+      <w:r>
+        <w:rPr>
+          <w:lang w:val="es-MX" w:eastAsia="es-CO"/>
+        </w:rPr>
+        <w:t>, el </w:t>
+      </w:r>
+      <w:r>
+        <w:rPr>
+          <w:b/>
+          <w:bCs/>
+          <w:lang w:val="es-MX" w:eastAsia="es-CO"/>
+        </w:rPr>
+        <w:t>uso sostenible de los recursos naturales</w:t>
+      </w:r>
+      <w:r>
+        <w:rPr>
+          <w:lang w:val="es-MX" w:eastAsia="es-CO"/>
+        </w:rPr>
+        <w:t> y la </w:t>
+      </w:r>
+      <w:r>
+        <w:rPr>
+          <w:b/>
+          <w:bCs/>
+          <w:lang w:val="es-MX" w:eastAsia="es-CO"/>
+        </w:rPr>
+        <w:t>diversificación de actividades</w:t>
+      </w:r>
+      <w:r>
+        <w:rPr>
+          <w:lang w:val="es-MX" w:eastAsia="es-CO"/>
+        </w:rPr>
+        <w:t>. Su objetivo central no es la maximización de ganancias, sino </w:t>
+      </w:r>
+      <w:r>
+        <w:rPr>
+          <w:b/>
+          <w:bCs/>
+          <w:lang w:val="es-MX" w:eastAsia="es-CO"/>
+        </w:rPr>
+        <w:t>garantizar el bienestar familiar</w:t>
+      </w:r>
+      <w:r>
+        <w:rPr>
+          <w:lang w:val="es-MX" w:eastAsia="es-CO"/>
+        </w:rPr>
+        <w:t>, la </w:t>
+      </w:r>
+      <w:r>
+        <w:rPr>
+          <w:b/>
+          <w:bCs/>
+          <w:lang w:val="es-MX" w:eastAsia="es-CO"/>
+        </w:rPr>
+        <w:t>autosuficiencia</w:t>
+      </w:r>
+      <w:r>
+        <w:rPr>
+          <w:lang w:val="es-MX" w:eastAsia="es-CO"/>
+        </w:rPr>
+        <w:t>, la </w:t>
+      </w:r>
+      <w:r>
+        <w:rPr>
+          <w:b/>
+          <w:bCs/>
+          <w:lang w:val="es-MX" w:eastAsia="es-CO"/>
+        </w:rPr>
+        <w:t>seguridad alimentaria</w:t>
+      </w:r>
+      <w:r>
+        <w:rPr>
+          <w:lang w:val="es-MX" w:eastAsia="es-CO"/>
+        </w:rPr>
+        <w:t> y la </w:t>
+      </w:r>
+      <w:r>
+        <w:rPr>
+          <w:b/>
+          <w:bCs/>
+          <w:lang w:val="es-MX" w:eastAsia="es-CO"/>
+        </w:rPr>
+        <w:t>permanencia en el territorio</w:t>
+      </w:r>
+      <w:r>
+        <w:rPr>
+          <w:lang w:val="es-MX" w:eastAsia="es-CO"/>
+        </w:rPr>
+        <w:t>.</w:t>
+      </w:r>
+    </w:p>
+    <w:p>
+      <w:pPr>
+        <w:rPr>
+          <w:lang w:eastAsia="es-CO"/>
+        </w:rPr>
+      </w:pPr>
+    </w:p>
+    <w:p>
+      <w:pPr>
+        <w:rPr>
+          <w:lang w:eastAsia="es-CO"/>
+        </w:rPr>
+      </w:pPr>
+      <w:r>
+        <w:rPr>
+          <w:lang w:val="es-MX" w:eastAsia="es-CO"/>
+        </w:rPr>
+        <w:lastRenderedPageBreak/>
+        <w:t>Un sistema de economía campesina presenta las siguientes características:</w:t>
+      </w:r>
+      <w:r>
+        <w:rPr>
+          <w:lang w:eastAsia="es-CO"/>
+        </w:rPr>
+        <w:t> </w:t>
+      </w:r>
+    </w:p>
+    <w:p>
+      <w:pPr>
+        <w:pStyle w:val="Prrafodelista"/>
+        <w:numPr>
+          <w:ilvl w:val="0"/>
+          <w:numId w:val="284"/>
+        </w:numPr>
+        <w:rPr>
+          <w:lang w:eastAsia="es-CO"/>
+        </w:rPr>
+      </w:pPr>
+      <w:r>
+        <w:rPr>
+          <w:b/>
+          <w:bCs/>
+          <w:lang w:val="es-MX" w:eastAsia="es-CO"/>
+        </w:rPr>
+        <w:t>Trabajo familiar</w:t>
+      </w:r>
+      <w:r>
+        <w:rPr>
+          <w:lang w:val="es-MX" w:eastAsia="es-CO"/>
+        </w:rPr>
+        <w:t xml:space="preserve">. </w:t>
+      </w:r>
+      <w:r>
+        <w:rPr>
+          <w:lang w:val="es-MX" w:eastAsia="es-CO"/>
+        </w:rPr>
+        <w:t>Base del sistema productivo. Participan todos los miembros del hogar, desde niños hasta abuelos, según sus capacidades.</w:t>
+      </w:r>
+      <w:r>
+        <w:rPr>
+          <w:b/>
+          <w:bCs/>
+          <w:lang w:eastAsia="es-CO"/>
+        </w:rPr>
+        <w:t> </w:t>
+      </w:r>
+    </w:p>
+    <w:p>
+      <w:pPr>
+        <w:pStyle w:val="Prrafodelista"/>
+        <w:numPr>
+          <w:ilvl w:val="0"/>
+          <w:numId w:val="284"/>
+        </w:numPr>
+        <w:rPr>
+          <w:lang w:eastAsia="es-CO"/>
+        </w:rPr>
+      </w:pPr>
+      <w:r>
+        <w:rPr>
+          <w:b/>
+          <w:bCs/>
+          <w:lang w:val="es-MX" w:eastAsia="es-CO"/>
+        </w:rPr>
+        <w:t>Relación con la tierra</w:t>
+      </w:r>
+      <w:r>
+        <w:rPr>
+          <w:lang w:val="es-MX" w:eastAsia="es-CO"/>
+        </w:rPr>
+        <w:t xml:space="preserve">. </w:t>
+      </w:r>
+      <w:r>
+        <w:rPr>
+          <w:lang w:val="es-MX" w:eastAsia="es-CO"/>
+        </w:rPr>
+        <w:t>La tierra no es solo un recurso económico, sino parte del </w:t>
+      </w:r>
+      <w:r>
+        <w:rPr>
+          <w:b/>
+          <w:bCs/>
+          <w:lang w:val="es-MX" w:eastAsia="es-CO"/>
+        </w:rPr>
+        <w:t>territorio</w:t>
+      </w:r>
+      <w:r>
+        <w:rPr>
+          <w:lang w:val="es-MX" w:eastAsia="es-CO"/>
+        </w:rPr>
+        <w:t>, de la </w:t>
+      </w:r>
+      <w:r>
+        <w:rPr>
+          <w:b/>
+          <w:bCs/>
+          <w:lang w:val="es-MX" w:eastAsia="es-CO"/>
+        </w:rPr>
+        <w:t>identidad</w:t>
+      </w:r>
+      <w:r>
+        <w:rPr>
+          <w:lang w:val="es-MX" w:eastAsia="es-CO"/>
+        </w:rPr>
+        <w:t> y de la vida comunitaria.</w:t>
+      </w:r>
+    </w:p>
+    <w:p>
+      <w:pPr>
+        <w:pStyle w:val="Prrafodelista"/>
+        <w:numPr>
+          <w:ilvl w:val="0"/>
+          <w:numId w:val="284"/>
+        </w:numPr>
+        <w:rPr>
+          <w:lang w:val="es-MX" w:eastAsia="es-CO"/>
+        </w:rPr>
+      </w:pPr>
+      <w:r>
+        <w:rPr>
+          <w:b/>
+          <w:bCs/>
+          <w:lang w:val="es-MX" w:eastAsia="es-CO"/>
+        </w:rPr>
+        <w:t>Diversificación productiva</w:t>
+      </w:r>
+      <w:r>
+        <w:rPr>
+          <w:lang w:val="es-MX" w:eastAsia="es-CO"/>
+        </w:rPr>
+        <w:t xml:space="preserve">. </w:t>
+      </w:r>
+      <w:r>
+        <w:rPr>
+          <w:lang w:val="es-MX" w:eastAsia="es-CO"/>
+        </w:rPr>
+        <w:t xml:space="preserve">Se combinan actividades como la </w:t>
+      </w:r>
+      <w:r>
+        <w:rPr>
+          <w:b/>
+          <w:bCs/>
+          <w:lang w:val="es-MX" w:eastAsia="es-CO"/>
+        </w:rPr>
+        <w:t>agricultura, producción pecuaria, recolección, transformación artesanal</w:t>
+      </w:r>
+      <w:r>
+        <w:rPr>
+          <w:lang w:val="es-MX" w:eastAsia="es-CO"/>
+        </w:rPr>
+        <w:t xml:space="preserve"> y oficios complementarios.</w:t>
+      </w:r>
+    </w:p>
+    <w:p>
+      <w:pPr>
+        <w:pStyle w:val="Prrafodelista"/>
+        <w:numPr>
+          <w:ilvl w:val="0"/>
+          <w:numId w:val="284"/>
+        </w:numPr>
+        <w:rPr>
+          <w:lang w:eastAsia="es-CO"/>
+        </w:rPr>
+      </w:pPr>
+      <w:r>
+        <w:rPr>
+          <w:b/>
+          <w:bCs/>
+          <w:lang w:val="es-MX" w:eastAsia="es-CO"/>
+        </w:rPr>
+        <w:t>Intercambio solidario y redes comunitarias</w:t>
+      </w:r>
+      <w:r>
+        <w:rPr>
+          <w:lang w:val="es-MX" w:eastAsia="es-CO"/>
+        </w:rPr>
+        <w:t xml:space="preserve">. </w:t>
+      </w:r>
+      <w:r>
+        <w:rPr>
+          <w:lang w:val="es-MX" w:eastAsia="es-CO"/>
+        </w:rPr>
+        <w:t>Prácticas como el </w:t>
+      </w:r>
+      <w:r>
+        <w:rPr>
+          <w:b/>
+          <w:bCs/>
+          <w:lang w:val="es-MX" w:eastAsia="es-CO"/>
+        </w:rPr>
+        <w:t>trueque</w:t>
+      </w:r>
+      <w:r>
+        <w:rPr>
+          <w:lang w:val="es-MX" w:eastAsia="es-CO"/>
+        </w:rPr>
+        <w:t>, las </w:t>
+      </w:r>
+      <w:r>
+        <w:rPr>
+          <w:b/>
+          <w:bCs/>
+          <w:lang w:val="es-MX" w:eastAsia="es-CO"/>
+        </w:rPr>
+        <w:t>mingas</w:t>
+      </w:r>
+      <w:r>
+        <w:rPr>
+          <w:lang w:val="es-MX" w:eastAsia="es-CO"/>
+        </w:rPr>
+        <w:t> y el </w:t>
+      </w:r>
+      <w:r>
+        <w:rPr>
+          <w:b/>
+          <w:bCs/>
+          <w:lang w:val="es-MX" w:eastAsia="es-CO"/>
+        </w:rPr>
+        <w:t>apoyo mutuo</w:t>
+      </w:r>
+      <w:r>
+        <w:rPr>
+          <w:lang w:val="es-MX" w:eastAsia="es-CO"/>
+        </w:rPr>
+        <w:t> fortalecen los lazos sociales y económicos.</w:t>
+      </w:r>
+    </w:p>
+    <w:p>
+      <w:pPr>
+        <w:pStyle w:val="Prrafodelista"/>
+        <w:numPr>
+          <w:ilvl w:val="0"/>
+          <w:numId w:val="284"/>
+        </w:numPr>
+        <w:rPr>
+          <w:lang w:eastAsia="es-CO"/>
+        </w:rPr>
+      </w:pPr>
+      <w:r>
+        <w:rPr>
+          <w:b/>
+          <w:bCs/>
+          <w:lang w:val="es-MX" w:eastAsia="es-CO"/>
+        </w:rPr>
+        <w:t>Uso sostenible de recursos</w:t>
+      </w:r>
+      <w:r>
+        <w:rPr>
+          <w:lang w:eastAsia="es-CO"/>
+        </w:rPr>
+        <w:t xml:space="preserve">. </w:t>
+      </w:r>
+      <w:r>
+        <w:rPr>
+          <w:lang w:eastAsia="es-CO"/>
+        </w:rPr>
+        <w:t xml:space="preserve">Se privilegian prácticas </w:t>
+      </w:r>
+      <w:r>
+        <w:rPr>
+          <w:b/>
+          <w:bCs/>
+          <w:lang w:eastAsia="es-CO"/>
+        </w:rPr>
+        <w:t>tradicionales</w:t>
+      </w:r>
+      <w:r>
+        <w:rPr>
+          <w:lang w:eastAsia="es-CO"/>
+        </w:rPr>
+        <w:t xml:space="preserve"> y </w:t>
+      </w:r>
+      <w:r>
+        <w:rPr>
+          <w:b/>
+          <w:bCs/>
+          <w:lang w:eastAsia="es-CO"/>
+        </w:rPr>
+        <w:t>agroecológicas</w:t>
+      </w:r>
+      <w:r>
+        <w:rPr>
+          <w:lang w:eastAsia="es-CO"/>
+        </w:rPr>
+        <w:t>, asegurando la conservación del entorno natural.</w:t>
+      </w:r>
+    </w:p>
+    <w:p>
+      <w:pPr>
+        <w:pStyle w:val="Prrafodelista"/>
+        <w:numPr>
+          <w:ilvl w:val="0"/>
+          <w:numId w:val="284"/>
+        </w:numPr>
+        <w:rPr>
+          <w:lang w:eastAsia="es-CO"/>
+        </w:rPr>
+      </w:pPr>
+      <w:r>
+        <w:rPr>
+          <w:b/>
+          <w:bCs/>
+          <w:lang w:val="es-MX" w:eastAsia="es-CO"/>
+        </w:rPr>
+        <w:t>Enfoque de autoconsumo</w:t>
+      </w:r>
+      <w:r>
+        <w:rPr>
+          <w:lang w:eastAsia="es-CO"/>
+        </w:rPr>
+        <w:t xml:space="preserve">. </w:t>
+      </w:r>
+      <w:r>
+        <w:rPr>
+          <w:lang w:eastAsia="es-CO"/>
+        </w:rPr>
+        <w:t xml:space="preserve">La producción se orienta a cubrir las necesidades del hogar. Solo los </w:t>
+      </w:r>
+      <w:r>
+        <w:rPr>
+          <w:b/>
+          <w:bCs/>
+          <w:lang w:eastAsia="es-CO"/>
+        </w:rPr>
+        <w:t>excedentes</w:t>
+      </w:r>
+      <w:r>
+        <w:rPr>
+          <w:lang w:eastAsia="es-CO"/>
+        </w:rPr>
+        <w:t xml:space="preserve"> se destinan a la venta o al intercambio.</w:t>
+      </w:r>
+    </w:p>
+    <w:p>
+      <w:pPr>
+        <w:pStyle w:val="Prrafodelista"/>
+        <w:numPr>
+          <w:ilvl w:val="0"/>
+          <w:numId w:val="284"/>
+        </w:numPr>
+        <w:rPr>
+          <w:lang w:eastAsia="es-CO"/>
+        </w:rPr>
+      </w:pPr>
+      <w:r>
+        <w:rPr>
+          <w:b/>
+          <w:bCs/>
+          <w:lang w:val="es-MX" w:eastAsia="es-CO"/>
+        </w:rPr>
+        <w:t>Autonomía frente al mercado de capitales</w:t>
+      </w:r>
+      <w:r>
+        <w:rPr>
+          <w:lang w:val="es-MX" w:eastAsia="es-CO"/>
+        </w:rPr>
+        <w:t xml:space="preserve">. </w:t>
+      </w:r>
+      <w:r>
+        <w:rPr>
+          <w:lang w:val="es-MX" w:eastAsia="es-CO"/>
+        </w:rPr>
+        <w:t xml:space="preserve">No se rige por una lógica puramente monetaria ni por la maximización de utilidades. El objetivo es </w:t>
+      </w:r>
+      <w:r>
+        <w:rPr>
+          <w:b/>
+          <w:bCs/>
+          <w:lang w:val="es-MX" w:eastAsia="es-CO"/>
+        </w:rPr>
+        <w:t>vivir dignamente</w:t>
+      </w:r>
+      <w:r>
+        <w:rPr>
+          <w:lang w:val="es-MX" w:eastAsia="es-CO"/>
+        </w:rPr>
+        <w:t xml:space="preserve"> en armonía con la naturaleza.</w:t>
+      </w:r>
+    </w:p>
+    <w:p>
+      <w:pPr>
+        <w:pStyle w:val="Prrafodelista"/>
+        <w:numPr>
+          <w:ilvl w:val="0"/>
+          <w:numId w:val="284"/>
+        </w:numPr>
+        <w:rPr>
+          <w:lang w:eastAsia="es-CO"/>
+        </w:rPr>
+      </w:pPr>
+      <w:r>
+        <w:rPr>
+          <w:b/>
+          <w:bCs/>
+          <w:lang w:val="es-MX" w:eastAsia="es-CO"/>
+        </w:rPr>
+        <w:t>Interrelación cultural</w:t>
+      </w:r>
+      <w:r>
+        <w:rPr>
+          <w:lang w:eastAsia="es-CO"/>
+        </w:rPr>
+        <w:t xml:space="preserve">. </w:t>
+      </w:r>
+      <w:r>
+        <w:rPr>
+          <w:lang w:eastAsia="es-CO"/>
+        </w:rPr>
+        <w:t xml:space="preserve">Las actividades económicas están entrelazadas con la </w:t>
+      </w:r>
+      <w:r>
+        <w:rPr>
+          <w:b/>
+          <w:bCs/>
+          <w:lang w:eastAsia="es-CO"/>
+        </w:rPr>
+        <w:t>vida cultural</w:t>
+      </w:r>
+      <w:r>
+        <w:rPr>
+          <w:lang w:eastAsia="es-CO"/>
+        </w:rPr>
+        <w:t xml:space="preserve"> </w:t>
+      </w:r>
+      <w:r>
+        <w:rPr>
+          <w:b/>
+          <w:bCs/>
+          <w:lang w:eastAsia="es-CO"/>
+        </w:rPr>
+        <w:t>campesina</w:t>
+      </w:r>
+      <w:r>
+        <w:rPr>
+          <w:lang w:eastAsia="es-CO"/>
+        </w:rPr>
+        <w:t xml:space="preserve">, expresándose en la </w:t>
+      </w:r>
+      <w:r>
+        <w:rPr>
+          <w:b/>
+          <w:bCs/>
+          <w:lang w:eastAsia="es-CO"/>
+        </w:rPr>
+        <w:t>gastronomía, fiestas, rituales</w:t>
+      </w:r>
+      <w:r>
+        <w:rPr>
+          <w:lang w:eastAsia="es-CO"/>
+        </w:rPr>
+        <w:t xml:space="preserve"> y prácticas cotidianas.</w:t>
+      </w:r>
+    </w:p>
+    <w:p>
+      <w:pPr>
+        <w:rPr>
+          <w:lang w:eastAsia="es-CO"/>
+        </w:rPr>
+      </w:pPr>
+      <w:r>
+        <w:rPr>
+          <w:b/>
+          <w:bCs/>
+          <w:lang w:val="es-MX" w:eastAsia="es-CO"/>
+        </w:rPr>
+        <w:t>La economía campesina</w:t>
+      </w:r>
+      <w:r>
+        <w:rPr>
+          <w:lang w:val="es-MX" w:eastAsia="es-CO"/>
+        </w:rPr>
+        <w:t> es más que un modelo de producción: es un </w:t>
+      </w:r>
+      <w:r>
+        <w:rPr>
+          <w:b/>
+          <w:bCs/>
+          <w:lang w:val="es-MX" w:eastAsia="es-CO"/>
+        </w:rPr>
+        <w:t>modo de vida</w:t>
+      </w:r>
+      <w:r>
+        <w:rPr>
+          <w:lang w:val="es-MX" w:eastAsia="es-CO"/>
+        </w:rPr>
+        <w:t>. Se caracteriza por su </w:t>
+      </w:r>
+      <w:r>
+        <w:rPr>
+          <w:b/>
+          <w:bCs/>
+          <w:lang w:val="es-MX" w:eastAsia="es-CO"/>
+        </w:rPr>
+        <w:t>autonomía</w:t>
+      </w:r>
+      <w:r>
+        <w:rPr>
+          <w:lang w:val="es-MX" w:eastAsia="es-CO"/>
+        </w:rPr>
+        <w:t>, su </w:t>
+      </w:r>
+      <w:r>
+        <w:rPr>
+          <w:b/>
+          <w:bCs/>
+          <w:lang w:val="es-MX" w:eastAsia="es-CO"/>
+        </w:rPr>
+        <w:t>arraigo territorial</w:t>
+      </w:r>
+      <w:r>
+        <w:rPr>
+          <w:lang w:val="es-MX" w:eastAsia="es-CO"/>
+        </w:rPr>
+        <w:t>, su relación equilibrada con el ambiente y su </w:t>
+      </w:r>
+      <w:r>
+        <w:rPr>
+          <w:b/>
+          <w:bCs/>
+          <w:lang w:val="es-MX" w:eastAsia="es-CO"/>
+        </w:rPr>
+        <w:t>estructura comunitaria y cultural</w:t>
+      </w:r>
+      <w:r>
+        <w:rPr>
+          <w:lang w:val="es-MX" w:eastAsia="es-CO"/>
+        </w:rPr>
+        <w:t xml:space="preserve">. Constituye, por tanto, una forma </w:t>
+      </w:r>
+      <w:r>
+        <w:rPr>
+          <w:lang w:val="es-MX" w:eastAsia="es-CO"/>
+        </w:rPr>
+        <w:lastRenderedPageBreak/>
+        <w:t>esencial de organización económica en el campo, alternativa a los modelos orientados exclusivamente por el mercado y la acumulación de capital.</w:t>
       </w:r>
     </w:p>
     <w:p>
@@ -2869,14 +3592,7 @@
         <w:rPr>
           <w:lang w:eastAsia="es-CO"/>
         </w:rPr>
-        <w:t xml:space="preserve">La mano de obra es mayoritariamente familiar. No se contratan empleados externos. Las decisiones sobre qué sembrar, </w:t>
-      </w:r>
-      <w:r>
-        <w:rPr>
-          <w:lang w:eastAsia="es-CO"/>
-        </w:rPr>
-        <w:lastRenderedPageBreak/>
-        <w:t>cómo producir o cuándo cosechar; son tomadas por la misma familia que trabaja la tierra.</w:t>
+        <w:t>La mano de obra es mayoritariamente familiar. No se contratan empleados externos. Las decisiones sobre qué sembrar, cómo producir o cuándo cosechar; son tomadas por la misma familia que trabaja la tierra.</w:t>
       </w:r>
     </w:p>
     <w:p>
@@ -2940,7 +3656,14 @@
         <w:rPr>
           <w:lang w:eastAsia="es-CO"/>
         </w:rPr>
-        <w:t>Se utilizan saberes ancestrales transmitidos oralmente, adaptados al entorno local: por ejemplo, el uso de las fases de la luna para sembrar, el empleo de semillas nativas, la rotación de cultivos, el uso de abonos orgánicos y técnicas de manejo del suelo sin químicos. Estos conocimientos, aunque muchas veces no estén sistematizados ni documentados, son de gran valor para una agricultura sostenible.</w:t>
+        <w:t xml:space="preserve">Se utilizan saberes ancestrales transmitidos oralmente, adaptados al entorno local: por ejemplo, el uso de las fases de la luna para sembrar, el empleo de semillas nativas, la rotación de cultivos, el uso de abonos orgánicos y técnicas de manejo del suelo sin químicos. </w:t>
+      </w:r>
+      <w:r>
+        <w:rPr>
+          <w:lang w:eastAsia="es-CO"/>
+        </w:rPr>
+        <w:lastRenderedPageBreak/>
+        <w:t>Estos conocimientos, aunque muchas veces no estén sistematizados ni documentados, son de gran valor para una agricultura sostenible.</w:t>
       </w:r>
     </w:p>
     <w:p>
@@ -3024,7 +3747,6 @@
           <w:bCs/>
           <w:lang w:eastAsia="es-CO"/>
         </w:rPr>
-        <w:lastRenderedPageBreak/>
         <w:t>Diversidad productiva</w:t>
       </w:r>
       <w:r>
@@ -3082,6 +3804,7 @@
         <w:rPr>
           <w:lang w:eastAsia="es-CO"/>
         </w:rPr>
+        <w:lastRenderedPageBreak/>
         <w:t>La producción agropecuaria tradicional, campesina o familiar es mucho más que una técnica productiva: representa una forma de vida basada en el respeto por la tierra, la memoria colectiva y la sostenibilidad. Recuperar y valorar estos saberes es esencial para enfrentar los retos del presente y del futuro, especialmente en lo que respecta a la crisis ambiental y la justicia social.</w:t>
       </w:r>
     </w:p>
@@ -3111,13 +3834,6 @@
         </w:rPr>
         <w:t>A continuación, se presenta un pódcast que analiza las diferencias entre seguridad alimentaria y soberanía alimentaria en comunidades campesinas, destacando sus fundamentos conceptuales, condiciones prácticas y su relevancia en la construcción de sistemas alimentarios justos, sostenibles y culturalmente arraigados.</w:t>
       </w:r>
-    </w:p>
-    <w:p>
-      <w:pPr>
-        <w:rPr>
-          <w:lang w:eastAsia="es-CO"/>
-        </w:rPr>
-      </w:pPr>
     </w:p>
     <w:tbl>
       <w:tblPr>
@@ -3145,7 +3861,6 @@
                 <w:b/>
                 <w:bCs/>
               </w:rPr>
-              <w:lastRenderedPageBreak/>
               <w:t>Transcripción del pódcast</w:t>
             </w:r>
             <w:r>
@@ -3304,6 +4019,7 @@
               <w:rPr>
                 <w:lang w:eastAsia="es-CO"/>
               </w:rPr>
+              <w:lastRenderedPageBreak/>
               <w:t>Se trata de autonomía, justicia y respeto por la tierra, las semillas y los saberes de la gente del campo.</w:t>
             </w:r>
             <w:r>
@@ -3403,7 +4119,6 @@
               <w:rPr>
                 <w:lang w:eastAsia="es-CO"/>
               </w:rPr>
-              <w:lastRenderedPageBreak/>
               <w:t>Entonces, podríamos decir que la seguridad alimentaria evita el hambre, pero la soberanía alimentaria asegura el futuro del campo.</w:t>
             </w:r>
             <w:r>
@@ -3451,6 +4166,13 @@
     <w:p>
       <w:pPr>
         <w:rPr>
+          <w:lang w:eastAsia="es-CO"/>
+        </w:rPr>
+      </w:pPr>
+    </w:p>
+    <w:p>
+      <w:pPr>
+        <w:rPr>
           <w:b/>
           <w:bCs/>
           <w:lang w:eastAsia="es-CO"/>
@@ -3462,6 +4184,7 @@
           <w:bCs/>
           <w:lang w:eastAsia="es-CO"/>
         </w:rPr>
+        <w:lastRenderedPageBreak/>
         <w:t>Ejemplo destacado. Comunidad de Paz de San José de Apartadó (Antioquia)</w:t>
       </w:r>
     </w:p>
@@ -3502,14 +4225,7 @@
         <w:rPr>
           <w:lang w:eastAsia="es-CO"/>
         </w:rPr>
-        <w:t xml:space="preserve">Los alimentos nutritivos y culturalmente apropiados son aquellos que no solo satisfacen las necesidades biológicas del ser humano, sino que también respetan las tradiciones, costumbres y entorno cultural de una comunidad. Un ejemplo claro en el contexto colombiano son alimentos como los envueltos, el queso y la gallina, </w:t>
-      </w:r>
-      <w:r>
-        <w:rPr>
-          <w:lang w:eastAsia="es-CO"/>
-        </w:rPr>
-        <w:lastRenderedPageBreak/>
-        <w:t>ampliamente consumidos por los campesinos. Estos representan una dieta que es nutritiva y a la vez culturalmente significativa. Las características clave de los alimentos nutritivos y culturalmente son:</w:t>
+        <w:t>Los alimentos nutritivos y culturalmente apropiados son aquellos que no solo satisfacen las necesidades biológicas del ser humano, sino que también respetan las tradiciones, costumbres y entorno cultural de una comunidad. Un ejemplo claro en el contexto colombiano son alimentos como los envueltos, el queso y la gallina, ampliamente consumidos por los campesinos. Estos representan una dieta que es nutritiva y a la vez culturalmente significativa. Las características clave de los alimentos nutritivos y culturalmente son:</w:t>
       </w:r>
     </w:p>
     <w:p>
@@ -3668,6 +4384,7 @@
           <w:bCs/>
           <w:lang w:eastAsia="es-CO"/>
         </w:rPr>
+        <w:lastRenderedPageBreak/>
         <w:t>Culturalmente apropiados</w:t>
       </w:r>
       <w:r>
@@ -3721,13 +4438,7 @@
         <w:rPr>
           <w:lang w:eastAsia="es-CO"/>
         </w:rPr>
-        <w:t>Suero costeño (Costa Atlántica)</w:t>
-      </w:r>
-      <w:r>
-        <w:rPr>
-          <w:lang w:eastAsia="es-CO"/>
-        </w:rPr>
-        <w:t>.</w:t>
+        <w:t>Suero costeño (Costa Atlántica).</w:t>
       </w:r>
     </w:p>
     <w:p>
@@ -3745,13 +4456,7 @@
         <w:rPr>
           <w:lang w:eastAsia="es-CO"/>
         </w:rPr>
-        <w:t>Cuy (Nariño)</w:t>
-      </w:r>
-      <w:r>
-        <w:rPr>
-          <w:lang w:eastAsia="es-CO"/>
-        </w:rPr>
-        <w:t>.</w:t>
+        <w:t>Cuy (Nariño).</w:t>
       </w:r>
     </w:p>
     <w:p>
@@ -3769,13 +4474,7 @@
         <w:rPr>
           <w:lang w:eastAsia="es-CO"/>
         </w:rPr>
-        <w:t>Ternera a la llanera (Llanos Orientales)</w:t>
-      </w:r>
-      <w:r>
-        <w:rPr>
-          <w:lang w:eastAsia="es-CO"/>
-        </w:rPr>
-        <w:t>.</w:t>
+        <w:t>Ternera a la llanera (Llanos Orientales).</w:t>
       </w:r>
     </w:p>
     <w:p>
@@ -3793,13 +4492,7 @@
         <w:rPr>
           <w:lang w:eastAsia="es-CO"/>
         </w:rPr>
-        <w:t>Hormigas culonas (Santander)</w:t>
-      </w:r>
-      <w:r>
-        <w:rPr>
-          <w:lang w:eastAsia="es-CO"/>
-        </w:rPr>
-        <w:t>.</w:t>
+        <w:t>Hormigas culonas (Santander).</w:t>
       </w:r>
     </w:p>
     <w:p>
@@ -3840,13 +4533,7 @@
         <w:rPr>
           <w:lang w:eastAsia="es-CO"/>
         </w:rPr>
-        <w:t>Consumo de papa, yuca y plátano</w:t>
-      </w:r>
-      <w:r>
-        <w:rPr>
-          <w:lang w:eastAsia="es-CO"/>
-        </w:rPr>
-        <w:t>.</w:t>
+        <w:t>Consumo de papa, yuca y plátano.</w:t>
       </w:r>
     </w:p>
     <w:p>
@@ -3864,13 +4551,7 @@
         <w:rPr>
           <w:lang w:eastAsia="es-CO"/>
         </w:rPr>
-        <w:t>Arroz y productos derivados del maíz, especialmente arepas</w:t>
-      </w:r>
-      <w:r>
-        <w:rPr>
-          <w:lang w:eastAsia="es-CO"/>
-        </w:rPr>
-        <w:t>.</w:t>
+        <w:t>Arroz y productos derivados del maíz, especialmente arepas.</w:t>
       </w:r>
     </w:p>
     <w:p>
@@ -3888,13 +4569,7 @@
         <w:rPr>
           <w:lang w:eastAsia="es-CO"/>
         </w:rPr>
-        <w:t>Café y chocolate</w:t>
-      </w:r>
-      <w:r>
-        <w:rPr>
-          <w:lang w:eastAsia="es-CO"/>
-        </w:rPr>
-        <w:t>.</w:t>
+        <w:t>Café y chocolate.</w:t>
       </w:r>
     </w:p>
     <w:p>
@@ -3912,14 +4587,7 @@
         <w:rPr>
           <w:lang w:eastAsia="es-CO"/>
         </w:rPr>
-        <w:lastRenderedPageBreak/>
-        <w:t>Tamales y lechona (originarios del Tolima, pero con aceptación nacional)</w:t>
-      </w:r>
-      <w:r>
-        <w:rPr>
-          <w:lang w:eastAsia="es-CO"/>
-        </w:rPr>
-        <w:t>.</w:t>
+        <w:t>Tamales y lechona (originarios del Tolima, pero con aceptación nacional).</w:t>
       </w:r>
     </w:p>
     <w:p>
@@ -3997,6 +4665,7 @@
         <w:pStyle w:val="Ttulo3"/>
       </w:pPr>
       <w:r>
+        <w:lastRenderedPageBreak/>
         <w:t>Realidad de los alimentos en el contexto campesino colombiano</w:t>
       </w:r>
     </w:p>
@@ -4106,7 +4775,6 @@
           <w:bCs/>
           <w:lang w:eastAsia="es-CO"/>
         </w:rPr>
-        <w:lastRenderedPageBreak/>
         <w:t>Pérdida de valores ancestrales</w:t>
       </w:r>
       <w:r>
@@ -4228,6 +4896,7 @@
         <w:rPr>
           <w:lang w:eastAsia="es-CO"/>
         </w:rPr>
+        <w:lastRenderedPageBreak/>
         <w:t>Garantizar una alimentación nutritiva y culturalmente apropiada para las comunidades campesinas en Colombia no solo implica producir alimentos, sino también comprender y respetar sus contextos sociales, culturales y económicos.</w:t>
       </w:r>
     </w:p>
@@ -4249,19 +4918,7 @@
         <w:rPr>
           <w:lang w:eastAsia="es-CO"/>
         </w:rPr>
-        <w:t xml:space="preserve">Proteger la soberanía alimentaria de los campesinos colombianos es fundamental para garantizar el derecho a una alimentación adecuada, fortalecer el tejido rural y preservar los saberes ancestrales. Este proceso requiere acciones integrales, que incluyan cambios estructurales, apoyo económico, participación comunitaria y respeto por el medio ambiente. A </w:t>
-      </w:r>
-      <w:r>
-        <w:rPr>
-          <w:lang w:eastAsia="es-CO"/>
-        </w:rPr>
-        <w:t>continuación,</w:t>
-      </w:r>
-      <w:r>
-        <w:rPr>
-          <w:lang w:eastAsia="es-CO"/>
-        </w:rPr>
-        <w:t xml:space="preserve"> se presentan las principales estrategias:</w:t>
+        <w:t>Proteger la soberanía alimentaria de los campesinos colombianos es fundamental para garantizar el derecho a una alimentación adecuada, fortalecer el tejido rural y preservar los saberes ancestrales. Este proceso requiere acciones integrales, que incluyan cambios estructurales, apoyo económico, participación comunitaria y respeto por el medio ambiente. A continuación, se presentan las principales estrategias:</w:t>
       </w:r>
     </w:p>
     <w:p>
@@ -4281,7 +4938,6 @@
           <w:bCs/>
           <w:lang w:val="es-419" w:eastAsia="es-CO"/>
         </w:rPr>
-        <w:lastRenderedPageBreak/>
         <w:t>Apoyar la agricultura campesina</w:t>
       </w:r>
       <w:r>
@@ -4442,6 +5098,7 @@
           <w:bCs/>
           <w:lang w:val="es-419" w:eastAsia="es-CO"/>
         </w:rPr>
+        <w:lastRenderedPageBreak/>
         <w:t>Legislación protectora del campesinado</w:t>
       </w:r>
       <w:r>
@@ -4538,7 +5195,6 @@
           <w:bCs/>
           <w:lang w:val="es-419" w:eastAsia="es-CO"/>
         </w:rPr>
-        <w:lastRenderedPageBreak/>
         <w:t>Adaptación al cambio climático</w:t>
       </w:r>
       <w:r>
@@ -4729,6 +5385,7 @@
         <w:pStyle w:val="Ttulo3"/>
       </w:pPr>
       <w:r>
+        <w:lastRenderedPageBreak/>
         <w:t>Manipulación de alimentos por parte de los campesinos como parte de la seguridad alimentaria</w:t>
       </w:r>
     </w:p>
@@ -4744,13 +5401,6 @@
         </w:rPr>
         <w:t>La manipulación de alimentos realizada por los campesinos es un componente fundamental de la seguridad alimentaria, ya que garantiza que los productos lleguen al consumidor final en condiciones higiénicas, nutritivas y seguras. A diferencia de la visión reducida que asocia este proceso únicamente con la cocina o la venta, en el contexto campesino abarca toda la cadena alimentaria, desde la siembra hasta la comercialización.</w:t>
       </w:r>
-    </w:p>
-    <w:p>
-      <w:pPr>
-        <w:rPr>
-          <w:lang w:eastAsia="es-CO"/>
-        </w:rPr>
-      </w:pPr>
     </w:p>
     <w:p>
       <w:pPr>
@@ -4766,7 +5416,6 @@
           <w:bCs/>
           <w:lang w:eastAsia="es-CO"/>
         </w:rPr>
-        <w:lastRenderedPageBreak/>
         <w:t>Producción agrícola y pecuaria segura</w:t>
       </w:r>
     </w:p>
@@ -4992,12 +5641,22 @@
           <w:lang w:eastAsia="es-CO"/>
         </w:rPr>
       </w:pPr>
-      <w:r>
+    </w:p>
+    <w:p>
+      <w:pPr>
         <w:rPr>
           <w:b/>
           <w:bCs/>
           <w:lang w:eastAsia="es-CO"/>
         </w:rPr>
+      </w:pPr>
+      <w:r>
+        <w:rPr>
+          <w:b/>
+          <w:bCs/>
+          <w:lang w:eastAsia="es-CO"/>
+        </w:rPr>
+        <w:lastRenderedPageBreak/>
         <w:t>Transporte</w:t>
       </w:r>
     </w:p>
@@ -5141,7 +5800,6 @@
         <w:rPr>
           <w:lang w:eastAsia="es-CO"/>
         </w:rPr>
-        <w:lastRenderedPageBreak/>
         <w:t>Procesos como elaboración de queso, dulces, conservas o harinas deben cumplir normas básicas de higiene.</w:t>
       </w:r>
     </w:p>
@@ -5315,6 +5973,7 @@
         <w:rPr>
           <w:lang w:eastAsia="es-CO"/>
         </w:rPr>
+        <w:lastRenderedPageBreak/>
         <w:t>La manipulación de alimentos en el contexto campesino es un proceso integral que abarca todas las etapas: siembra, cosecha, almacenamiento, transporte, transformación y comercialización. Aplicar prácticas higiénicas y seguras en cada fase es esencial para garantizar que los alimentos sean seguros, nutritivos y culturalmente apropiados, contribuyendo así a una seguridad alimentaria real y sostenible en las comunidades rurales y en el país.</w:t>
       </w:r>
     </w:p>
@@ -5322,7 +5981,7 @@
       <w:pPr>
         <w:pStyle w:val="Ttulo2"/>
       </w:pPr>
-      <w:bookmarkStart w:id="3" w:name="_Toc214289233"/>
+      <w:bookmarkStart w:id="3" w:name="_Toc216897475"/>
       <w:r>
         <w:t>Producción agropecuaria empresarial o tecnificada</w:t>
       </w:r>
@@ -5338,14 +5997,7 @@
         <w:rPr>
           <w:lang w:eastAsia="es-CO"/>
         </w:rPr>
-        <w:t xml:space="preserve">Este tipo de producción se caracteriza por su enfoque comercial y su alto nivel de tecnificación. Está orientada principalmente al mercado, tanto nacional como </w:t>
-      </w:r>
-      <w:r>
-        <w:rPr>
-          <w:lang w:eastAsia="es-CO"/>
-        </w:rPr>
-        <w:lastRenderedPageBreak/>
-        <w:t>internacional, y busca maximizar las ganancias a través del uso intensivo de recursos y tecnología.</w:t>
+        <w:t>Este tipo de producción se caracteriza por su enfoque comercial y su alto nivel de tecnificación. Está orientada principalmente al mercado, tanto nacional como internacional, y busca maximizar las ganancias a través del uso intensivo de recursos y tecnología.</w:t>
       </w:r>
     </w:p>
     <w:p>
@@ -5365,15 +6017,7 @@
           <w:bCs/>
           <w:lang w:eastAsia="es-CO"/>
         </w:rPr>
-        <w:t>Extensión territorial</w:t>
-      </w:r>
-      <w:r>
-        <w:rPr>
-          <w:b/>
-          <w:bCs/>
-          <w:lang w:eastAsia="es-CO"/>
-        </w:rPr>
-        <w:t xml:space="preserve">. </w:t>
+        <w:t xml:space="preserve">Extensión territorial. </w:t>
       </w:r>
       <w:r>
         <w:rPr>
@@ -5401,15 +6045,7 @@
           <w:bCs/>
           <w:lang w:eastAsia="es-CO"/>
         </w:rPr>
-        <w:t>Tecnificación</w:t>
-      </w:r>
-      <w:r>
-        <w:rPr>
-          <w:b/>
-          <w:bCs/>
-          <w:lang w:eastAsia="es-CO"/>
-        </w:rPr>
-        <w:t xml:space="preserve">. </w:t>
+        <w:t xml:space="preserve">Tecnificación. </w:t>
       </w:r>
       <w:r>
         <w:rPr>
@@ -5435,15 +6071,7 @@
           <w:bCs/>
           <w:lang w:eastAsia="es-CO"/>
         </w:rPr>
-        <w:t>Orientación productiva</w:t>
-      </w:r>
-      <w:r>
-        <w:rPr>
-          <w:b/>
-          <w:bCs/>
-          <w:lang w:eastAsia="es-CO"/>
-        </w:rPr>
-        <w:t xml:space="preserve">. </w:t>
+        <w:t xml:space="preserve">Orientación productiva. </w:t>
       </w:r>
       <w:r>
         <w:rPr>
@@ -5469,15 +6097,7 @@
           <w:bCs/>
           <w:lang w:eastAsia="es-CO"/>
         </w:rPr>
-        <w:t>Financiamiento</w:t>
-      </w:r>
-      <w:r>
-        <w:rPr>
-          <w:b/>
-          <w:bCs/>
-          <w:lang w:eastAsia="es-CO"/>
-        </w:rPr>
-        <w:t xml:space="preserve">. </w:t>
+        <w:t xml:space="preserve">Financiamiento. </w:t>
       </w:r>
       <w:r>
         <w:rPr>
@@ -5503,15 +6123,7 @@
           <w:bCs/>
           <w:lang w:eastAsia="es-CO"/>
         </w:rPr>
-        <w:t>Uso de recursos</w:t>
-      </w:r>
-      <w:r>
-        <w:rPr>
-          <w:b/>
-          <w:bCs/>
-          <w:lang w:eastAsia="es-CO"/>
-        </w:rPr>
-        <w:t xml:space="preserve">. </w:t>
+        <w:t xml:space="preserve">Uso de recursos. </w:t>
       </w:r>
       <w:r>
         <w:rPr>
@@ -5537,15 +6149,7 @@
           <w:bCs/>
           <w:lang w:eastAsia="es-CO"/>
         </w:rPr>
-        <w:t>Modelo productivo</w:t>
-      </w:r>
-      <w:r>
-        <w:rPr>
-          <w:b/>
-          <w:bCs/>
-          <w:lang w:eastAsia="es-CO"/>
-        </w:rPr>
-        <w:t xml:space="preserve">. </w:t>
+        <w:t xml:space="preserve">Modelo productivo. </w:t>
       </w:r>
       <w:r>
         <w:rPr>
@@ -5573,15 +6177,8 @@
           <w:bCs/>
           <w:lang w:eastAsia="es-CO"/>
         </w:rPr>
-        <w:t>Finalidad</w:t>
-      </w:r>
-      <w:r>
-        <w:rPr>
-          <w:b/>
-          <w:bCs/>
-          <w:lang w:eastAsia="es-CO"/>
-        </w:rPr>
-        <w:t xml:space="preserve">. </w:t>
+        <w:lastRenderedPageBreak/>
+        <w:t xml:space="preserve">Finalidad. </w:t>
       </w:r>
       <w:r>
         <w:rPr>
@@ -5609,35 +6206,27 @@
           <w:bCs/>
           <w:lang w:eastAsia="es-CO"/>
         </w:rPr>
-        <w:t>Relación con la naturaleza</w:t>
-      </w:r>
+        <w:t xml:space="preserve">Relación con la naturaleza. </w:t>
+      </w:r>
+      <w:r>
+        <w:rPr>
+          <w:lang w:eastAsia="es-CO"/>
+        </w:rPr>
+        <w:t>Tiene un enfoque extractivo que prioriza la explotación de los recursos naturales.</w:t>
+      </w:r>
+    </w:p>
+    <w:p>
+      <w:pPr>
+        <w:rPr>
+          <w:lang w:eastAsia="es-CO"/>
+        </w:rPr>
+      </w:pPr>
       <w:r>
         <w:rPr>
           <w:b/>
           <w:bCs/>
           <w:lang w:eastAsia="es-CO"/>
         </w:rPr>
-        <w:t xml:space="preserve">. </w:t>
-      </w:r>
-      <w:r>
-        <w:rPr>
-          <w:lang w:eastAsia="es-CO"/>
-        </w:rPr>
-        <w:t>Tiene un enfoque extractivo que prioriza la explotación de los recursos naturales.</w:t>
-      </w:r>
-    </w:p>
-    <w:p>
-      <w:pPr>
-        <w:rPr>
-          <w:lang w:eastAsia="es-CO"/>
-        </w:rPr>
-      </w:pPr>
-      <w:r>
-        <w:rPr>
-          <w:b/>
-          <w:bCs/>
-          <w:lang w:eastAsia="es-CO"/>
-        </w:rPr>
         <w:t xml:space="preserve">Ejemplos. </w:t>
       </w:r>
       <w:r>
@@ -5651,9 +6240,8 @@
       <w:pPr>
         <w:pStyle w:val="Ttulo2"/>
       </w:pPr>
-      <w:bookmarkStart w:id="4" w:name="_Toc214289234"/>
-      <w:r>
-        <w:lastRenderedPageBreak/>
+      <w:bookmarkStart w:id="4" w:name="_Toc216897476"/>
+      <w:r>
         <w:t>Producción agroecológica o sostenible</w:t>
       </w:r>
       <w:bookmarkEnd w:id="4"/>
@@ -5889,6 +6477,7 @@
         <w:pStyle w:val="Ttulo3"/>
       </w:pPr>
       <w:r>
+        <w:lastRenderedPageBreak/>
         <w:t>Principios ecológicos</w:t>
       </w:r>
     </w:p>
@@ -5922,7 +6511,6 @@
           <w:bCs/>
           <w:lang w:val="es-419" w:eastAsia="es-CO"/>
         </w:rPr>
-        <w:lastRenderedPageBreak/>
         <w:t>Interdependencia</w:t>
       </w:r>
       <w:r>
@@ -6240,6 +6828,7 @@
           <w:bCs/>
           <w:lang w:val="es-419" w:eastAsia="es-CO"/>
         </w:rPr>
+        <w:lastRenderedPageBreak/>
         <w:t>Uso racional de los recursos</w:t>
       </w:r>
       <w:r>
@@ -6272,7 +6861,6 @@
           <w:bCs/>
           <w:lang w:val="es-419" w:eastAsia="es-CO"/>
         </w:rPr>
-        <w:lastRenderedPageBreak/>
         <w:t>Prevención y precaución</w:t>
       </w:r>
       <w:r>
@@ -6324,7 +6912,7 @@
       <w:pPr>
         <w:pStyle w:val="Ttulo2"/>
       </w:pPr>
-      <w:bookmarkStart w:id="5" w:name="_Toc214289235"/>
+      <w:bookmarkStart w:id="5" w:name="_Toc216897477"/>
       <w:r>
         <w:t>Producción agroindustrial</w:t>
       </w:r>
@@ -6490,6 +7078,7 @@
         <w:pStyle w:val="Ttulo3"/>
       </w:pPr>
       <w:r>
+        <w:lastRenderedPageBreak/>
         <w:t>Producción extensiva vs. intensiva</w:t>
       </w:r>
     </w:p>
@@ -6503,14 +7092,7 @@
         <w:rPr>
           <w:lang w:eastAsia="es-CO"/>
         </w:rPr>
-        <w:t xml:space="preserve">Existen diferentes formas de organizar la producción agropecuaria según el uso de recursos y la escala de intervención. Las formas más comunes son la producción </w:t>
-      </w:r>
-      <w:r>
-        <w:rPr>
-          <w:lang w:eastAsia="es-CO"/>
-        </w:rPr>
-        <w:lastRenderedPageBreak/>
-        <w:t>extensiva y la intensiva, que responden a lógicas diferentes en cuanto al manejo del espacio, el capital y la tecnología.</w:t>
+        <w:t>Existen diferentes formas de organizar la producción agropecuaria según el uso de recursos y la escala de intervención. Las formas más comunes son la producción extensiva y la intensiva, que responden a lógicas diferentes en cuanto al manejo del espacio, el capital y la tecnología.</w:t>
       </w:r>
     </w:p>
     <w:p>
@@ -6732,6 +7314,7 @@
           <w:bCs/>
           <w:lang w:eastAsia="es-CO"/>
         </w:rPr>
+        <w:lastRenderedPageBreak/>
         <w:t>En agricultura convencional</w:t>
       </w:r>
     </w:p>
@@ -6786,7 +7369,6 @@
         <w:rPr>
           <w:lang w:val="es-419" w:eastAsia="es-CO"/>
         </w:rPr>
-        <w:lastRenderedPageBreak/>
         <w:t>Monocultivos en grandes extensiones.</w:t>
       </w:r>
     </w:p>
@@ -7067,6 +7649,7 @@
           <w:bCs/>
           <w:lang w:val="es-419" w:eastAsia="es-CO"/>
         </w:rPr>
+        <w:lastRenderedPageBreak/>
         <w:t>Regenerativa</w:t>
       </w:r>
       <w:r>
@@ -7081,15 +7664,6 @@
         </w:rPr>
         <w:t>Busca restaurar suelos, ecosistemas y ciclos naturales dañados.</w:t>
       </w:r>
-    </w:p>
-    <w:p>
-      <w:pPr>
-        <w:pStyle w:val="Prrafodelista"/>
-        <w:ind w:left="1429" w:firstLine="0"/>
-        <w:rPr>
-          <w:lang w:val="es-419" w:eastAsia="es-CO"/>
-        </w:rPr>
-      </w:pPr>
     </w:p>
     <w:p>
       <w:pPr>
@@ -7105,7 +7679,6 @@
           <w:bCs/>
           <w:lang w:eastAsia="es-CO"/>
         </w:rPr>
-        <w:lastRenderedPageBreak/>
         <w:t>Las ventajas percibidas de la producción convencional son:</w:t>
       </w:r>
     </w:p>
@@ -7318,23 +7891,9 @@
     </w:p>
     <w:p>
       <w:pPr>
-        <w:rPr>
-          <w:lang w:eastAsia="es-CO"/>
-        </w:rPr>
-      </w:pPr>
-    </w:p>
-    <w:p>
-      <w:pPr>
-        <w:rPr>
-          <w:lang w:eastAsia="es-CO"/>
-        </w:rPr>
-      </w:pPr>
-    </w:p>
-    <w:p>
-      <w:pPr>
         <w:pStyle w:val="Ttulo1"/>
       </w:pPr>
-      <w:bookmarkStart w:id="6" w:name="_Toc214289236"/>
+      <w:bookmarkStart w:id="6" w:name="_Toc216897478"/>
       <w:r>
         <w:lastRenderedPageBreak/>
         <w:t>Actividad agropecuaria en Colombia y su impacto ambiental</w:t>
@@ -7358,7 +7917,7 @@
       <w:pPr>
         <w:pStyle w:val="Ttulo2"/>
       </w:pPr>
-      <w:bookmarkStart w:id="7" w:name="_Toc214289237"/>
+      <w:bookmarkStart w:id="7" w:name="_Toc216897479"/>
       <w:r>
         <w:t>¿Qué es el impacto ambiental?</w:t>
       </w:r>
@@ -7810,7 +8369,7 @@
       <w:pPr>
         <w:pStyle w:val="Ttulo2"/>
       </w:pPr>
-      <w:bookmarkStart w:id="8" w:name="_Toc214289238"/>
+      <w:bookmarkStart w:id="8" w:name="_Toc216897480"/>
       <w:r>
         <w:lastRenderedPageBreak/>
         <w:t>Normatividad acerca del medio ambiente y el impacto ambiental</w:t>
@@ -7868,23 +8427,7 @@
           <w:bCs/>
           <w:lang w:val="es-419" w:eastAsia="es-CO"/>
         </w:rPr>
-        <w:t xml:space="preserve">Convenio sobre la Diversidad Biológica (CDB) </w:t>
-      </w:r>
-      <w:r>
-        <w:rPr>
-          <w:b/>
-          <w:bCs/>
-          <w:lang w:val="es-419" w:eastAsia="es-CO"/>
-        </w:rPr>
-        <w:t>–</w:t>
-      </w:r>
-      <w:r>
-        <w:rPr>
-          <w:b/>
-          <w:bCs/>
-          <w:lang w:val="es-419" w:eastAsia="es-CO"/>
-        </w:rPr>
-        <w:t xml:space="preserve"> 1992</w:t>
+        <w:t>Convenio sobre la Diversidad Biológica (CDB) – 1992</w:t>
       </w:r>
       <w:r>
         <w:rPr>
@@ -9134,15 +9677,7 @@
           <w:bCs/>
           <w:lang w:val="es-419" w:eastAsia="es-CO"/>
         </w:rPr>
-        <w:t xml:space="preserve">Autoridad ambiental </w:t>
-      </w:r>
-      <w:r>
-        <w:rPr>
-          <w:b/>
-          <w:bCs/>
-          <w:lang w:val="es-419" w:eastAsia="es-CO"/>
-        </w:rPr>
-        <w:t>nacional</w:t>
+        <w:t>Autoridad ambiental nacional</w:t>
       </w:r>
     </w:p>
     <w:p>
@@ -9162,15 +9697,7 @@
           <w:bCs/>
           <w:lang w:eastAsia="es-CO"/>
         </w:rPr>
-        <w:t>Ministerio</w:t>
-      </w:r>
-      <w:r>
-        <w:rPr>
-          <w:b/>
-          <w:bCs/>
-          <w:lang w:eastAsia="es-CO"/>
-        </w:rPr>
-        <w:t xml:space="preserve"> de Ambiente y Desarrollo Sostenible (MADS)</w:t>
+        <w:t>Ministerio de Ambiente y Desarrollo Sostenible (MADS)</w:t>
       </w:r>
       <w:r>
         <w:rPr>
@@ -10373,7 +10900,7 @@
       <w:pPr>
         <w:pStyle w:val="Ttulo2"/>
       </w:pPr>
-      <w:bookmarkStart w:id="9" w:name="_Toc214289239"/>
+      <w:bookmarkStart w:id="9" w:name="_Toc216897481"/>
       <w:r>
         <w:t>Impacto ambiental de la actividad agropecuaria en Colombia, medición del impacto e indicadores ambientales</w:t>
       </w:r>
@@ -12181,7 +12708,7 @@
       <w:pPr>
         <w:pStyle w:val="Ttulo1"/>
       </w:pPr>
-      <w:bookmarkStart w:id="10" w:name="_Toc214289240"/>
+      <w:bookmarkStart w:id="10" w:name="_Toc216897482"/>
       <w:r>
         <w:lastRenderedPageBreak/>
         <w:t>Prácticas agropecuarias sostenibles</w:t>
@@ -12205,7 +12732,7 @@
       <w:pPr>
         <w:pStyle w:val="Ttulo2"/>
       </w:pPr>
-      <w:bookmarkStart w:id="11" w:name="_Toc214289241"/>
+      <w:bookmarkStart w:id="11" w:name="_Toc216897483"/>
       <w:r>
         <w:t>Definición y características</w:t>
       </w:r>
@@ -12551,7 +13078,7 @@
       <w:pPr>
         <w:pStyle w:val="Ttulo2"/>
       </w:pPr>
-      <w:bookmarkStart w:id="12" w:name="_Toc214289242"/>
+      <w:bookmarkStart w:id="12" w:name="_Toc216897484"/>
       <w:r>
         <w:t>Fundamentos de la producción agroecológica</w:t>
       </w:r>
@@ -12619,7 +13146,7 @@
           <w:lang w:eastAsia="es-CO"/>
         </w:rPr>
         <w:drawing>
-          <wp:inline distT="0" distB="0" distL="0" distR="0" wp14:anchorId="6B3AE982" wp14:editId="22E571E2">
+          <wp:inline distT="0" distB="0" distL="0" distR="0" wp14:anchorId="6B3AE982" wp14:editId="20C151CA">
             <wp:extent cx="4572000" cy="2571630"/>
             <wp:effectExtent l="0" t="0" r="0" b="635"/>
             <wp:docPr id="1241082469" name="Imagen 3">
@@ -12726,19 +13253,7 @@
               <w:rPr>
                 <w:bCs/>
               </w:rPr>
-              <w:t>¿</w:t>
-            </w:r>
-            <w:r>
-              <w:rPr>
-                <w:bCs/>
-              </w:rPr>
-              <w:t xml:space="preserve">Qué propone la </w:t>
-            </w:r>
-            <w:r>
-              <w:rPr>
-                <w:bCs/>
-              </w:rPr>
-              <w:t>agroecología?</w:t>
+              <w:t>¿Qué propone la agroecología?</w:t>
             </w:r>
           </w:p>
         </w:tc>
@@ -12764,7 +13279,7 @@
       <w:pPr>
         <w:pStyle w:val="Ttulo2"/>
       </w:pPr>
-      <w:bookmarkStart w:id="13" w:name="_Toc214289243"/>
+      <w:bookmarkStart w:id="13" w:name="_Toc216897485"/>
       <w:r>
         <w:lastRenderedPageBreak/>
         <w:t>¿Que son las condiciones agroecológicas?</w:t>
@@ -13134,7 +13649,7 @@
       <w:pPr>
         <w:pStyle w:val="Ttulo2"/>
       </w:pPr>
-      <w:bookmarkStart w:id="14" w:name="_Toc214289244"/>
+      <w:bookmarkStart w:id="14" w:name="_Toc216897486"/>
       <w:r>
         <w:t>Objetivos de las prácticas agropecuarias sostenibles</w:t>
       </w:r>
@@ -13696,7 +14211,7 @@
       <w:pPr>
         <w:pStyle w:val="Ttulo2"/>
       </w:pPr>
-      <w:bookmarkStart w:id="15" w:name="_Toc214289245"/>
+      <w:bookmarkStart w:id="15" w:name="_Toc216897487"/>
       <w:r>
         <w:lastRenderedPageBreak/>
         <w:t>Clasificación de las prácticas agropecuarias sostenibles</w:t>
@@ -14214,13 +14729,7 @@
         <w:rPr>
           <w:lang w:val="es-419" w:eastAsia="es-CO"/>
         </w:rPr>
-        <w:t>Aplica el agua directamente en la zona radicular.</w:t>
-      </w:r>
-      <w:r>
-        <w:rPr>
-          <w:lang w:val="es-419" w:eastAsia="es-CO"/>
-        </w:rPr>
-        <w:t xml:space="preserve"> </w:t>
+        <w:t xml:space="preserve">Aplica el agua directamente en la zona radicular. </w:t>
       </w:r>
     </w:p>
     <w:p>
@@ -15595,15 +16104,27 @@
         <w:pStyle w:val="Prrafodelista"/>
         <w:ind w:left="1429" w:firstLine="0"/>
         <w:rPr>
-          <w:lang w:eastAsia="es-CO"/>
-        </w:rPr>
-      </w:pPr>
-      <w:r>
-        <w:rPr>
           <w:b/>
           <w:bCs/>
           <w:lang w:eastAsia="es-CO"/>
         </w:rPr>
+      </w:pPr>
+    </w:p>
+    <w:p>
+      <w:pPr>
+        <w:pStyle w:val="Prrafodelista"/>
+        <w:ind w:left="1429" w:firstLine="0"/>
+        <w:rPr>
+          <w:lang w:eastAsia="es-CO"/>
+        </w:rPr>
+      </w:pPr>
+      <w:r>
+        <w:rPr>
+          <w:b/>
+          <w:bCs/>
+          <w:lang w:eastAsia="es-CO"/>
+        </w:rPr>
+        <w:lastRenderedPageBreak/>
         <w:t>Ejemplos de especies empleadas</w:t>
       </w:r>
       <w:r>
@@ -15628,7 +16149,6 @@
         <w:rPr>
           <w:lang w:eastAsia="es-CO"/>
         </w:rPr>
-        <w:lastRenderedPageBreak/>
         <w:t xml:space="preserve">Árboles forrajeros: leucaena </w:t>
       </w:r>
       <w:r>
@@ -16308,23 +16828,7 @@
           <w:bCs/>
           <w:lang w:eastAsia="es-CO"/>
         </w:rPr>
-        <w:t xml:space="preserve">Integración agricultura </w:t>
-      </w:r>
-      <w:r>
-        <w:rPr>
-          <w:b/>
-          <w:bCs/>
-          <w:lang w:eastAsia="es-CO"/>
-        </w:rPr>
-        <w:t>–</w:t>
-      </w:r>
-      <w:r>
-        <w:rPr>
-          <w:b/>
-          <w:bCs/>
-          <w:lang w:eastAsia="es-CO"/>
-        </w:rPr>
-        <w:t xml:space="preserve"> ganadería</w:t>
+        <w:t>Integración agricultura – ganadería</w:t>
       </w:r>
       <w:r>
         <w:rPr>
@@ -16858,10 +17362,25 @@
           <w:lang w:eastAsia="es-CO"/>
         </w:rPr>
       </w:pPr>
-      <w:r>
-        <w:rPr>
-          <w:lang w:eastAsia="es-CO"/>
-        </w:rPr>
+    </w:p>
+    <w:p>
+      <w:pPr>
+        <w:rPr>
+          <w:lang w:eastAsia="es-CO"/>
+        </w:rPr>
+      </w:pPr>
+    </w:p>
+    <w:p>
+      <w:pPr>
+        <w:rPr>
+          <w:lang w:eastAsia="es-CO"/>
+        </w:rPr>
+      </w:pPr>
+      <w:r>
+        <w:rPr>
+          <w:lang w:eastAsia="es-CO"/>
+        </w:rPr>
+        <w:lastRenderedPageBreak/>
         <w:t>Los principales componentes del manejo ecológico son:</w:t>
       </w:r>
     </w:p>
@@ -16882,7 +17401,6 @@
           <w:bCs/>
           <w:lang w:eastAsia="es-CO"/>
         </w:rPr>
-        <w:lastRenderedPageBreak/>
         <w:t>Prevención y monitoreo</w:t>
       </w:r>
       <w:r>
@@ -17586,6 +18104,261 @@
       </w:pPr>
       <w:r>
         <w:rPr>
+          <w:lang w:val="es-MX" w:eastAsia="es-CO"/>
+        </w:rPr>
+        <w:t>La </w:t>
+      </w:r>
+      <w:r>
+        <w:rPr>
+          <w:b/>
+          <w:bCs/>
+          <w:lang w:val="es-MX" w:eastAsia="es-CO"/>
+        </w:rPr>
+        <w:t>economía circular</w:t>
+      </w:r>
+      <w:r>
+        <w:rPr>
+          <w:lang w:val="es-MX" w:eastAsia="es-CO"/>
+        </w:rPr>
+        <w:t> y el </w:t>
+      </w:r>
+      <w:r>
+        <w:rPr>
+          <w:b/>
+          <w:bCs/>
+          <w:lang w:val="es-MX" w:eastAsia="es-CO"/>
+        </w:rPr>
+        <w:t>reciclaje</w:t>
+      </w:r>
+      <w:r>
+        <w:rPr>
+          <w:lang w:val="es-MX" w:eastAsia="es-CO"/>
+        </w:rPr>
+        <w:t> se entienden de manera diferente cuando se aplican dentro de la </w:t>
+      </w:r>
+      <w:r>
+        <w:rPr>
+          <w:b/>
+          <w:bCs/>
+          <w:lang w:val="es-MX" w:eastAsia="es-CO"/>
+        </w:rPr>
+        <w:t>economía campesina</w:t>
+      </w:r>
+      <w:r>
+        <w:rPr>
+          <w:lang w:val="es-MX" w:eastAsia="es-CO"/>
+        </w:rPr>
+        <w:t>, ya que muchas de estas prácticas han estado presentes desde tiempos ancestrales, aunque no se hayan nombrado de esa forma. </w:t>
+      </w:r>
+    </w:p>
+    <w:p>
+      <w:pPr>
+        <w:rPr>
+          <w:lang w:eastAsia="es-CO"/>
+        </w:rPr>
+      </w:pPr>
+      <w:r>
+        <w:rPr>
+          <w:lang w:val="es-MX" w:eastAsia="es-CO"/>
+        </w:rPr>
+        <w:t>Por ejemplo, el uso de </w:t>
+      </w:r>
+      <w:r>
+        <w:rPr>
+          <w:b/>
+          <w:bCs/>
+          <w:lang w:val="es-MX" w:eastAsia="es-CO"/>
+        </w:rPr>
+        <w:t>estiércoles como abono</w:t>
+      </w:r>
+      <w:r>
+        <w:rPr>
+          <w:lang w:val="es-MX" w:eastAsia="es-CO"/>
+        </w:rPr>
+        <w:t>, la </w:t>
+      </w:r>
+      <w:r>
+        <w:rPr>
+          <w:b/>
+          <w:bCs/>
+          <w:lang w:val="es-MX" w:eastAsia="es-CO"/>
+        </w:rPr>
+        <w:t>boñiga seca para alimentar estufas</w:t>
+      </w:r>
+      <w:r>
+        <w:rPr>
+          <w:lang w:val="es-MX" w:eastAsia="es-CO"/>
+        </w:rPr>
+        <w:t> y la </w:t>
+      </w:r>
+      <w:r>
+        <w:rPr>
+          <w:b/>
+          <w:bCs/>
+          <w:lang w:val="es-MX" w:eastAsia="es-CO"/>
+        </w:rPr>
+        <w:t>utilización de semillas y otros materiales en la elaboración de artesanías</w:t>
+      </w:r>
+      <w:r>
+        <w:rPr>
+          <w:lang w:val="es-MX" w:eastAsia="es-CO"/>
+        </w:rPr>
+        <w:t> son expresiones concretas de una lógica de aprovechamiento y reutilización de recursos.</w:t>
+      </w:r>
+    </w:p>
+    <w:p>
+      <w:pPr>
+        <w:rPr>
+          <w:lang w:eastAsia="es-CO"/>
+        </w:rPr>
+      </w:pPr>
+      <w:r>
+        <w:rPr>
+          <w:lang w:val="es-MX" w:eastAsia="es-CO"/>
+        </w:rPr>
+        <w:t>Sin embargo, con la incorporación de materiales provenientes de la era industrial y tecnológica, como </w:t>
+      </w:r>
+      <w:r>
+        <w:rPr>
+          <w:b/>
+          <w:bCs/>
+          <w:lang w:val="es-MX" w:eastAsia="es-CO"/>
+        </w:rPr>
+        <w:t>plásticos</w:t>
+      </w:r>
+      <w:r>
+        <w:rPr>
+          <w:lang w:val="es-MX" w:eastAsia="es-CO"/>
+        </w:rPr>
+        <w:t>, </w:t>
+      </w:r>
+      <w:r>
+        <w:rPr>
+          <w:b/>
+          <w:bCs/>
+          <w:lang w:val="es-MX" w:eastAsia="es-CO"/>
+        </w:rPr>
+        <w:t>pilas</w:t>
+      </w:r>
+      <w:r>
+        <w:rPr>
+          <w:lang w:val="es-MX" w:eastAsia="es-CO"/>
+        </w:rPr>
+        <w:t> o </w:t>
+      </w:r>
+      <w:r>
+        <w:rPr>
+          <w:b/>
+          <w:bCs/>
+          <w:lang w:val="es-MX" w:eastAsia="es-CO"/>
+        </w:rPr>
+        <w:t>celulares</w:t>
+      </w:r>
+      <w:r>
+        <w:rPr>
+          <w:lang w:val="es-MX" w:eastAsia="es-CO"/>
+        </w:rPr>
+        <w:t>, que son altamente contaminantes, las comunidades campesinas enfrentan nuevos desafíos. Esto requiere </w:t>
+      </w:r>
+      <w:r>
+        <w:rPr>
+          <w:b/>
+          <w:bCs/>
+          <w:lang w:val="es-MX" w:eastAsia="es-CO"/>
+        </w:rPr>
+        <w:t xml:space="preserve">ajustar ciertas </w:t>
+      </w:r>
+      <w:r>
+        <w:rPr>
+          <w:b/>
+          <w:bCs/>
+          <w:lang w:val="es-MX" w:eastAsia="es-CO"/>
+        </w:rPr>
+        <w:lastRenderedPageBreak/>
+        <w:t>prácticas</w:t>
+      </w:r>
+      <w:r>
+        <w:rPr>
+          <w:lang w:val="es-MX" w:eastAsia="es-CO"/>
+        </w:rPr>
+        <w:t>, </w:t>
+      </w:r>
+      <w:r>
+        <w:rPr>
+          <w:b/>
+          <w:bCs/>
+          <w:lang w:val="es-MX" w:eastAsia="es-CO"/>
+        </w:rPr>
+        <w:t>recuperar saberes ancestrales</w:t>
+      </w:r>
+      <w:r>
+        <w:rPr>
+          <w:lang w:val="es-MX" w:eastAsia="es-CO"/>
+        </w:rPr>
+        <w:t> y </w:t>
+      </w:r>
+      <w:r>
+        <w:rPr>
+          <w:b/>
+          <w:bCs/>
+          <w:lang w:val="es-MX" w:eastAsia="es-CO"/>
+        </w:rPr>
+        <w:t>adoptar métodos actuales</w:t>
+      </w:r>
+      <w:r>
+        <w:rPr>
+          <w:lang w:val="es-MX" w:eastAsia="es-CO"/>
+        </w:rPr>
+        <w:t> que sean respetuosos con el medioambiente, siguiendo los principios de </w:t>
+      </w:r>
+      <w:r>
+        <w:rPr>
+          <w:b/>
+          <w:bCs/>
+          <w:lang w:val="es-MX" w:eastAsia="es-CO"/>
+        </w:rPr>
+        <w:t>reducir, reutilizar y reciclar</w:t>
+      </w:r>
+      <w:r>
+        <w:rPr>
+          <w:lang w:val="es-MX" w:eastAsia="es-CO"/>
+        </w:rPr>
+        <w:t>.</w:t>
+      </w:r>
+      <w:r>
+        <w:rPr>
+          <w:lang w:eastAsia="es-CO"/>
+        </w:rPr>
+        <w:t> </w:t>
+      </w:r>
+    </w:p>
+    <w:p>
+      <w:pPr>
+        <w:rPr>
+          <w:lang w:eastAsia="es-CO"/>
+        </w:rPr>
+      </w:pPr>
+      <w:r>
+        <w:rPr>
+          <w:lang w:val="es-MX" w:eastAsia="es-CO"/>
+        </w:rPr>
+        <w:t>Estas acciones permiten mantener la esencia de la economía campesina, fortaleciendo su relación con la naturaleza y adaptándola a los retos del mundo contemporáneo.</w:t>
+      </w:r>
+      <w:r>
+        <w:rPr>
+          <w:lang w:eastAsia="es-CO"/>
+        </w:rPr>
+        <w:t> </w:t>
+      </w:r>
+    </w:p>
+    <w:p>
+      <w:pPr>
+        <w:rPr>
+          <w:lang w:eastAsia="es-CO"/>
+        </w:rPr>
+      </w:pPr>
+      <w:r>
+        <w:rPr>
           <w:lang w:eastAsia="es-CO"/>
         </w:rPr>
         <w:t>En la búsqueda de sistemas productivos más sostenibles, la economía circular y el reciclaje emergen como prácticas clave para reducir residuos, aprovechar mejor los recursos disponibles y optimizar la eficiencia en el sector agropecuario. Aunque están estrechamente relacionadas, no significan lo mismo, como se explicará a continuación.</w:t>
@@ -17627,7 +18400,6 @@
         <w:rPr>
           <w:lang w:val="es-419" w:eastAsia="es-CO"/>
         </w:rPr>
-        <w:lastRenderedPageBreak/>
         <w:t>Diseñar productos duraderos, fáciles de reparar y reciclar.</w:t>
       </w:r>
     </w:p>
@@ -17695,6 +18467,7 @@
         <w:rPr>
           <w:lang w:eastAsia="es-CO"/>
         </w:rPr>
+        <w:lastRenderedPageBreak/>
         <w:t>El objetivo es construir un sistema más sostenible, donde los recursos se mantengan en uso el mayor tiempo posible, generando eficiencia, ahorro y menor impacto ambiental.</w:t>
       </w:r>
     </w:p>
@@ -17928,27 +18701,27 @@
           <w:bCs/>
           <w:lang w:val="es-419" w:eastAsia="es-CO"/>
         </w:rPr>
+        <w:t>Energías renovables</w:t>
+      </w:r>
+      <w:r>
+        <w:rPr>
+          <w:lang w:val="es-419" w:eastAsia="es-CO"/>
+        </w:rPr>
+        <w:t xml:space="preserve">. </w:t>
+      </w:r>
+      <w:r>
+        <w:rPr>
+          <w:lang w:eastAsia="es-CO"/>
+        </w:rPr>
+        <w:t>Uso de tecnologías limpias como paneles solares y biodigestores en el entorno rural.</w:t>
+      </w:r>
+    </w:p>
+    <w:p>
+      <w:pPr>
+        <w:pStyle w:val="Ttulo3"/>
+      </w:pPr>
+      <w:r>
         <w:lastRenderedPageBreak/>
-        <w:t>Energías renovables</w:t>
-      </w:r>
-      <w:r>
-        <w:rPr>
-          <w:lang w:val="es-419" w:eastAsia="es-CO"/>
-        </w:rPr>
-        <w:t xml:space="preserve">. </w:t>
-      </w:r>
-      <w:r>
-        <w:rPr>
-          <w:lang w:eastAsia="es-CO"/>
-        </w:rPr>
-        <w:t>Uso de tecnologías limpias como paneles solares y biodigestores en el entorno rural.</w:t>
-      </w:r>
-    </w:p>
-    <w:p>
-      <w:pPr>
-        <w:pStyle w:val="Ttulo3"/>
-      </w:pPr>
-      <w:r>
         <w:t>Beneficios de la economía circular para el productor agropecuario</w:t>
       </w:r>
     </w:p>
@@ -18073,13 +18846,6 @@
     </w:p>
     <w:p>
       <w:pPr>
-        <w:rPr>
-          <w:lang w:val="es-419" w:eastAsia="es-CO"/>
-        </w:rPr>
-      </w:pPr>
-    </w:p>
-    <w:p>
-      <w:pPr>
         <w:pStyle w:val="Tabla"/>
         <w:rPr>
           <w:lang w:eastAsia="es-CO"/>
@@ -18089,7 +18855,6 @@
         <w:rPr>
           <w:lang w:eastAsia="es-CO"/>
         </w:rPr>
-        <w:lastRenderedPageBreak/>
         <w:t>Comparación entre economía circular y reciclaje</w:t>
       </w:r>
     </w:p>
@@ -18106,7 +18871,9 @@
       <w:tr>
         <w:trPr>
           <w:cnfStyle w:val="100000000000" w:firstRow="1" w:lastRow="0" w:firstColumn="0" w:lastColumn="0" w:oddVBand="0" w:evenVBand="0" w:oddHBand="0" w:evenHBand="0" w:firstRowFirstColumn="0" w:firstRowLastColumn="0" w:lastRowFirstColumn="0" w:lastRowLastColumn="0"/>
+          <w:cantSplit/>
           <w:trHeight w:val="70"/>
+          <w:tblHeader/>
         </w:trPr>
         <w:tc>
           <w:tcPr>
@@ -18114,7 +18881,7 @@
           </w:tcPr>
           <w:p>
             <w:pPr>
-              <w:ind w:firstLine="0"/>
+              <w:pStyle w:val="Tablas"/>
               <w:jc w:val="center"/>
               <w:rPr>
                 <w:lang w:val="es-419" w:eastAsia="es-CO"/>
@@ -18131,7 +18898,7 @@
           </w:tcPr>
           <w:p>
             <w:pPr>
-              <w:ind w:firstLine="0"/>
+              <w:pStyle w:val="Tablas"/>
               <w:jc w:val="center"/>
               <w:rPr>
                 <w:lang w:val="es-419" w:eastAsia="es-CO"/>
@@ -18193,6 +18960,7 @@
               </w:rPr>
             </w:pPr>
             <w:r>
+              <w:lastRenderedPageBreak/>
               <w:t>Incluye rediseño, reutilización, reducción y reciclaje.</w:t>
             </w:r>
           </w:p>
@@ -18383,7 +19151,6 @@
           <w:bCs/>
           <w:lang w:eastAsia="es-CO"/>
         </w:rPr>
-        <w:lastRenderedPageBreak/>
         <w:t>Participación colectiva</w:t>
       </w:r>
       <w:r>
@@ -18416,6 +19183,7 @@
           <w:bCs/>
           <w:lang w:eastAsia="es-CO"/>
         </w:rPr>
+        <w:lastRenderedPageBreak/>
         <w:t>Trabajo digno</w:t>
       </w:r>
       <w:r>
@@ -18583,27 +19351,20 @@
           <w:lang w:eastAsia="es-CO"/>
         </w:rPr>
       </w:pPr>
-    </w:p>
-    <w:p>
-      <w:pPr>
-        <w:rPr>
-          <w:lang w:eastAsia="es-CO"/>
-        </w:rPr>
-      </w:pPr>
-      <w:r>
-        <w:rPr>
-          <w:lang w:eastAsia="es-CO"/>
-        </w:rPr>
+      <w:r>
+        <w:rPr>
+          <w:lang w:eastAsia="es-CO"/>
+        </w:rPr>
+        <w:t>Y que fortalezca el bienestar, la equidad y la cultura en las comunidades rurales.</w:t>
+      </w:r>
+    </w:p>
+    <w:p>
+      <w:pPr>
+        <w:pStyle w:val="Ttulo2"/>
+      </w:pPr>
+      <w:bookmarkStart w:id="16" w:name="_Toc216897488"/>
+      <w:r>
         <w:lastRenderedPageBreak/>
-        <w:t>Y que fortalezca el bienestar, la equidad y la cultura en las comunidades rurales.</w:t>
-      </w:r>
-    </w:p>
-    <w:p>
-      <w:pPr>
-        <w:pStyle w:val="Ttulo2"/>
-      </w:pPr>
-      <w:bookmarkStart w:id="16" w:name="_Toc214289246"/>
-      <w:r>
         <w:t>Alternativas de producción sustentable para el sector rural</w:t>
       </w:r>
       <w:bookmarkEnd w:id="16"/>
@@ -18869,19 +19630,7 @@
         <w:rPr>
           <w:lang w:eastAsia="es-CO"/>
         </w:rPr>
-        <w:t xml:space="preserve">Recursos biológicos con alto potencial productivo, medicinal, ecológico o nutricional aún poco aprovechados. Ejemplos vegetales: moringa, quinua. </w:t>
-      </w:r>
-      <w:r>
-        <w:rPr>
-          <w:lang w:eastAsia="es-CO"/>
-        </w:rPr>
-        <w:t>Ejemplos pecuarios</w:t>
-      </w:r>
-      <w:r>
-        <w:rPr>
-          <w:lang w:eastAsia="es-CO"/>
-        </w:rPr>
-        <w:t>: cuy, peces nativos amazónicos.</w:t>
+        <w:t>Recursos biológicos con alto potencial productivo, medicinal, ecológico o nutricional aún poco aprovechados. Ejemplos vegetales: moringa, quinua. Ejemplos pecuarios: cuy, peces nativos amazónicos.</w:t>
       </w:r>
     </w:p>
     <w:p>
@@ -19055,7 +19804,7 @@
       <w:pPr>
         <w:pStyle w:val="Ttulo2"/>
       </w:pPr>
-      <w:bookmarkStart w:id="17" w:name="_Toc214289247"/>
+      <w:bookmarkStart w:id="17" w:name="_Toc216897489"/>
       <w:r>
         <w:t>Regulaciones frente al uso de semillas y material genético</w:t>
       </w:r>
@@ -19524,7 +20273,7 @@
       <w:pPr>
         <w:pStyle w:val="Ttulo2"/>
       </w:pPr>
-      <w:bookmarkStart w:id="18" w:name="_Toc214289248"/>
+      <w:bookmarkStart w:id="18" w:name="_Toc216897490"/>
       <w:r>
         <w:lastRenderedPageBreak/>
         <w:t>La biopiratería y sus riesgos para las comunidades campesinas y la soberanía alimentaria</w:t>
@@ -19913,13 +20662,7 @@
         <w:rPr>
           <w:lang w:eastAsia="es-CO"/>
         </w:rPr>
-        <w:t>La biodiversidad</w:t>
-      </w:r>
-      <w:r>
-        <w:rPr>
-          <w:lang w:eastAsia="es-CO"/>
-        </w:rPr>
-        <w:t>.</w:t>
+        <w:t>La biodiversidad.</w:t>
       </w:r>
     </w:p>
     <w:p>
@@ -19937,13 +20680,7 @@
         <w:rPr>
           <w:lang w:eastAsia="es-CO"/>
         </w:rPr>
-        <w:t>El conocimiento ancestral</w:t>
-      </w:r>
-      <w:r>
-        <w:rPr>
-          <w:lang w:eastAsia="es-CO"/>
-        </w:rPr>
-        <w:t>.</w:t>
+        <w:t>El conocimiento ancestral.</w:t>
       </w:r>
     </w:p>
     <w:p>
@@ -19961,19 +20698,7 @@
         <w:rPr>
           <w:lang w:eastAsia="es-CO"/>
         </w:rPr>
-        <w:t>L</w:t>
-      </w:r>
-      <w:r>
-        <w:rPr>
-          <w:lang w:eastAsia="es-CO"/>
-        </w:rPr>
-        <w:t>a soberanía alimentaria y cultural de las comunidades rurales</w:t>
-      </w:r>
-      <w:r>
-        <w:rPr>
-          <w:lang w:eastAsia="es-CO"/>
-        </w:rPr>
-        <w:t>.</w:t>
+        <w:t>La soberanía alimentaria y cultural de las comunidades rurales.</w:t>
       </w:r>
     </w:p>
     <w:p>
@@ -20059,7 +20784,7 @@
           <w:lang w:val="es-CO"/>
         </w:rPr>
       </w:pPr>
-      <w:bookmarkStart w:id="19" w:name="_Toc214289249"/>
+      <w:bookmarkStart w:id="19" w:name="_Toc216897491"/>
       <w:r>
         <w:rPr>
           <w:lang w:val="es-CO"/>
@@ -20174,7 +20899,7 @@
           <w:lang w:val="es-CO"/>
         </w:rPr>
       </w:pPr>
-      <w:bookmarkStart w:id="20" w:name="_Toc214289250"/>
+      <w:bookmarkStart w:id="20" w:name="_Toc216897492"/>
       <w:r>
         <w:rPr>
           <w:lang w:val="es-CO"/>
@@ -20890,7 +21615,7 @@
           <w:lang w:val="es-CO"/>
         </w:rPr>
       </w:pPr>
-      <w:bookmarkStart w:id="21" w:name="_Toc214289251"/>
+      <w:bookmarkStart w:id="21" w:name="_Toc216897493"/>
       <w:r>
         <w:rPr>
           <w:lang w:val="es-CO"/>
@@ -21037,7 +21762,7 @@
           <w:lang w:val="es-CO"/>
         </w:rPr>
       </w:pPr>
-      <w:bookmarkStart w:id="22" w:name="_Toc214289252"/>
+      <w:bookmarkStart w:id="22" w:name="_Toc216897494"/>
       <w:r>
         <w:rPr>
           <w:lang w:val="es-CO"/>
@@ -21101,7 +21826,7 @@
           <w:lang w:val="es-CO"/>
         </w:rPr>
       </w:pPr>
-      <w:bookmarkStart w:id="23" w:name="_Toc214289253"/>
+      <w:bookmarkStart w:id="23" w:name="_Toc216897495"/>
       <w:r>
         <w:rPr>
           <w:lang w:val="es-CO"/>
@@ -22135,7 +22860,7 @@
         <w:lang w:eastAsia="es-CO"/>
       </w:rPr>
       <w:drawing>
-        <wp:anchor distT="0" distB="0" distL="114300" distR="114300" simplePos="0" relativeHeight="251659264" behindDoc="0" locked="0" layoutInCell="1" allowOverlap="1" wp14:anchorId="7C04AEC5" wp14:editId="36DB0613">
+        <wp:anchor distT="0" distB="0" distL="114300" distR="114300" simplePos="0" relativeHeight="251659264" behindDoc="0" locked="0" layoutInCell="1" allowOverlap="1" wp14:anchorId="7C04AEC5" wp14:editId="4DA1FB26">
           <wp:simplePos x="0" y="0"/>
           <wp:positionH relativeFrom="margin">
             <wp:posOffset>6201104</wp:posOffset>
@@ -22721,6 +23446,119 @@
     </w:lvl>
   </w:abstractNum>
   <w:abstractNum w:abstractNumId="5" w15:restartNumberingAfterBreak="0">
+    <w:nsid w:val="01B63FD6"/>
+    <w:multiLevelType w:val="hybridMultilevel"/>
+    <w:tmpl w:val="84C63C90"/>
+    <w:lvl w:ilvl="0" w:tplc="240A0001">
+      <w:start w:val="1"/>
+      <w:numFmt w:val="bullet"/>
+      <w:lvlText w:val=""/>
+      <w:lvlJc w:val="left"/>
+      <w:pPr>
+        <w:ind w:left="1429" w:hanging="360"/>
+      </w:pPr>
+      <w:rPr>
+        <w:rFonts w:ascii="Symbol" w:hAnsi="Symbol" w:hint="default"/>
+      </w:rPr>
+    </w:lvl>
+    <w:lvl w:ilvl="1" w:tplc="240A0003" w:tentative="1">
+      <w:start w:val="1"/>
+      <w:numFmt w:val="bullet"/>
+      <w:lvlText w:val="o"/>
+      <w:lvlJc w:val="left"/>
+      <w:pPr>
+        <w:ind w:left="2149" w:hanging="360"/>
+      </w:pPr>
+      <w:rPr>
+        <w:rFonts w:ascii="Courier New" w:hAnsi="Courier New" w:cs="Courier New" w:hint="default"/>
+      </w:rPr>
+    </w:lvl>
+    <w:lvl w:ilvl="2" w:tplc="240A0005" w:tentative="1">
+      <w:start w:val="1"/>
+      <w:numFmt w:val="bullet"/>
+      <w:lvlText w:val=""/>
+      <w:lvlJc w:val="left"/>
+      <w:pPr>
+        <w:ind w:left="2869" w:hanging="360"/>
+      </w:pPr>
+      <w:rPr>
+        <w:rFonts w:ascii="Wingdings" w:hAnsi="Wingdings" w:hint="default"/>
+      </w:rPr>
+    </w:lvl>
+    <w:lvl w:ilvl="3" w:tplc="240A0001" w:tentative="1">
+      <w:start w:val="1"/>
+      <w:numFmt w:val="bullet"/>
+      <w:lvlText w:val=""/>
+      <w:lvlJc w:val="left"/>
+      <w:pPr>
+        <w:ind w:left="3589" w:hanging="360"/>
+      </w:pPr>
+      <w:rPr>
+        <w:rFonts w:ascii="Symbol" w:hAnsi="Symbol" w:hint="default"/>
+      </w:rPr>
+    </w:lvl>
+    <w:lvl w:ilvl="4" w:tplc="240A0003" w:tentative="1">
+      <w:start w:val="1"/>
+      <w:numFmt w:val="bullet"/>
+      <w:lvlText w:val="o"/>
+      <w:lvlJc w:val="left"/>
+      <w:pPr>
+        <w:ind w:left="4309" w:hanging="360"/>
+      </w:pPr>
+      <w:rPr>
+        <w:rFonts w:ascii="Courier New" w:hAnsi="Courier New" w:cs="Courier New" w:hint="default"/>
+      </w:rPr>
+    </w:lvl>
+    <w:lvl w:ilvl="5" w:tplc="240A0005" w:tentative="1">
+      <w:start w:val="1"/>
+      <w:numFmt w:val="bullet"/>
+      <w:lvlText w:val=""/>
+      <w:lvlJc w:val="left"/>
+      <w:pPr>
+        <w:ind w:left="5029" w:hanging="360"/>
+      </w:pPr>
+      <w:rPr>
+        <w:rFonts w:ascii="Wingdings" w:hAnsi="Wingdings" w:hint="default"/>
+      </w:rPr>
+    </w:lvl>
+    <w:lvl w:ilvl="6" w:tplc="240A0001" w:tentative="1">
+      <w:start w:val="1"/>
+      <w:numFmt w:val="bullet"/>
+      <w:lvlText w:val=""/>
+      <w:lvlJc w:val="left"/>
+      <w:pPr>
+        <w:ind w:left="5749" w:hanging="360"/>
+      </w:pPr>
+      <w:rPr>
+        <w:rFonts w:ascii="Symbol" w:hAnsi="Symbol" w:hint="default"/>
+      </w:rPr>
+    </w:lvl>
+    <w:lvl w:ilvl="7" w:tplc="240A0003" w:tentative="1">
+      <w:start w:val="1"/>
+      <w:numFmt w:val="bullet"/>
+      <w:lvlText w:val="o"/>
+      <w:lvlJc w:val="left"/>
+      <w:pPr>
+        <w:ind w:left="6469" w:hanging="360"/>
+      </w:pPr>
+      <w:rPr>
+        <w:rFonts w:ascii="Courier New" w:hAnsi="Courier New" w:cs="Courier New" w:hint="default"/>
+      </w:rPr>
+    </w:lvl>
+    <w:lvl w:ilvl="8" w:tplc="240A0005" w:tentative="1">
+      <w:start w:val="1"/>
+      <w:numFmt w:val="bullet"/>
+      <w:lvlText w:val=""/>
+      <w:lvlJc w:val="left"/>
+      <w:pPr>
+        <w:ind w:left="7189" w:hanging="360"/>
+      </w:pPr>
+      <w:rPr>
+        <w:rFonts w:ascii="Wingdings" w:hAnsi="Wingdings" w:hint="default"/>
+      </w:rPr>
+    </w:lvl>
+  </w:abstractNum>
+  <w:abstractNum w:abstractNumId="6" w15:restartNumberingAfterBreak="0">
     <w:nsid w:val="022A31CB"/>
     <w:multiLevelType w:val="hybridMultilevel"/>
     <w:tmpl w:val="DA58217A"/>
@@ -22833,7 +23671,7 @@
       </w:rPr>
     </w:lvl>
   </w:abstractNum>
-  <w:abstractNum w:abstractNumId="6" w15:restartNumberingAfterBreak="0">
+  <w:abstractNum w:abstractNumId="7" w15:restartNumberingAfterBreak="0">
     <w:nsid w:val="0390675E"/>
     <w:multiLevelType w:val="hybridMultilevel"/>
     <w:tmpl w:val="92180B80"/>
@@ -22946,7 +23784,7 @@
       </w:rPr>
     </w:lvl>
   </w:abstractNum>
-  <w:abstractNum w:abstractNumId="7" w15:restartNumberingAfterBreak="0">
+  <w:abstractNum w:abstractNumId="8" w15:restartNumberingAfterBreak="0">
     <w:nsid w:val="039100BC"/>
     <w:multiLevelType w:val="hybridMultilevel"/>
     <w:tmpl w:val="D8DACE06"/>
@@ -23059,7 +23897,7 @@
       </w:rPr>
     </w:lvl>
   </w:abstractNum>
-  <w:abstractNum w:abstractNumId="8" w15:restartNumberingAfterBreak="0">
+  <w:abstractNum w:abstractNumId="9" w15:restartNumberingAfterBreak="0">
     <w:nsid w:val="039A58D7"/>
     <w:multiLevelType w:val="hybridMultilevel"/>
     <w:tmpl w:val="EEA86CBC"/>
@@ -23172,7 +24010,7 @@
       </w:rPr>
     </w:lvl>
   </w:abstractNum>
-  <w:abstractNum w:abstractNumId="9" w15:restartNumberingAfterBreak="0">
+  <w:abstractNum w:abstractNumId="10" w15:restartNumberingAfterBreak="0">
     <w:nsid w:val="03E3557E"/>
     <w:multiLevelType w:val="hybridMultilevel"/>
     <w:tmpl w:val="342ABFCA"/>
@@ -23285,7 +24123,7 @@
       </w:rPr>
     </w:lvl>
   </w:abstractNum>
-  <w:abstractNum w:abstractNumId="10" w15:restartNumberingAfterBreak="0">
+  <w:abstractNum w:abstractNumId="11" w15:restartNumberingAfterBreak="0">
     <w:nsid w:val="046017A0"/>
     <w:multiLevelType w:val="hybridMultilevel"/>
     <w:tmpl w:val="30E41B5C"/>
@@ -23398,7 +24236,7 @@
       </w:rPr>
     </w:lvl>
   </w:abstractNum>
-  <w:abstractNum w:abstractNumId="11" w15:restartNumberingAfterBreak="0">
+  <w:abstractNum w:abstractNumId="12" w15:restartNumberingAfterBreak="0">
     <w:nsid w:val="0473572E"/>
     <w:multiLevelType w:val="hybridMultilevel"/>
     <w:tmpl w:val="840E996A"/>
@@ -23511,7 +24349,7 @@
       </w:rPr>
     </w:lvl>
   </w:abstractNum>
-  <w:abstractNum w:abstractNumId="12" w15:restartNumberingAfterBreak="0">
+  <w:abstractNum w:abstractNumId="13" w15:restartNumberingAfterBreak="0">
     <w:nsid w:val="04753DD5"/>
     <w:multiLevelType w:val="hybridMultilevel"/>
     <w:tmpl w:val="B91AAB0A"/>
@@ -23624,7 +24462,7 @@
       </w:rPr>
     </w:lvl>
   </w:abstractNum>
-  <w:abstractNum w:abstractNumId="13" w15:restartNumberingAfterBreak="0">
+  <w:abstractNum w:abstractNumId="14" w15:restartNumberingAfterBreak="0">
     <w:nsid w:val="04DB7704"/>
     <w:multiLevelType w:val="hybridMultilevel"/>
     <w:tmpl w:val="63C4E7C2"/>
@@ -23737,7 +24575,7 @@
       </w:rPr>
     </w:lvl>
   </w:abstractNum>
-  <w:abstractNum w:abstractNumId="14" w15:restartNumberingAfterBreak="0">
+  <w:abstractNum w:abstractNumId="15" w15:restartNumberingAfterBreak="0">
     <w:nsid w:val="05FA6F0E"/>
     <w:multiLevelType w:val="hybridMultilevel"/>
     <w:tmpl w:val="88FA4C66"/>
@@ -23850,7 +24688,7 @@
       </w:rPr>
     </w:lvl>
   </w:abstractNum>
-  <w:abstractNum w:abstractNumId="15" w15:restartNumberingAfterBreak="0">
+  <w:abstractNum w:abstractNumId="16" w15:restartNumberingAfterBreak="0">
     <w:nsid w:val="066B6ED2"/>
     <w:multiLevelType w:val="hybridMultilevel"/>
     <w:tmpl w:val="7AE28E80"/>
@@ -23963,7 +24801,7 @@
       </w:rPr>
     </w:lvl>
   </w:abstractNum>
-  <w:abstractNum w:abstractNumId="16" w15:restartNumberingAfterBreak="0">
+  <w:abstractNum w:abstractNumId="17" w15:restartNumberingAfterBreak="0">
     <w:nsid w:val="067030B8"/>
     <w:multiLevelType w:val="hybridMultilevel"/>
     <w:tmpl w:val="6242F778"/>
@@ -24076,7 +24914,7 @@
       </w:rPr>
     </w:lvl>
   </w:abstractNum>
-  <w:abstractNum w:abstractNumId="17" w15:restartNumberingAfterBreak="0">
+  <w:abstractNum w:abstractNumId="18" w15:restartNumberingAfterBreak="0">
     <w:nsid w:val="068D04DC"/>
     <w:multiLevelType w:val="hybridMultilevel"/>
     <w:tmpl w:val="458437FC"/>
@@ -24189,7 +25027,7 @@
       </w:rPr>
     </w:lvl>
   </w:abstractNum>
-  <w:abstractNum w:abstractNumId="18" w15:restartNumberingAfterBreak="0">
+  <w:abstractNum w:abstractNumId="19" w15:restartNumberingAfterBreak="0">
     <w:nsid w:val="06B7468D"/>
     <w:multiLevelType w:val="multilevel"/>
     <w:tmpl w:val="B37C2D7C"/>
@@ -24302,7 +25140,7 @@
       </w:pPr>
     </w:lvl>
   </w:abstractNum>
-  <w:abstractNum w:abstractNumId="19" w15:restartNumberingAfterBreak="0">
+  <w:abstractNum w:abstractNumId="20" w15:restartNumberingAfterBreak="0">
     <w:nsid w:val="07D767AA"/>
     <w:multiLevelType w:val="hybridMultilevel"/>
     <w:tmpl w:val="4176DCCC"/>
@@ -24415,7 +25253,7 @@
       </w:rPr>
     </w:lvl>
   </w:abstractNum>
-  <w:abstractNum w:abstractNumId="20" w15:restartNumberingAfterBreak="0">
+  <w:abstractNum w:abstractNumId="21" w15:restartNumberingAfterBreak="0">
     <w:nsid w:val="07EF0BBE"/>
     <w:multiLevelType w:val="hybridMultilevel"/>
     <w:tmpl w:val="197298BC"/>
@@ -24528,7 +25366,7 @@
       </w:rPr>
     </w:lvl>
   </w:abstractNum>
-  <w:abstractNum w:abstractNumId="21" w15:restartNumberingAfterBreak="0">
+  <w:abstractNum w:abstractNumId="22" w15:restartNumberingAfterBreak="0">
     <w:nsid w:val="085E3193"/>
     <w:multiLevelType w:val="hybridMultilevel"/>
     <w:tmpl w:val="0848F93A"/>
@@ -24641,7 +25479,7 @@
       </w:rPr>
     </w:lvl>
   </w:abstractNum>
-  <w:abstractNum w:abstractNumId="22" w15:restartNumberingAfterBreak="0">
+  <w:abstractNum w:abstractNumId="23" w15:restartNumberingAfterBreak="0">
     <w:nsid w:val="088036C3"/>
     <w:multiLevelType w:val="hybridMultilevel"/>
     <w:tmpl w:val="738EB35A"/>
@@ -24754,7 +25592,7 @@
       </w:rPr>
     </w:lvl>
   </w:abstractNum>
-  <w:abstractNum w:abstractNumId="23" w15:restartNumberingAfterBreak="0">
+  <w:abstractNum w:abstractNumId="24" w15:restartNumberingAfterBreak="0">
     <w:nsid w:val="09763323"/>
     <w:multiLevelType w:val="hybridMultilevel"/>
     <w:tmpl w:val="27487988"/>
@@ -24867,7 +25705,7 @@
       </w:rPr>
     </w:lvl>
   </w:abstractNum>
-  <w:abstractNum w:abstractNumId="24" w15:restartNumberingAfterBreak="0">
+  <w:abstractNum w:abstractNumId="25" w15:restartNumberingAfterBreak="0">
     <w:nsid w:val="09AB1566"/>
     <w:multiLevelType w:val="hybridMultilevel"/>
     <w:tmpl w:val="3DF4340A"/>
@@ -24980,7 +25818,7 @@
       </w:rPr>
     </w:lvl>
   </w:abstractNum>
-  <w:abstractNum w:abstractNumId="25" w15:restartNumberingAfterBreak="0">
+  <w:abstractNum w:abstractNumId="26" w15:restartNumberingAfterBreak="0">
     <w:nsid w:val="09B80A45"/>
     <w:multiLevelType w:val="hybridMultilevel"/>
     <w:tmpl w:val="6C2AFED8"/>
@@ -25093,7 +25931,7 @@
       </w:rPr>
     </w:lvl>
   </w:abstractNum>
-  <w:abstractNum w:abstractNumId="26" w15:restartNumberingAfterBreak="0">
+  <w:abstractNum w:abstractNumId="27" w15:restartNumberingAfterBreak="0">
     <w:nsid w:val="09D43C05"/>
     <w:multiLevelType w:val="hybridMultilevel"/>
     <w:tmpl w:val="B070501E"/>
@@ -25206,7 +26044,7 @@
       </w:rPr>
     </w:lvl>
   </w:abstractNum>
-  <w:abstractNum w:abstractNumId="27" w15:restartNumberingAfterBreak="0">
+  <w:abstractNum w:abstractNumId="28" w15:restartNumberingAfterBreak="0">
     <w:nsid w:val="0A5645C3"/>
     <w:multiLevelType w:val="hybridMultilevel"/>
     <w:tmpl w:val="2B9A1C14"/>
@@ -25319,7 +26157,7 @@
       </w:rPr>
     </w:lvl>
   </w:abstractNum>
-  <w:abstractNum w:abstractNumId="28" w15:restartNumberingAfterBreak="0">
+  <w:abstractNum w:abstractNumId="29" w15:restartNumberingAfterBreak="0">
     <w:nsid w:val="0A5C282F"/>
     <w:multiLevelType w:val="hybridMultilevel"/>
     <w:tmpl w:val="7EDC66B0"/>
@@ -25432,7 +26270,7 @@
       </w:rPr>
     </w:lvl>
   </w:abstractNum>
-  <w:abstractNum w:abstractNumId="29" w15:restartNumberingAfterBreak="0">
+  <w:abstractNum w:abstractNumId="30" w15:restartNumberingAfterBreak="0">
     <w:nsid w:val="0A82576D"/>
     <w:multiLevelType w:val="hybridMultilevel"/>
     <w:tmpl w:val="8700986E"/>
@@ -25545,7 +26383,7 @@
       </w:rPr>
     </w:lvl>
   </w:abstractNum>
-  <w:abstractNum w:abstractNumId="30" w15:restartNumberingAfterBreak="0">
+  <w:abstractNum w:abstractNumId="31" w15:restartNumberingAfterBreak="0">
     <w:nsid w:val="0AB45F91"/>
     <w:multiLevelType w:val="hybridMultilevel"/>
     <w:tmpl w:val="9EDE568C"/>
@@ -25635,7 +26473,7 @@
       </w:pPr>
     </w:lvl>
   </w:abstractNum>
-  <w:abstractNum w:abstractNumId="31" w15:restartNumberingAfterBreak="0">
+  <w:abstractNum w:abstractNumId="32" w15:restartNumberingAfterBreak="0">
     <w:nsid w:val="0B444E8C"/>
     <w:multiLevelType w:val="hybridMultilevel"/>
     <w:tmpl w:val="30B27324"/>
@@ -25748,7 +26586,7 @@
       </w:rPr>
     </w:lvl>
   </w:abstractNum>
-  <w:abstractNum w:abstractNumId="32" w15:restartNumberingAfterBreak="0">
+  <w:abstractNum w:abstractNumId="33" w15:restartNumberingAfterBreak="0">
     <w:nsid w:val="0CB52185"/>
     <w:multiLevelType w:val="hybridMultilevel"/>
     <w:tmpl w:val="576A15A0"/>
@@ -25861,7 +26699,7 @@
       </w:rPr>
     </w:lvl>
   </w:abstractNum>
-  <w:abstractNum w:abstractNumId="33" w15:restartNumberingAfterBreak="0">
+  <w:abstractNum w:abstractNumId="34" w15:restartNumberingAfterBreak="0">
     <w:nsid w:val="0CCD4C55"/>
     <w:multiLevelType w:val="hybridMultilevel"/>
     <w:tmpl w:val="1B5AA74E"/>
@@ -25974,7 +26812,7 @@
       </w:rPr>
     </w:lvl>
   </w:abstractNum>
-  <w:abstractNum w:abstractNumId="34" w15:restartNumberingAfterBreak="0">
+  <w:abstractNum w:abstractNumId="35" w15:restartNumberingAfterBreak="0">
     <w:nsid w:val="0D2740B9"/>
     <w:multiLevelType w:val="hybridMultilevel"/>
     <w:tmpl w:val="558086EA"/>
@@ -26087,7 +26925,7 @@
       </w:rPr>
     </w:lvl>
   </w:abstractNum>
-  <w:abstractNum w:abstractNumId="35" w15:restartNumberingAfterBreak="0">
+  <w:abstractNum w:abstractNumId="36" w15:restartNumberingAfterBreak="0">
     <w:nsid w:val="0DB46E9A"/>
     <w:multiLevelType w:val="hybridMultilevel"/>
     <w:tmpl w:val="CD18A310"/>
@@ -26200,7 +27038,7 @@
       </w:rPr>
     </w:lvl>
   </w:abstractNum>
-  <w:abstractNum w:abstractNumId="36" w15:restartNumberingAfterBreak="0">
+  <w:abstractNum w:abstractNumId="37" w15:restartNumberingAfterBreak="0">
     <w:nsid w:val="0DCE387D"/>
     <w:multiLevelType w:val="hybridMultilevel"/>
     <w:tmpl w:val="B52A92F2"/>
@@ -26313,7 +27151,7 @@
       </w:rPr>
     </w:lvl>
   </w:abstractNum>
-  <w:abstractNum w:abstractNumId="37" w15:restartNumberingAfterBreak="0">
+  <w:abstractNum w:abstractNumId="38" w15:restartNumberingAfterBreak="0">
     <w:nsid w:val="0ED95CF0"/>
     <w:multiLevelType w:val="hybridMultilevel"/>
     <w:tmpl w:val="77F8E4BC"/>
@@ -26426,7 +27264,7 @@
       </w:rPr>
     </w:lvl>
   </w:abstractNum>
-  <w:abstractNum w:abstractNumId="38" w15:restartNumberingAfterBreak="0">
+  <w:abstractNum w:abstractNumId="39" w15:restartNumberingAfterBreak="0">
     <w:nsid w:val="0EEF1456"/>
     <w:multiLevelType w:val="hybridMultilevel"/>
     <w:tmpl w:val="A76A38A2"/>
@@ -26539,7 +27377,7 @@
       </w:rPr>
     </w:lvl>
   </w:abstractNum>
-  <w:abstractNum w:abstractNumId="39" w15:restartNumberingAfterBreak="0">
+  <w:abstractNum w:abstractNumId="40" w15:restartNumberingAfterBreak="0">
     <w:nsid w:val="10471DFB"/>
     <w:multiLevelType w:val="hybridMultilevel"/>
     <w:tmpl w:val="B1626872"/>
@@ -26652,7 +27490,7 @@
       </w:rPr>
     </w:lvl>
   </w:abstractNum>
-  <w:abstractNum w:abstractNumId="40" w15:restartNumberingAfterBreak="0">
+  <w:abstractNum w:abstractNumId="41" w15:restartNumberingAfterBreak="0">
     <w:nsid w:val="10FC3412"/>
     <w:multiLevelType w:val="hybridMultilevel"/>
     <w:tmpl w:val="C090C54E"/>
@@ -26765,7 +27603,7 @@
       </w:rPr>
     </w:lvl>
   </w:abstractNum>
-  <w:abstractNum w:abstractNumId="41" w15:restartNumberingAfterBreak="0">
+  <w:abstractNum w:abstractNumId="42" w15:restartNumberingAfterBreak="0">
     <w:nsid w:val="1177311E"/>
     <w:multiLevelType w:val="hybridMultilevel"/>
     <w:tmpl w:val="35602162"/>
@@ -26878,7 +27716,7 @@
       </w:rPr>
     </w:lvl>
   </w:abstractNum>
-  <w:abstractNum w:abstractNumId="42" w15:restartNumberingAfterBreak="0">
+  <w:abstractNum w:abstractNumId="43" w15:restartNumberingAfterBreak="0">
     <w:nsid w:val="136E1CB8"/>
     <w:multiLevelType w:val="hybridMultilevel"/>
     <w:tmpl w:val="F34651A4"/>
@@ -26991,7 +27829,7 @@
       </w:rPr>
     </w:lvl>
   </w:abstractNum>
-  <w:abstractNum w:abstractNumId="43" w15:restartNumberingAfterBreak="0">
+  <w:abstractNum w:abstractNumId="44" w15:restartNumberingAfterBreak="0">
     <w:nsid w:val="14715D87"/>
     <w:multiLevelType w:val="hybridMultilevel"/>
     <w:tmpl w:val="7960CD54"/>
@@ -27104,7 +27942,7 @@
       </w:rPr>
     </w:lvl>
   </w:abstractNum>
-  <w:abstractNum w:abstractNumId="44" w15:restartNumberingAfterBreak="0">
+  <w:abstractNum w:abstractNumId="45" w15:restartNumberingAfterBreak="0">
     <w:nsid w:val="14F078C4"/>
     <w:multiLevelType w:val="hybridMultilevel"/>
     <w:tmpl w:val="A66AD922"/>
@@ -27217,7 +28055,7 @@
       </w:rPr>
     </w:lvl>
   </w:abstractNum>
-  <w:abstractNum w:abstractNumId="45" w15:restartNumberingAfterBreak="0">
+  <w:abstractNum w:abstractNumId="46" w15:restartNumberingAfterBreak="0">
     <w:nsid w:val="14F64533"/>
     <w:multiLevelType w:val="hybridMultilevel"/>
     <w:tmpl w:val="E1DEAA68"/>
@@ -27330,7 +28168,7 @@
       </w:rPr>
     </w:lvl>
   </w:abstractNum>
-  <w:abstractNum w:abstractNumId="46" w15:restartNumberingAfterBreak="0">
+  <w:abstractNum w:abstractNumId="47" w15:restartNumberingAfterBreak="0">
     <w:nsid w:val="15690EFB"/>
     <w:multiLevelType w:val="hybridMultilevel"/>
     <w:tmpl w:val="E09C7176"/>
@@ -27443,7 +28281,7 @@
       </w:rPr>
     </w:lvl>
   </w:abstractNum>
-  <w:abstractNum w:abstractNumId="47" w15:restartNumberingAfterBreak="0">
+  <w:abstractNum w:abstractNumId="48" w15:restartNumberingAfterBreak="0">
     <w:nsid w:val="165A3C63"/>
     <w:multiLevelType w:val="hybridMultilevel"/>
     <w:tmpl w:val="BCACC0E0"/>
@@ -27556,7 +28394,7 @@
       </w:rPr>
     </w:lvl>
   </w:abstractNum>
-  <w:abstractNum w:abstractNumId="48" w15:restartNumberingAfterBreak="0">
+  <w:abstractNum w:abstractNumId="49" w15:restartNumberingAfterBreak="0">
     <w:nsid w:val="16A4517D"/>
     <w:multiLevelType w:val="hybridMultilevel"/>
     <w:tmpl w:val="E75C504A"/>
@@ -27669,7 +28507,7 @@
       </w:rPr>
     </w:lvl>
   </w:abstractNum>
-  <w:abstractNum w:abstractNumId="49" w15:restartNumberingAfterBreak="0">
+  <w:abstractNum w:abstractNumId="50" w15:restartNumberingAfterBreak="0">
     <w:nsid w:val="171C4C8B"/>
     <w:multiLevelType w:val="hybridMultilevel"/>
     <w:tmpl w:val="5FEEA08A"/>
@@ -27782,7 +28620,7 @@
       </w:rPr>
     </w:lvl>
   </w:abstractNum>
-  <w:abstractNum w:abstractNumId="50" w15:restartNumberingAfterBreak="0">
+  <w:abstractNum w:abstractNumId="51" w15:restartNumberingAfterBreak="0">
     <w:nsid w:val="178454FD"/>
     <w:multiLevelType w:val="hybridMultilevel"/>
     <w:tmpl w:val="66C4C5A6"/>
@@ -27895,7 +28733,7 @@
       </w:rPr>
     </w:lvl>
   </w:abstractNum>
-  <w:abstractNum w:abstractNumId="51" w15:restartNumberingAfterBreak="0">
+  <w:abstractNum w:abstractNumId="52" w15:restartNumberingAfterBreak="0">
     <w:nsid w:val="17F41481"/>
     <w:multiLevelType w:val="hybridMultilevel"/>
     <w:tmpl w:val="906CE1D8"/>
@@ -28008,7 +28846,7 @@
       </w:rPr>
     </w:lvl>
   </w:abstractNum>
-  <w:abstractNum w:abstractNumId="52" w15:restartNumberingAfterBreak="0">
+  <w:abstractNum w:abstractNumId="53" w15:restartNumberingAfterBreak="0">
     <w:nsid w:val="18535AB3"/>
     <w:multiLevelType w:val="hybridMultilevel"/>
     <w:tmpl w:val="A154C1AC"/>
@@ -28121,7 +28959,7 @@
       </w:rPr>
     </w:lvl>
   </w:abstractNum>
-  <w:abstractNum w:abstractNumId="53" w15:restartNumberingAfterBreak="0">
+  <w:abstractNum w:abstractNumId="54" w15:restartNumberingAfterBreak="0">
     <w:nsid w:val="1AD75E55"/>
     <w:multiLevelType w:val="hybridMultilevel"/>
     <w:tmpl w:val="7BFAB748"/>
@@ -28234,7 +29072,7 @@
       </w:rPr>
     </w:lvl>
   </w:abstractNum>
-  <w:abstractNum w:abstractNumId="54" w15:restartNumberingAfterBreak="0">
+  <w:abstractNum w:abstractNumId="55" w15:restartNumberingAfterBreak="0">
     <w:nsid w:val="1B0427B7"/>
     <w:multiLevelType w:val="hybridMultilevel"/>
     <w:tmpl w:val="067AE2B6"/>
@@ -28347,7 +29185,7 @@
       </w:rPr>
     </w:lvl>
   </w:abstractNum>
-  <w:abstractNum w:abstractNumId="55" w15:restartNumberingAfterBreak="0">
+  <w:abstractNum w:abstractNumId="56" w15:restartNumberingAfterBreak="0">
     <w:nsid w:val="1B0556C7"/>
     <w:multiLevelType w:val="hybridMultilevel"/>
     <w:tmpl w:val="AACAA356"/>
@@ -28460,7 +29298,7 @@
       </w:rPr>
     </w:lvl>
   </w:abstractNum>
-  <w:abstractNum w:abstractNumId="56" w15:restartNumberingAfterBreak="0">
+  <w:abstractNum w:abstractNumId="57" w15:restartNumberingAfterBreak="0">
     <w:nsid w:val="1B693388"/>
     <w:multiLevelType w:val="hybridMultilevel"/>
     <w:tmpl w:val="41803AE6"/>
@@ -28573,7 +29411,7 @@
       </w:rPr>
     </w:lvl>
   </w:abstractNum>
-  <w:abstractNum w:abstractNumId="57" w15:restartNumberingAfterBreak="0">
+  <w:abstractNum w:abstractNumId="58" w15:restartNumberingAfterBreak="0">
     <w:nsid w:val="1B717E3A"/>
     <w:multiLevelType w:val="hybridMultilevel"/>
     <w:tmpl w:val="BAC256A8"/>
@@ -28686,7 +29524,7 @@
       </w:rPr>
     </w:lvl>
   </w:abstractNum>
-  <w:abstractNum w:abstractNumId="58" w15:restartNumberingAfterBreak="0">
+  <w:abstractNum w:abstractNumId="59" w15:restartNumberingAfterBreak="0">
     <w:nsid w:val="1C494A0F"/>
     <w:multiLevelType w:val="hybridMultilevel"/>
     <w:tmpl w:val="AB08D2EA"/>
@@ -28799,7 +29637,7 @@
       </w:rPr>
     </w:lvl>
   </w:abstractNum>
-  <w:abstractNum w:abstractNumId="59" w15:restartNumberingAfterBreak="0">
+  <w:abstractNum w:abstractNumId="60" w15:restartNumberingAfterBreak="0">
     <w:nsid w:val="1C8D12CF"/>
     <w:multiLevelType w:val="hybridMultilevel"/>
     <w:tmpl w:val="6936A544"/>
@@ -28912,7 +29750,7 @@
       </w:rPr>
     </w:lvl>
   </w:abstractNum>
-  <w:abstractNum w:abstractNumId="60" w15:restartNumberingAfterBreak="0">
+  <w:abstractNum w:abstractNumId="61" w15:restartNumberingAfterBreak="0">
     <w:nsid w:val="1C9663E0"/>
     <w:multiLevelType w:val="hybridMultilevel"/>
     <w:tmpl w:val="A462BBC0"/>
@@ -29025,7 +29863,7 @@
       </w:rPr>
     </w:lvl>
   </w:abstractNum>
-  <w:abstractNum w:abstractNumId="61" w15:restartNumberingAfterBreak="0">
+  <w:abstractNum w:abstractNumId="62" w15:restartNumberingAfterBreak="0">
     <w:nsid w:val="1CDB3B2F"/>
     <w:multiLevelType w:val="hybridMultilevel"/>
     <w:tmpl w:val="60121E60"/>
@@ -29138,7 +29976,7 @@
       </w:rPr>
     </w:lvl>
   </w:abstractNum>
-  <w:abstractNum w:abstractNumId="62" w15:restartNumberingAfterBreak="0">
+  <w:abstractNum w:abstractNumId="63" w15:restartNumberingAfterBreak="0">
     <w:nsid w:val="1CE250BE"/>
     <w:multiLevelType w:val="hybridMultilevel"/>
     <w:tmpl w:val="8E1A0A58"/>
@@ -29251,7 +30089,7 @@
       </w:rPr>
     </w:lvl>
   </w:abstractNum>
-  <w:abstractNum w:abstractNumId="63" w15:restartNumberingAfterBreak="0">
+  <w:abstractNum w:abstractNumId="64" w15:restartNumberingAfterBreak="0">
     <w:nsid w:val="1D3A72C7"/>
     <w:multiLevelType w:val="hybridMultilevel"/>
     <w:tmpl w:val="1D3CF352"/>
@@ -29364,7 +30202,7 @@
       </w:rPr>
     </w:lvl>
   </w:abstractNum>
-  <w:abstractNum w:abstractNumId="64" w15:restartNumberingAfterBreak="0">
+  <w:abstractNum w:abstractNumId="65" w15:restartNumberingAfterBreak="0">
     <w:nsid w:val="1D8E1933"/>
     <w:multiLevelType w:val="hybridMultilevel"/>
     <w:tmpl w:val="BDDC1B20"/>
@@ -29477,7 +30315,7 @@
       </w:rPr>
     </w:lvl>
   </w:abstractNum>
-  <w:abstractNum w:abstractNumId="65" w15:restartNumberingAfterBreak="0">
+  <w:abstractNum w:abstractNumId="66" w15:restartNumberingAfterBreak="0">
     <w:nsid w:val="1D9219A2"/>
     <w:multiLevelType w:val="hybridMultilevel"/>
     <w:tmpl w:val="0F00E13A"/>
@@ -29590,7 +30428,7 @@
       </w:rPr>
     </w:lvl>
   </w:abstractNum>
-  <w:abstractNum w:abstractNumId="66" w15:restartNumberingAfterBreak="0">
+  <w:abstractNum w:abstractNumId="67" w15:restartNumberingAfterBreak="0">
     <w:nsid w:val="1DAF6921"/>
     <w:multiLevelType w:val="hybridMultilevel"/>
     <w:tmpl w:val="B19A0EEE"/>
@@ -29703,7 +30541,7 @@
       </w:rPr>
     </w:lvl>
   </w:abstractNum>
-  <w:abstractNum w:abstractNumId="67" w15:restartNumberingAfterBreak="0">
+  <w:abstractNum w:abstractNumId="68" w15:restartNumberingAfterBreak="0">
     <w:nsid w:val="1F680379"/>
     <w:multiLevelType w:val="hybridMultilevel"/>
     <w:tmpl w:val="E1E6BB3C"/>
@@ -29816,7 +30654,7 @@
       </w:rPr>
     </w:lvl>
   </w:abstractNum>
-  <w:abstractNum w:abstractNumId="68" w15:restartNumberingAfterBreak="0">
+  <w:abstractNum w:abstractNumId="69" w15:restartNumberingAfterBreak="0">
     <w:nsid w:val="1F6F0AE7"/>
     <w:multiLevelType w:val="hybridMultilevel"/>
     <w:tmpl w:val="D2C8BE4E"/>
@@ -29929,7 +30767,7 @@
       </w:rPr>
     </w:lvl>
   </w:abstractNum>
-  <w:abstractNum w:abstractNumId="69" w15:restartNumberingAfterBreak="0">
+  <w:abstractNum w:abstractNumId="70" w15:restartNumberingAfterBreak="0">
     <w:nsid w:val="20551643"/>
     <w:multiLevelType w:val="hybridMultilevel"/>
     <w:tmpl w:val="8AEE4D72"/>
@@ -30042,7 +30880,7 @@
       </w:rPr>
     </w:lvl>
   </w:abstractNum>
-  <w:abstractNum w:abstractNumId="70" w15:restartNumberingAfterBreak="0">
+  <w:abstractNum w:abstractNumId="71" w15:restartNumberingAfterBreak="0">
     <w:nsid w:val="206043B2"/>
     <w:multiLevelType w:val="hybridMultilevel"/>
     <w:tmpl w:val="617C5D2A"/>
@@ -30155,7 +30993,7 @@
       </w:rPr>
     </w:lvl>
   </w:abstractNum>
-  <w:abstractNum w:abstractNumId="71" w15:restartNumberingAfterBreak="0">
+  <w:abstractNum w:abstractNumId="72" w15:restartNumberingAfterBreak="0">
     <w:nsid w:val="20620A3A"/>
     <w:multiLevelType w:val="hybridMultilevel"/>
     <w:tmpl w:val="04B4EEDC"/>
@@ -30268,7 +31106,7 @@
       </w:rPr>
     </w:lvl>
   </w:abstractNum>
-  <w:abstractNum w:abstractNumId="72" w15:restartNumberingAfterBreak="0">
+  <w:abstractNum w:abstractNumId="73" w15:restartNumberingAfterBreak="0">
     <w:nsid w:val="21E80553"/>
     <w:multiLevelType w:val="hybridMultilevel"/>
     <w:tmpl w:val="D06A2392"/>
@@ -30381,7 +31219,7 @@
       </w:rPr>
     </w:lvl>
   </w:abstractNum>
-  <w:abstractNum w:abstractNumId="73" w15:restartNumberingAfterBreak="0">
+  <w:abstractNum w:abstractNumId="74" w15:restartNumberingAfterBreak="0">
     <w:nsid w:val="234A0E41"/>
     <w:multiLevelType w:val="hybridMultilevel"/>
     <w:tmpl w:val="FC8E69AA"/>
@@ -30494,7 +31332,7 @@
       </w:rPr>
     </w:lvl>
   </w:abstractNum>
-  <w:abstractNum w:abstractNumId="74" w15:restartNumberingAfterBreak="0">
+  <w:abstractNum w:abstractNumId="75" w15:restartNumberingAfterBreak="0">
     <w:nsid w:val="23AB1B7A"/>
     <w:multiLevelType w:val="hybridMultilevel"/>
     <w:tmpl w:val="8CECC8C8"/>
@@ -30607,7 +31445,7 @@
       </w:rPr>
     </w:lvl>
   </w:abstractNum>
-  <w:abstractNum w:abstractNumId="75" w15:restartNumberingAfterBreak="0">
+  <w:abstractNum w:abstractNumId="76" w15:restartNumberingAfterBreak="0">
     <w:nsid w:val="2452191D"/>
     <w:multiLevelType w:val="hybridMultilevel"/>
     <w:tmpl w:val="C71AC9FA"/>
@@ -30720,7 +31558,7 @@
       </w:rPr>
     </w:lvl>
   </w:abstractNum>
-  <w:abstractNum w:abstractNumId="76" w15:restartNumberingAfterBreak="0">
+  <w:abstractNum w:abstractNumId="77" w15:restartNumberingAfterBreak="0">
     <w:nsid w:val="246C758F"/>
     <w:multiLevelType w:val="hybridMultilevel"/>
     <w:tmpl w:val="709A3764"/>
@@ -30833,7 +31671,7 @@
       </w:rPr>
     </w:lvl>
   </w:abstractNum>
-  <w:abstractNum w:abstractNumId="77" w15:restartNumberingAfterBreak="0">
+  <w:abstractNum w:abstractNumId="78" w15:restartNumberingAfterBreak="0">
     <w:nsid w:val="24B27725"/>
     <w:multiLevelType w:val="hybridMultilevel"/>
     <w:tmpl w:val="51A0DDA8"/>
@@ -30946,7 +31784,7 @@
       </w:rPr>
     </w:lvl>
   </w:abstractNum>
-  <w:abstractNum w:abstractNumId="78" w15:restartNumberingAfterBreak="0">
+  <w:abstractNum w:abstractNumId="79" w15:restartNumberingAfterBreak="0">
     <w:nsid w:val="24B44A40"/>
     <w:multiLevelType w:val="hybridMultilevel"/>
     <w:tmpl w:val="95FEDD52"/>
@@ -31059,7 +31897,7 @@
       </w:rPr>
     </w:lvl>
   </w:abstractNum>
-  <w:abstractNum w:abstractNumId="79" w15:restartNumberingAfterBreak="0">
+  <w:abstractNum w:abstractNumId="80" w15:restartNumberingAfterBreak="0">
     <w:nsid w:val="2560090F"/>
     <w:multiLevelType w:val="hybridMultilevel"/>
     <w:tmpl w:val="846A5AAE"/>
@@ -31172,7 +32010,7 @@
       </w:rPr>
     </w:lvl>
   </w:abstractNum>
-  <w:abstractNum w:abstractNumId="80" w15:restartNumberingAfterBreak="0">
+  <w:abstractNum w:abstractNumId="81" w15:restartNumberingAfterBreak="0">
     <w:nsid w:val="257244E3"/>
     <w:multiLevelType w:val="hybridMultilevel"/>
     <w:tmpl w:val="F60A8792"/>
@@ -31285,7 +32123,7 @@
       </w:rPr>
     </w:lvl>
   </w:abstractNum>
-  <w:abstractNum w:abstractNumId="81" w15:restartNumberingAfterBreak="0">
+  <w:abstractNum w:abstractNumId="82" w15:restartNumberingAfterBreak="0">
     <w:nsid w:val="26485046"/>
     <w:multiLevelType w:val="hybridMultilevel"/>
     <w:tmpl w:val="9A32F970"/>
@@ -31398,7 +32236,7 @@
       </w:rPr>
     </w:lvl>
   </w:abstractNum>
-  <w:abstractNum w:abstractNumId="82" w15:restartNumberingAfterBreak="0">
+  <w:abstractNum w:abstractNumId="83" w15:restartNumberingAfterBreak="0">
     <w:nsid w:val="2653693B"/>
     <w:multiLevelType w:val="hybridMultilevel"/>
     <w:tmpl w:val="AB123C5E"/>
@@ -31511,7 +32349,7 @@
       </w:rPr>
     </w:lvl>
   </w:abstractNum>
-  <w:abstractNum w:abstractNumId="83" w15:restartNumberingAfterBreak="0">
+  <w:abstractNum w:abstractNumId="84" w15:restartNumberingAfterBreak="0">
     <w:nsid w:val="26C87E8B"/>
     <w:multiLevelType w:val="hybridMultilevel"/>
     <w:tmpl w:val="D41235D2"/>
@@ -31624,7 +32462,7 @@
       </w:rPr>
     </w:lvl>
   </w:abstractNum>
-  <w:abstractNum w:abstractNumId="84" w15:restartNumberingAfterBreak="0">
+  <w:abstractNum w:abstractNumId="85" w15:restartNumberingAfterBreak="0">
     <w:nsid w:val="26E1304A"/>
     <w:multiLevelType w:val="hybridMultilevel"/>
     <w:tmpl w:val="E58A8E30"/>
@@ -31737,7 +32575,7 @@
       </w:rPr>
     </w:lvl>
   </w:abstractNum>
-  <w:abstractNum w:abstractNumId="85" w15:restartNumberingAfterBreak="0">
+  <w:abstractNum w:abstractNumId="86" w15:restartNumberingAfterBreak="0">
     <w:nsid w:val="27412B07"/>
     <w:multiLevelType w:val="hybridMultilevel"/>
     <w:tmpl w:val="D470578A"/>
@@ -31828,7 +32666,7 @@
       </w:pPr>
     </w:lvl>
   </w:abstractNum>
-  <w:abstractNum w:abstractNumId="86" w15:restartNumberingAfterBreak="0">
+  <w:abstractNum w:abstractNumId="87" w15:restartNumberingAfterBreak="0">
     <w:nsid w:val="28061DB2"/>
     <w:multiLevelType w:val="hybridMultilevel"/>
     <w:tmpl w:val="BCF6C942"/>
@@ -31941,7 +32779,7 @@
       </w:rPr>
     </w:lvl>
   </w:abstractNum>
-  <w:abstractNum w:abstractNumId="87" w15:restartNumberingAfterBreak="0">
+  <w:abstractNum w:abstractNumId="88" w15:restartNumberingAfterBreak="0">
     <w:nsid w:val="28754642"/>
     <w:multiLevelType w:val="hybridMultilevel"/>
     <w:tmpl w:val="1A74149C"/>
@@ -32054,7 +32892,7 @@
       </w:rPr>
     </w:lvl>
   </w:abstractNum>
-  <w:abstractNum w:abstractNumId="88" w15:restartNumberingAfterBreak="0">
+  <w:abstractNum w:abstractNumId="89" w15:restartNumberingAfterBreak="0">
     <w:nsid w:val="287B22DD"/>
     <w:multiLevelType w:val="hybridMultilevel"/>
     <w:tmpl w:val="587AC35C"/>
@@ -32167,7 +33005,7 @@
       </w:rPr>
     </w:lvl>
   </w:abstractNum>
-  <w:abstractNum w:abstractNumId="89" w15:restartNumberingAfterBreak="0">
+  <w:abstractNum w:abstractNumId="90" w15:restartNumberingAfterBreak="0">
     <w:nsid w:val="288D64A4"/>
     <w:multiLevelType w:val="hybridMultilevel"/>
     <w:tmpl w:val="88A6D94E"/>
@@ -32280,7 +33118,7 @@
       </w:rPr>
     </w:lvl>
   </w:abstractNum>
-  <w:abstractNum w:abstractNumId="90" w15:restartNumberingAfterBreak="0">
+  <w:abstractNum w:abstractNumId="91" w15:restartNumberingAfterBreak="0">
     <w:nsid w:val="28E06200"/>
     <w:multiLevelType w:val="hybridMultilevel"/>
     <w:tmpl w:val="A86CB244"/>
@@ -32393,7 +33231,7 @@
       </w:rPr>
     </w:lvl>
   </w:abstractNum>
-  <w:abstractNum w:abstractNumId="91" w15:restartNumberingAfterBreak="0">
+  <w:abstractNum w:abstractNumId="92" w15:restartNumberingAfterBreak="0">
     <w:nsid w:val="296A0C04"/>
     <w:multiLevelType w:val="hybridMultilevel"/>
     <w:tmpl w:val="1DD02DF0"/>
@@ -32506,7 +33344,7 @@
       </w:rPr>
     </w:lvl>
   </w:abstractNum>
-  <w:abstractNum w:abstractNumId="92" w15:restartNumberingAfterBreak="0">
+  <w:abstractNum w:abstractNumId="93" w15:restartNumberingAfterBreak="0">
     <w:nsid w:val="29DE63A4"/>
     <w:multiLevelType w:val="hybridMultilevel"/>
     <w:tmpl w:val="A602077C"/>
@@ -32619,7 +33457,7 @@
       </w:rPr>
     </w:lvl>
   </w:abstractNum>
-  <w:abstractNum w:abstractNumId="93" w15:restartNumberingAfterBreak="0">
+  <w:abstractNum w:abstractNumId="94" w15:restartNumberingAfterBreak="0">
     <w:nsid w:val="2A301E7F"/>
     <w:multiLevelType w:val="hybridMultilevel"/>
     <w:tmpl w:val="3E82669A"/>
@@ -32732,7 +33570,7 @@
       </w:rPr>
     </w:lvl>
   </w:abstractNum>
-  <w:abstractNum w:abstractNumId="94" w15:restartNumberingAfterBreak="0">
+  <w:abstractNum w:abstractNumId="95" w15:restartNumberingAfterBreak="0">
     <w:nsid w:val="2A6F246A"/>
     <w:multiLevelType w:val="hybridMultilevel"/>
     <w:tmpl w:val="4152505A"/>
@@ -32845,7 +33683,7 @@
       </w:rPr>
     </w:lvl>
   </w:abstractNum>
-  <w:abstractNum w:abstractNumId="95" w15:restartNumberingAfterBreak="0">
+  <w:abstractNum w:abstractNumId="96" w15:restartNumberingAfterBreak="0">
     <w:nsid w:val="2AB81D2F"/>
     <w:multiLevelType w:val="hybridMultilevel"/>
     <w:tmpl w:val="9FF4F898"/>
@@ -32958,7 +33796,7 @@
       </w:rPr>
     </w:lvl>
   </w:abstractNum>
-  <w:abstractNum w:abstractNumId="96" w15:restartNumberingAfterBreak="0">
+  <w:abstractNum w:abstractNumId="97" w15:restartNumberingAfterBreak="0">
     <w:nsid w:val="2AEB2FC0"/>
     <w:multiLevelType w:val="hybridMultilevel"/>
     <w:tmpl w:val="1FCC4778"/>
@@ -33071,7 +33909,7 @@
       </w:rPr>
     </w:lvl>
   </w:abstractNum>
-  <w:abstractNum w:abstractNumId="97" w15:restartNumberingAfterBreak="0">
+  <w:abstractNum w:abstractNumId="98" w15:restartNumberingAfterBreak="0">
     <w:nsid w:val="2BEC3CDD"/>
     <w:multiLevelType w:val="hybridMultilevel"/>
     <w:tmpl w:val="7B4A4D10"/>
@@ -33184,7 +34022,7 @@
       </w:rPr>
     </w:lvl>
   </w:abstractNum>
-  <w:abstractNum w:abstractNumId="98" w15:restartNumberingAfterBreak="0">
+  <w:abstractNum w:abstractNumId="99" w15:restartNumberingAfterBreak="0">
     <w:nsid w:val="2BEF1980"/>
     <w:multiLevelType w:val="hybridMultilevel"/>
     <w:tmpl w:val="FDD0A350"/>
@@ -33297,7 +34135,7 @@
       </w:rPr>
     </w:lvl>
   </w:abstractNum>
-  <w:abstractNum w:abstractNumId="99" w15:restartNumberingAfterBreak="0">
+  <w:abstractNum w:abstractNumId="100" w15:restartNumberingAfterBreak="0">
     <w:nsid w:val="2C823173"/>
     <w:multiLevelType w:val="hybridMultilevel"/>
     <w:tmpl w:val="B1E4F362"/>
@@ -33410,7 +34248,7 @@
       </w:rPr>
     </w:lvl>
   </w:abstractNum>
-  <w:abstractNum w:abstractNumId="100" w15:restartNumberingAfterBreak="0">
+  <w:abstractNum w:abstractNumId="101" w15:restartNumberingAfterBreak="0">
     <w:nsid w:val="2CAE5446"/>
     <w:multiLevelType w:val="hybridMultilevel"/>
     <w:tmpl w:val="A49C800C"/>
@@ -33523,7 +34361,7 @@
       </w:rPr>
     </w:lvl>
   </w:abstractNum>
-  <w:abstractNum w:abstractNumId="101" w15:restartNumberingAfterBreak="0">
+  <w:abstractNum w:abstractNumId="102" w15:restartNumberingAfterBreak="0">
     <w:nsid w:val="2D4E463A"/>
     <w:multiLevelType w:val="hybridMultilevel"/>
     <w:tmpl w:val="A530A284"/>
@@ -33636,7 +34474,7 @@
       </w:rPr>
     </w:lvl>
   </w:abstractNum>
-  <w:abstractNum w:abstractNumId="102" w15:restartNumberingAfterBreak="0">
+  <w:abstractNum w:abstractNumId="103" w15:restartNumberingAfterBreak="0">
     <w:nsid w:val="2D512D64"/>
     <w:multiLevelType w:val="hybridMultilevel"/>
     <w:tmpl w:val="401E4BFC"/>
@@ -33749,7 +34587,7 @@
       </w:rPr>
     </w:lvl>
   </w:abstractNum>
-  <w:abstractNum w:abstractNumId="103" w15:restartNumberingAfterBreak="0">
+  <w:abstractNum w:abstractNumId="104" w15:restartNumberingAfterBreak="0">
     <w:nsid w:val="2DB3643F"/>
     <w:multiLevelType w:val="hybridMultilevel"/>
     <w:tmpl w:val="09EE5A7C"/>
@@ -33862,7 +34700,7 @@
       </w:rPr>
     </w:lvl>
   </w:abstractNum>
-  <w:abstractNum w:abstractNumId="104" w15:restartNumberingAfterBreak="0">
+  <w:abstractNum w:abstractNumId="105" w15:restartNumberingAfterBreak="0">
     <w:nsid w:val="2DE316E3"/>
     <w:multiLevelType w:val="hybridMultilevel"/>
     <w:tmpl w:val="745C46C8"/>
@@ -33975,7 +34813,7 @@
       </w:rPr>
     </w:lvl>
   </w:abstractNum>
-  <w:abstractNum w:abstractNumId="105" w15:restartNumberingAfterBreak="0">
+  <w:abstractNum w:abstractNumId="106" w15:restartNumberingAfterBreak="0">
     <w:nsid w:val="2E675DF4"/>
     <w:multiLevelType w:val="multilevel"/>
     <w:tmpl w:val="2968F2D8"/>
@@ -34124,7 +34962,7 @@
       </w:rPr>
     </w:lvl>
   </w:abstractNum>
-  <w:abstractNum w:abstractNumId="106" w15:restartNumberingAfterBreak="0">
+  <w:abstractNum w:abstractNumId="107" w15:restartNumberingAfterBreak="0">
     <w:nsid w:val="2E872E61"/>
     <w:multiLevelType w:val="hybridMultilevel"/>
     <w:tmpl w:val="EDF453AC"/>
@@ -34237,7 +35075,7 @@
       </w:rPr>
     </w:lvl>
   </w:abstractNum>
-  <w:abstractNum w:abstractNumId="107" w15:restartNumberingAfterBreak="0">
+  <w:abstractNum w:abstractNumId="108" w15:restartNumberingAfterBreak="0">
     <w:nsid w:val="2E9547B6"/>
     <w:multiLevelType w:val="hybridMultilevel"/>
     <w:tmpl w:val="B7ACBE20"/>
@@ -34350,7 +35188,7 @@
       </w:rPr>
     </w:lvl>
   </w:abstractNum>
-  <w:abstractNum w:abstractNumId="108" w15:restartNumberingAfterBreak="0">
+  <w:abstractNum w:abstractNumId="109" w15:restartNumberingAfterBreak="0">
     <w:nsid w:val="2EE846DC"/>
     <w:multiLevelType w:val="hybridMultilevel"/>
     <w:tmpl w:val="4178F80E"/>
@@ -34463,7 +35301,7 @@
       </w:rPr>
     </w:lvl>
   </w:abstractNum>
-  <w:abstractNum w:abstractNumId="109" w15:restartNumberingAfterBreak="0">
+  <w:abstractNum w:abstractNumId="110" w15:restartNumberingAfterBreak="0">
     <w:nsid w:val="2F9B150D"/>
     <w:multiLevelType w:val="hybridMultilevel"/>
     <w:tmpl w:val="AF829D0E"/>
@@ -34576,7 +35414,7 @@
       </w:rPr>
     </w:lvl>
   </w:abstractNum>
-  <w:abstractNum w:abstractNumId="110" w15:restartNumberingAfterBreak="0">
+  <w:abstractNum w:abstractNumId="111" w15:restartNumberingAfterBreak="0">
     <w:nsid w:val="2FAF1492"/>
     <w:multiLevelType w:val="hybridMultilevel"/>
     <w:tmpl w:val="95D807EA"/>
@@ -34689,7 +35527,7 @@
       </w:rPr>
     </w:lvl>
   </w:abstractNum>
-  <w:abstractNum w:abstractNumId="111" w15:restartNumberingAfterBreak="0">
+  <w:abstractNum w:abstractNumId="112" w15:restartNumberingAfterBreak="0">
     <w:nsid w:val="30F97A04"/>
     <w:multiLevelType w:val="hybridMultilevel"/>
     <w:tmpl w:val="252EBABE"/>
@@ -34802,7 +35640,7 @@
       </w:rPr>
     </w:lvl>
   </w:abstractNum>
-  <w:abstractNum w:abstractNumId="112" w15:restartNumberingAfterBreak="0">
+  <w:abstractNum w:abstractNumId="113" w15:restartNumberingAfterBreak="0">
     <w:nsid w:val="31A36D41"/>
     <w:multiLevelType w:val="hybridMultilevel"/>
     <w:tmpl w:val="4392B028"/>
@@ -34915,7 +35753,7 @@
       </w:rPr>
     </w:lvl>
   </w:abstractNum>
-  <w:abstractNum w:abstractNumId="113" w15:restartNumberingAfterBreak="0">
+  <w:abstractNum w:abstractNumId="114" w15:restartNumberingAfterBreak="0">
     <w:nsid w:val="31B64C0A"/>
     <w:multiLevelType w:val="hybridMultilevel"/>
     <w:tmpl w:val="DBC6D622"/>
@@ -35028,7 +35866,7 @@
       </w:rPr>
     </w:lvl>
   </w:abstractNum>
-  <w:abstractNum w:abstractNumId="114" w15:restartNumberingAfterBreak="0">
+  <w:abstractNum w:abstractNumId="115" w15:restartNumberingAfterBreak="0">
     <w:nsid w:val="31EE3836"/>
     <w:multiLevelType w:val="hybridMultilevel"/>
     <w:tmpl w:val="53929E92"/>
@@ -35141,7 +35979,7 @@
       </w:rPr>
     </w:lvl>
   </w:abstractNum>
-  <w:abstractNum w:abstractNumId="115" w15:restartNumberingAfterBreak="0">
+  <w:abstractNum w:abstractNumId="116" w15:restartNumberingAfterBreak="0">
     <w:nsid w:val="33AD2296"/>
     <w:multiLevelType w:val="hybridMultilevel"/>
     <w:tmpl w:val="FFDC42E0"/>
@@ -35254,7 +36092,7 @@
       </w:rPr>
     </w:lvl>
   </w:abstractNum>
-  <w:abstractNum w:abstractNumId="116" w15:restartNumberingAfterBreak="0">
+  <w:abstractNum w:abstractNumId="117" w15:restartNumberingAfterBreak="0">
     <w:nsid w:val="33BA1C3E"/>
     <w:multiLevelType w:val="hybridMultilevel"/>
     <w:tmpl w:val="741AA9B0"/>
@@ -35367,7 +36205,7 @@
       </w:rPr>
     </w:lvl>
   </w:abstractNum>
-  <w:abstractNum w:abstractNumId="117" w15:restartNumberingAfterBreak="0">
+  <w:abstractNum w:abstractNumId="118" w15:restartNumberingAfterBreak="0">
     <w:nsid w:val="33C97263"/>
     <w:multiLevelType w:val="hybridMultilevel"/>
     <w:tmpl w:val="21A053B4"/>
@@ -35480,7 +36318,7 @@
       </w:rPr>
     </w:lvl>
   </w:abstractNum>
-  <w:abstractNum w:abstractNumId="118" w15:restartNumberingAfterBreak="0">
+  <w:abstractNum w:abstractNumId="119" w15:restartNumberingAfterBreak="0">
     <w:nsid w:val="34363C9E"/>
     <w:multiLevelType w:val="hybridMultilevel"/>
     <w:tmpl w:val="7A04476A"/>
@@ -35593,7 +36431,7 @@
       </w:rPr>
     </w:lvl>
   </w:abstractNum>
-  <w:abstractNum w:abstractNumId="119" w15:restartNumberingAfterBreak="0">
+  <w:abstractNum w:abstractNumId="120" w15:restartNumberingAfterBreak="0">
     <w:nsid w:val="34457F22"/>
     <w:multiLevelType w:val="hybridMultilevel"/>
     <w:tmpl w:val="FD7C0850"/>
@@ -35706,7 +36544,7 @@
       </w:rPr>
     </w:lvl>
   </w:abstractNum>
-  <w:abstractNum w:abstractNumId="120" w15:restartNumberingAfterBreak="0">
+  <w:abstractNum w:abstractNumId="121" w15:restartNumberingAfterBreak="0">
     <w:nsid w:val="346077E0"/>
     <w:multiLevelType w:val="hybridMultilevel"/>
     <w:tmpl w:val="E3D2786A"/>
@@ -35796,7 +36634,7 @@
       </w:pPr>
     </w:lvl>
   </w:abstractNum>
-  <w:abstractNum w:abstractNumId="121" w15:restartNumberingAfterBreak="0">
+  <w:abstractNum w:abstractNumId="122" w15:restartNumberingAfterBreak="0">
     <w:nsid w:val="347115C9"/>
     <w:multiLevelType w:val="hybridMultilevel"/>
     <w:tmpl w:val="D374A446"/>
@@ -35909,7 +36747,7 @@
       </w:rPr>
     </w:lvl>
   </w:abstractNum>
-  <w:abstractNum w:abstractNumId="122" w15:restartNumberingAfterBreak="0">
+  <w:abstractNum w:abstractNumId="123" w15:restartNumberingAfterBreak="0">
     <w:nsid w:val="34FA1D9F"/>
     <w:multiLevelType w:val="hybridMultilevel"/>
     <w:tmpl w:val="4A62E200"/>
@@ -36022,7 +36860,7 @@
       </w:rPr>
     </w:lvl>
   </w:abstractNum>
-  <w:abstractNum w:abstractNumId="123" w15:restartNumberingAfterBreak="0">
+  <w:abstractNum w:abstractNumId="124" w15:restartNumberingAfterBreak="0">
     <w:nsid w:val="35E70B35"/>
     <w:multiLevelType w:val="hybridMultilevel"/>
     <w:tmpl w:val="23E8E10C"/>
@@ -36135,7 +36973,7 @@
       </w:rPr>
     </w:lvl>
   </w:abstractNum>
-  <w:abstractNum w:abstractNumId="124" w15:restartNumberingAfterBreak="0">
+  <w:abstractNum w:abstractNumId="125" w15:restartNumberingAfterBreak="0">
     <w:nsid w:val="365F132D"/>
     <w:multiLevelType w:val="hybridMultilevel"/>
     <w:tmpl w:val="1B5AA3DA"/>
@@ -36248,7 +37086,7 @@
       </w:rPr>
     </w:lvl>
   </w:abstractNum>
-  <w:abstractNum w:abstractNumId="125" w15:restartNumberingAfterBreak="0">
+  <w:abstractNum w:abstractNumId="126" w15:restartNumberingAfterBreak="0">
     <w:nsid w:val="3688317F"/>
     <w:multiLevelType w:val="hybridMultilevel"/>
     <w:tmpl w:val="725CC232"/>
@@ -36337,7 +37175,7 @@
       </w:pPr>
     </w:lvl>
   </w:abstractNum>
-  <w:abstractNum w:abstractNumId="126" w15:restartNumberingAfterBreak="0">
+  <w:abstractNum w:abstractNumId="127" w15:restartNumberingAfterBreak="0">
     <w:nsid w:val="368E176E"/>
     <w:multiLevelType w:val="hybridMultilevel"/>
     <w:tmpl w:val="BDF054FE"/>
@@ -36431,7 +37269,7 @@
       </w:pPr>
     </w:lvl>
   </w:abstractNum>
-  <w:abstractNum w:abstractNumId="127" w15:restartNumberingAfterBreak="0">
+  <w:abstractNum w:abstractNumId="128" w15:restartNumberingAfterBreak="0">
     <w:nsid w:val="37503B73"/>
     <w:multiLevelType w:val="hybridMultilevel"/>
     <w:tmpl w:val="D09A2B4E"/>
@@ -36544,7 +37382,7 @@
       </w:rPr>
     </w:lvl>
   </w:abstractNum>
-  <w:abstractNum w:abstractNumId="128" w15:restartNumberingAfterBreak="0">
+  <w:abstractNum w:abstractNumId="129" w15:restartNumberingAfterBreak="0">
     <w:nsid w:val="37C36C18"/>
     <w:multiLevelType w:val="hybridMultilevel"/>
     <w:tmpl w:val="3BCC7078"/>
@@ -36657,7 +37495,7 @@
       </w:rPr>
     </w:lvl>
   </w:abstractNum>
-  <w:abstractNum w:abstractNumId="129" w15:restartNumberingAfterBreak="0">
+  <w:abstractNum w:abstractNumId="130" w15:restartNumberingAfterBreak="0">
     <w:nsid w:val="38002375"/>
     <w:multiLevelType w:val="hybridMultilevel"/>
     <w:tmpl w:val="DE5CEAA2"/>
@@ -36770,7 +37608,7 @@
       </w:rPr>
     </w:lvl>
   </w:abstractNum>
-  <w:abstractNum w:abstractNumId="130" w15:restartNumberingAfterBreak="0">
+  <w:abstractNum w:abstractNumId="131" w15:restartNumberingAfterBreak="0">
     <w:nsid w:val="38333C2D"/>
     <w:multiLevelType w:val="hybridMultilevel"/>
     <w:tmpl w:val="9284603A"/>
@@ -36883,7 +37721,7 @@
       </w:rPr>
     </w:lvl>
   </w:abstractNum>
-  <w:abstractNum w:abstractNumId="131" w15:restartNumberingAfterBreak="0">
+  <w:abstractNum w:abstractNumId="132" w15:restartNumberingAfterBreak="0">
     <w:nsid w:val="3847363D"/>
     <w:multiLevelType w:val="hybridMultilevel"/>
     <w:tmpl w:val="1802826A"/>
@@ -36969,7 +37807,7 @@
       </w:pPr>
     </w:lvl>
   </w:abstractNum>
-  <w:abstractNum w:abstractNumId="132" w15:restartNumberingAfterBreak="0">
+  <w:abstractNum w:abstractNumId="133" w15:restartNumberingAfterBreak="0">
     <w:nsid w:val="38BC4FFD"/>
     <w:multiLevelType w:val="hybridMultilevel"/>
     <w:tmpl w:val="D8DCEBB6"/>
@@ -37082,7 +37920,7 @@
       </w:rPr>
     </w:lvl>
   </w:abstractNum>
-  <w:abstractNum w:abstractNumId="133" w15:restartNumberingAfterBreak="0">
+  <w:abstractNum w:abstractNumId="134" w15:restartNumberingAfterBreak="0">
     <w:nsid w:val="38EB4081"/>
     <w:multiLevelType w:val="hybridMultilevel"/>
     <w:tmpl w:val="D2AE17DA"/>
@@ -37195,7 +38033,7 @@
       </w:rPr>
     </w:lvl>
   </w:abstractNum>
-  <w:abstractNum w:abstractNumId="134" w15:restartNumberingAfterBreak="0">
+  <w:abstractNum w:abstractNumId="135" w15:restartNumberingAfterBreak="0">
     <w:nsid w:val="393F74F0"/>
     <w:multiLevelType w:val="hybridMultilevel"/>
     <w:tmpl w:val="D2E40008"/>
@@ -37308,7 +38146,7 @@
       </w:rPr>
     </w:lvl>
   </w:abstractNum>
-  <w:abstractNum w:abstractNumId="135" w15:restartNumberingAfterBreak="0">
+  <w:abstractNum w:abstractNumId="136" w15:restartNumberingAfterBreak="0">
     <w:nsid w:val="3A4A7686"/>
     <w:multiLevelType w:val="hybridMultilevel"/>
     <w:tmpl w:val="50A8B268"/>
@@ -37421,7 +38259,7 @@
       </w:rPr>
     </w:lvl>
   </w:abstractNum>
-  <w:abstractNum w:abstractNumId="136" w15:restartNumberingAfterBreak="0">
+  <w:abstractNum w:abstractNumId="137" w15:restartNumberingAfterBreak="0">
     <w:nsid w:val="3ACF53DF"/>
     <w:multiLevelType w:val="hybridMultilevel"/>
     <w:tmpl w:val="8D4E84AE"/>
@@ -37534,7 +38372,7 @@
       </w:rPr>
     </w:lvl>
   </w:abstractNum>
-  <w:abstractNum w:abstractNumId="137" w15:restartNumberingAfterBreak="0">
+  <w:abstractNum w:abstractNumId="138" w15:restartNumberingAfterBreak="0">
     <w:nsid w:val="3B600713"/>
     <w:multiLevelType w:val="hybridMultilevel"/>
     <w:tmpl w:val="9774EC48"/>
@@ -37624,7 +38462,7 @@
       </w:pPr>
     </w:lvl>
   </w:abstractNum>
-  <w:abstractNum w:abstractNumId="138" w15:restartNumberingAfterBreak="0">
+  <w:abstractNum w:abstractNumId="139" w15:restartNumberingAfterBreak="0">
     <w:nsid w:val="3CB81A6E"/>
     <w:multiLevelType w:val="hybridMultilevel"/>
     <w:tmpl w:val="2E5E34E6"/>
@@ -37737,7 +38575,7 @@
       </w:rPr>
     </w:lvl>
   </w:abstractNum>
-  <w:abstractNum w:abstractNumId="139" w15:restartNumberingAfterBreak="0">
+  <w:abstractNum w:abstractNumId="140" w15:restartNumberingAfterBreak="0">
     <w:nsid w:val="3CCC28CF"/>
     <w:multiLevelType w:val="hybridMultilevel"/>
     <w:tmpl w:val="A9D0463A"/>
@@ -37850,7 +38688,7 @@
       </w:rPr>
     </w:lvl>
   </w:abstractNum>
-  <w:abstractNum w:abstractNumId="140" w15:restartNumberingAfterBreak="0">
+  <w:abstractNum w:abstractNumId="141" w15:restartNumberingAfterBreak="0">
     <w:nsid w:val="3CCE7095"/>
     <w:multiLevelType w:val="hybridMultilevel"/>
     <w:tmpl w:val="8B163B3E"/>
@@ -37963,7 +38801,7 @@
       </w:rPr>
     </w:lvl>
   </w:abstractNum>
-  <w:abstractNum w:abstractNumId="141" w15:restartNumberingAfterBreak="0">
+  <w:abstractNum w:abstractNumId="142" w15:restartNumberingAfterBreak="0">
     <w:nsid w:val="3D07752A"/>
     <w:multiLevelType w:val="hybridMultilevel"/>
     <w:tmpl w:val="3500970E"/>
@@ -38076,7 +38914,7 @@
       </w:rPr>
     </w:lvl>
   </w:abstractNum>
-  <w:abstractNum w:abstractNumId="142" w15:restartNumberingAfterBreak="0">
+  <w:abstractNum w:abstractNumId="143" w15:restartNumberingAfterBreak="0">
     <w:nsid w:val="3D331823"/>
     <w:multiLevelType w:val="hybridMultilevel"/>
     <w:tmpl w:val="598CABB6"/>
@@ -38189,7 +39027,7 @@
       </w:rPr>
     </w:lvl>
   </w:abstractNum>
-  <w:abstractNum w:abstractNumId="143" w15:restartNumberingAfterBreak="0">
+  <w:abstractNum w:abstractNumId="144" w15:restartNumberingAfterBreak="0">
     <w:nsid w:val="3D8423AC"/>
     <w:multiLevelType w:val="hybridMultilevel"/>
     <w:tmpl w:val="5CBE80C0"/>
@@ -38302,7 +39140,7 @@
       </w:rPr>
     </w:lvl>
   </w:abstractNum>
-  <w:abstractNum w:abstractNumId="144" w15:restartNumberingAfterBreak="0">
+  <w:abstractNum w:abstractNumId="145" w15:restartNumberingAfterBreak="0">
     <w:nsid w:val="3D941F57"/>
     <w:multiLevelType w:val="hybridMultilevel"/>
     <w:tmpl w:val="21201D42"/>
@@ -38415,7 +39253,7 @@
       </w:rPr>
     </w:lvl>
   </w:abstractNum>
-  <w:abstractNum w:abstractNumId="145" w15:restartNumberingAfterBreak="0">
+  <w:abstractNum w:abstractNumId="146" w15:restartNumberingAfterBreak="0">
     <w:nsid w:val="3E045539"/>
     <w:multiLevelType w:val="hybridMultilevel"/>
     <w:tmpl w:val="5AF27D90"/>
@@ -38528,7 +39366,7 @@
       </w:rPr>
     </w:lvl>
   </w:abstractNum>
-  <w:abstractNum w:abstractNumId="146" w15:restartNumberingAfterBreak="0">
+  <w:abstractNum w:abstractNumId="147" w15:restartNumberingAfterBreak="0">
     <w:nsid w:val="3E3E116A"/>
     <w:multiLevelType w:val="hybridMultilevel"/>
     <w:tmpl w:val="5FB071E8"/>
@@ -38641,7 +39479,7 @@
       </w:rPr>
     </w:lvl>
   </w:abstractNum>
-  <w:abstractNum w:abstractNumId="147" w15:restartNumberingAfterBreak="0">
+  <w:abstractNum w:abstractNumId="148" w15:restartNumberingAfterBreak="0">
     <w:nsid w:val="3E5C1E41"/>
     <w:multiLevelType w:val="hybridMultilevel"/>
     <w:tmpl w:val="B858B078"/>
@@ -38754,7 +39592,7 @@
       </w:rPr>
     </w:lvl>
   </w:abstractNum>
-  <w:abstractNum w:abstractNumId="148" w15:restartNumberingAfterBreak="0">
+  <w:abstractNum w:abstractNumId="149" w15:restartNumberingAfterBreak="0">
     <w:nsid w:val="3E631D60"/>
     <w:multiLevelType w:val="hybridMultilevel"/>
     <w:tmpl w:val="E7D20006"/>
@@ -38867,7 +39705,7 @@
       </w:rPr>
     </w:lvl>
   </w:abstractNum>
-  <w:abstractNum w:abstractNumId="149" w15:restartNumberingAfterBreak="0">
+  <w:abstractNum w:abstractNumId="150" w15:restartNumberingAfterBreak="0">
     <w:nsid w:val="3EB97664"/>
     <w:multiLevelType w:val="hybridMultilevel"/>
     <w:tmpl w:val="3BDE138E"/>
@@ -38980,7 +39818,7 @@
       </w:rPr>
     </w:lvl>
   </w:abstractNum>
-  <w:abstractNum w:abstractNumId="150" w15:restartNumberingAfterBreak="0">
+  <w:abstractNum w:abstractNumId="151" w15:restartNumberingAfterBreak="0">
     <w:nsid w:val="3F991FAA"/>
     <w:multiLevelType w:val="hybridMultilevel"/>
     <w:tmpl w:val="C7081056"/>
@@ -39093,7 +39931,7 @@
       </w:rPr>
     </w:lvl>
   </w:abstractNum>
-  <w:abstractNum w:abstractNumId="151" w15:restartNumberingAfterBreak="0">
+  <w:abstractNum w:abstractNumId="152" w15:restartNumberingAfterBreak="0">
     <w:nsid w:val="400F4B8D"/>
     <w:multiLevelType w:val="hybridMultilevel"/>
     <w:tmpl w:val="46327868"/>
@@ -39206,7 +40044,7 @@
       </w:rPr>
     </w:lvl>
   </w:abstractNum>
-  <w:abstractNum w:abstractNumId="152" w15:restartNumberingAfterBreak="0">
+  <w:abstractNum w:abstractNumId="153" w15:restartNumberingAfterBreak="0">
     <w:nsid w:val="40135C08"/>
     <w:multiLevelType w:val="hybridMultilevel"/>
     <w:tmpl w:val="E7788A1E"/>
@@ -39319,7 +40157,7 @@
       </w:rPr>
     </w:lvl>
   </w:abstractNum>
-  <w:abstractNum w:abstractNumId="153" w15:restartNumberingAfterBreak="0">
+  <w:abstractNum w:abstractNumId="154" w15:restartNumberingAfterBreak="0">
     <w:nsid w:val="40536752"/>
     <w:multiLevelType w:val="hybridMultilevel"/>
     <w:tmpl w:val="1F265D3C"/>
@@ -39432,7 +40270,7 @@
       </w:rPr>
     </w:lvl>
   </w:abstractNum>
-  <w:abstractNum w:abstractNumId="154" w15:restartNumberingAfterBreak="0">
+  <w:abstractNum w:abstractNumId="155" w15:restartNumberingAfterBreak="0">
     <w:nsid w:val="40DF5CB5"/>
     <w:multiLevelType w:val="hybridMultilevel"/>
     <w:tmpl w:val="A9E8CDFA"/>
@@ -39545,7 +40383,7 @@
       </w:rPr>
     </w:lvl>
   </w:abstractNum>
-  <w:abstractNum w:abstractNumId="155" w15:restartNumberingAfterBreak="0">
+  <w:abstractNum w:abstractNumId="156" w15:restartNumberingAfterBreak="0">
     <w:nsid w:val="413C624A"/>
     <w:multiLevelType w:val="hybridMultilevel"/>
     <w:tmpl w:val="0B7CE602"/>
@@ -39658,7 +40496,7 @@
       </w:rPr>
     </w:lvl>
   </w:abstractNum>
-  <w:abstractNum w:abstractNumId="156" w15:restartNumberingAfterBreak="0">
+  <w:abstractNum w:abstractNumId="157" w15:restartNumberingAfterBreak="0">
     <w:nsid w:val="423D625C"/>
     <w:multiLevelType w:val="hybridMultilevel"/>
     <w:tmpl w:val="6AAEF268"/>
@@ -39771,7 +40609,7 @@
       </w:rPr>
     </w:lvl>
   </w:abstractNum>
-  <w:abstractNum w:abstractNumId="157" w15:restartNumberingAfterBreak="0">
+  <w:abstractNum w:abstractNumId="158" w15:restartNumberingAfterBreak="0">
     <w:nsid w:val="423D71E3"/>
     <w:multiLevelType w:val="hybridMultilevel"/>
     <w:tmpl w:val="A20E9C92"/>
@@ -39884,7 +40722,7 @@
       </w:rPr>
     </w:lvl>
   </w:abstractNum>
-  <w:abstractNum w:abstractNumId="158" w15:restartNumberingAfterBreak="0">
+  <w:abstractNum w:abstractNumId="159" w15:restartNumberingAfterBreak="0">
     <w:nsid w:val="43072C8C"/>
     <w:multiLevelType w:val="hybridMultilevel"/>
     <w:tmpl w:val="5F048620"/>
@@ -39997,7 +40835,7 @@
       </w:rPr>
     </w:lvl>
   </w:abstractNum>
-  <w:abstractNum w:abstractNumId="159" w15:restartNumberingAfterBreak="0">
+  <w:abstractNum w:abstractNumId="160" w15:restartNumberingAfterBreak="0">
     <w:nsid w:val="43D332FB"/>
     <w:multiLevelType w:val="hybridMultilevel"/>
     <w:tmpl w:val="E38E4598"/>
@@ -40110,7 +40948,7 @@
       </w:rPr>
     </w:lvl>
   </w:abstractNum>
-  <w:abstractNum w:abstractNumId="160" w15:restartNumberingAfterBreak="0">
+  <w:abstractNum w:abstractNumId="161" w15:restartNumberingAfterBreak="0">
     <w:nsid w:val="43DB7857"/>
     <w:multiLevelType w:val="hybridMultilevel"/>
     <w:tmpl w:val="D3029406"/>
@@ -40223,7 +41061,7 @@
       </w:rPr>
     </w:lvl>
   </w:abstractNum>
-  <w:abstractNum w:abstractNumId="161" w15:restartNumberingAfterBreak="0">
+  <w:abstractNum w:abstractNumId="162" w15:restartNumberingAfterBreak="0">
     <w:nsid w:val="43E620B7"/>
     <w:multiLevelType w:val="hybridMultilevel"/>
     <w:tmpl w:val="A2F4EE1E"/>
@@ -40336,7 +41174,7 @@
       </w:rPr>
     </w:lvl>
   </w:abstractNum>
-  <w:abstractNum w:abstractNumId="162" w15:restartNumberingAfterBreak="0">
+  <w:abstractNum w:abstractNumId="163" w15:restartNumberingAfterBreak="0">
     <w:nsid w:val="44971862"/>
     <w:multiLevelType w:val="hybridMultilevel"/>
     <w:tmpl w:val="2AD233EE"/>
@@ -40449,7 +41287,7 @@
       </w:rPr>
     </w:lvl>
   </w:abstractNum>
-  <w:abstractNum w:abstractNumId="163" w15:restartNumberingAfterBreak="0">
+  <w:abstractNum w:abstractNumId="164" w15:restartNumberingAfterBreak="0">
     <w:nsid w:val="44CF75AD"/>
     <w:multiLevelType w:val="hybridMultilevel"/>
     <w:tmpl w:val="86AABF0C"/>
@@ -40562,7 +41400,7 @@
       </w:rPr>
     </w:lvl>
   </w:abstractNum>
-  <w:abstractNum w:abstractNumId="164" w15:restartNumberingAfterBreak="0">
+  <w:abstractNum w:abstractNumId="165" w15:restartNumberingAfterBreak="0">
     <w:nsid w:val="4529049B"/>
     <w:multiLevelType w:val="hybridMultilevel"/>
     <w:tmpl w:val="96A4A68A"/>
@@ -40675,7 +41513,7 @@
       </w:rPr>
     </w:lvl>
   </w:abstractNum>
-  <w:abstractNum w:abstractNumId="165" w15:restartNumberingAfterBreak="0">
+  <w:abstractNum w:abstractNumId="166" w15:restartNumberingAfterBreak="0">
     <w:nsid w:val="456D21A7"/>
     <w:multiLevelType w:val="hybridMultilevel"/>
     <w:tmpl w:val="8F5A0120"/>
@@ -40788,7 +41626,7 @@
       </w:rPr>
     </w:lvl>
   </w:abstractNum>
-  <w:abstractNum w:abstractNumId="166" w15:restartNumberingAfterBreak="0">
+  <w:abstractNum w:abstractNumId="167" w15:restartNumberingAfterBreak="0">
     <w:nsid w:val="461E296D"/>
     <w:multiLevelType w:val="hybridMultilevel"/>
     <w:tmpl w:val="C6D68958"/>
@@ -40901,7 +41739,7 @@
       </w:rPr>
     </w:lvl>
   </w:abstractNum>
-  <w:abstractNum w:abstractNumId="167" w15:restartNumberingAfterBreak="0">
+  <w:abstractNum w:abstractNumId="168" w15:restartNumberingAfterBreak="0">
     <w:nsid w:val="463646FC"/>
     <w:multiLevelType w:val="hybridMultilevel"/>
     <w:tmpl w:val="E6D64EEA"/>
@@ -41014,7 +41852,7 @@
       </w:rPr>
     </w:lvl>
   </w:abstractNum>
-  <w:abstractNum w:abstractNumId="168" w15:restartNumberingAfterBreak="0">
+  <w:abstractNum w:abstractNumId="169" w15:restartNumberingAfterBreak="0">
     <w:nsid w:val="472B1215"/>
     <w:multiLevelType w:val="hybridMultilevel"/>
     <w:tmpl w:val="AC224A60"/>
@@ -41127,7 +41965,7 @@
       </w:rPr>
     </w:lvl>
   </w:abstractNum>
-  <w:abstractNum w:abstractNumId="169" w15:restartNumberingAfterBreak="0">
+  <w:abstractNum w:abstractNumId="170" w15:restartNumberingAfterBreak="0">
     <w:nsid w:val="47FA77B4"/>
     <w:multiLevelType w:val="hybridMultilevel"/>
     <w:tmpl w:val="FF400692"/>
@@ -41240,7 +42078,7 @@
       </w:rPr>
     </w:lvl>
   </w:abstractNum>
-  <w:abstractNum w:abstractNumId="170" w15:restartNumberingAfterBreak="0">
+  <w:abstractNum w:abstractNumId="171" w15:restartNumberingAfterBreak="0">
     <w:nsid w:val="48327871"/>
     <w:multiLevelType w:val="hybridMultilevel"/>
     <w:tmpl w:val="B966F5B8"/>
@@ -41353,7 +42191,7 @@
       </w:rPr>
     </w:lvl>
   </w:abstractNum>
-  <w:abstractNum w:abstractNumId="171" w15:restartNumberingAfterBreak="0">
+  <w:abstractNum w:abstractNumId="172" w15:restartNumberingAfterBreak="0">
     <w:nsid w:val="48484267"/>
     <w:multiLevelType w:val="hybridMultilevel"/>
     <w:tmpl w:val="657A89B4"/>
@@ -41466,7 +42304,7 @@
       </w:rPr>
     </w:lvl>
   </w:abstractNum>
-  <w:abstractNum w:abstractNumId="172" w15:restartNumberingAfterBreak="0">
+  <w:abstractNum w:abstractNumId="173" w15:restartNumberingAfterBreak="0">
     <w:nsid w:val="484C602B"/>
     <w:multiLevelType w:val="hybridMultilevel"/>
     <w:tmpl w:val="5100BB80"/>
@@ -41579,7 +42417,7 @@
       </w:rPr>
     </w:lvl>
   </w:abstractNum>
-  <w:abstractNum w:abstractNumId="173" w15:restartNumberingAfterBreak="0">
+  <w:abstractNum w:abstractNumId="174" w15:restartNumberingAfterBreak="0">
     <w:nsid w:val="488D1A71"/>
     <w:multiLevelType w:val="hybridMultilevel"/>
     <w:tmpl w:val="19F8868C"/>
@@ -41692,7 +42530,7 @@
       </w:rPr>
     </w:lvl>
   </w:abstractNum>
-  <w:abstractNum w:abstractNumId="174" w15:restartNumberingAfterBreak="0">
+  <w:abstractNum w:abstractNumId="175" w15:restartNumberingAfterBreak="0">
     <w:nsid w:val="489C55BA"/>
     <w:multiLevelType w:val="hybridMultilevel"/>
     <w:tmpl w:val="10EC941E"/>
@@ -41805,7 +42643,7 @@
       </w:rPr>
     </w:lvl>
   </w:abstractNum>
-  <w:abstractNum w:abstractNumId="175" w15:restartNumberingAfterBreak="0">
+  <w:abstractNum w:abstractNumId="176" w15:restartNumberingAfterBreak="0">
     <w:nsid w:val="48A64EE7"/>
     <w:multiLevelType w:val="hybridMultilevel"/>
     <w:tmpl w:val="5778ED20"/>
@@ -41918,7 +42756,7 @@
       </w:rPr>
     </w:lvl>
   </w:abstractNum>
-  <w:abstractNum w:abstractNumId="176" w15:restartNumberingAfterBreak="0">
+  <w:abstractNum w:abstractNumId="177" w15:restartNumberingAfterBreak="0">
     <w:nsid w:val="4A101538"/>
     <w:multiLevelType w:val="hybridMultilevel"/>
     <w:tmpl w:val="7E4EF344"/>
@@ -42031,7 +42869,7 @@
       </w:rPr>
     </w:lvl>
   </w:abstractNum>
-  <w:abstractNum w:abstractNumId="177" w15:restartNumberingAfterBreak="0">
+  <w:abstractNum w:abstractNumId="178" w15:restartNumberingAfterBreak="0">
     <w:nsid w:val="4A30609C"/>
     <w:multiLevelType w:val="hybridMultilevel"/>
     <w:tmpl w:val="0E1EEB00"/>
@@ -42144,7 +42982,7 @@
       </w:rPr>
     </w:lvl>
   </w:abstractNum>
-  <w:abstractNum w:abstractNumId="178" w15:restartNumberingAfterBreak="0">
+  <w:abstractNum w:abstractNumId="179" w15:restartNumberingAfterBreak="0">
     <w:nsid w:val="4A542BCC"/>
     <w:multiLevelType w:val="hybridMultilevel"/>
     <w:tmpl w:val="E828CF52"/>
@@ -42257,7 +43095,7 @@
       </w:rPr>
     </w:lvl>
   </w:abstractNum>
-  <w:abstractNum w:abstractNumId="179" w15:restartNumberingAfterBreak="0">
+  <w:abstractNum w:abstractNumId="180" w15:restartNumberingAfterBreak="0">
     <w:nsid w:val="4A6004C8"/>
     <w:multiLevelType w:val="hybridMultilevel"/>
     <w:tmpl w:val="542EDC30"/>
@@ -42370,7 +43208,7 @@
       </w:rPr>
     </w:lvl>
   </w:abstractNum>
-  <w:abstractNum w:abstractNumId="180" w15:restartNumberingAfterBreak="0">
+  <w:abstractNum w:abstractNumId="181" w15:restartNumberingAfterBreak="0">
     <w:nsid w:val="4AEB6777"/>
     <w:multiLevelType w:val="hybridMultilevel"/>
     <w:tmpl w:val="B9A8F350"/>
@@ -42483,7 +43321,7 @@
       </w:rPr>
     </w:lvl>
   </w:abstractNum>
-  <w:abstractNum w:abstractNumId="181" w15:restartNumberingAfterBreak="0">
+  <w:abstractNum w:abstractNumId="182" w15:restartNumberingAfterBreak="0">
     <w:nsid w:val="4B8870C4"/>
     <w:multiLevelType w:val="hybridMultilevel"/>
     <w:tmpl w:val="CA92E1AC"/>
@@ -42596,7 +43434,7 @@
       </w:rPr>
     </w:lvl>
   </w:abstractNum>
-  <w:abstractNum w:abstractNumId="182" w15:restartNumberingAfterBreak="0">
+  <w:abstractNum w:abstractNumId="183" w15:restartNumberingAfterBreak="0">
     <w:nsid w:val="4BEA0236"/>
     <w:multiLevelType w:val="hybridMultilevel"/>
     <w:tmpl w:val="00D2D4C6"/>
@@ -42709,7 +43547,7 @@
       </w:rPr>
     </w:lvl>
   </w:abstractNum>
-  <w:abstractNum w:abstractNumId="183" w15:restartNumberingAfterBreak="0">
+  <w:abstractNum w:abstractNumId="184" w15:restartNumberingAfterBreak="0">
     <w:nsid w:val="4C7E327B"/>
     <w:multiLevelType w:val="hybridMultilevel"/>
     <w:tmpl w:val="AFF03E82"/>
@@ -42822,7 +43660,7 @@
       </w:rPr>
     </w:lvl>
   </w:abstractNum>
-  <w:abstractNum w:abstractNumId="184" w15:restartNumberingAfterBreak="0">
+  <w:abstractNum w:abstractNumId="185" w15:restartNumberingAfterBreak="0">
     <w:nsid w:val="4CFD5A58"/>
     <w:multiLevelType w:val="hybridMultilevel"/>
     <w:tmpl w:val="040450EC"/>
@@ -42935,7 +43773,7 @@
       </w:rPr>
     </w:lvl>
   </w:abstractNum>
-  <w:abstractNum w:abstractNumId="185" w15:restartNumberingAfterBreak="0">
+  <w:abstractNum w:abstractNumId="186" w15:restartNumberingAfterBreak="0">
     <w:nsid w:val="4D696B03"/>
     <w:multiLevelType w:val="hybridMultilevel"/>
     <w:tmpl w:val="29C272B6"/>
@@ -43048,7 +43886,7 @@
       </w:rPr>
     </w:lvl>
   </w:abstractNum>
-  <w:abstractNum w:abstractNumId="186" w15:restartNumberingAfterBreak="0">
+  <w:abstractNum w:abstractNumId="187" w15:restartNumberingAfterBreak="0">
     <w:nsid w:val="4DF746AA"/>
     <w:multiLevelType w:val="hybridMultilevel"/>
     <w:tmpl w:val="6CA6A0FC"/>
@@ -43161,7 +43999,7 @@
       </w:rPr>
     </w:lvl>
   </w:abstractNum>
-  <w:abstractNum w:abstractNumId="187" w15:restartNumberingAfterBreak="0">
+  <w:abstractNum w:abstractNumId="188" w15:restartNumberingAfterBreak="0">
     <w:nsid w:val="4EB71407"/>
     <w:multiLevelType w:val="hybridMultilevel"/>
     <w:tmpl w:val="2E303DC4"/>
@@ -43274,7 +44112,7 @@
       </w:rPr>
     </w:lvl>
   </w:abstractNum>
-  <w:abstractNum w:abstractNumId="188" w15:restartNumberingAfterBreak="0">
+  <w:abstractNum w:abstractNumId="189" w15:restartNumberingAfterBreak="0">
     <w:nsid w:val="4EBE1EF6"/>
     <w:multiLevelType w:val="hybridMultilevel"/>
     <w:tmpl w:val="AF3C2E24"/>
@@ -43365,7 +44203,7 @@
       </w:pPr>
     </w:lvl>
   </w:abstractNum>
-  <w:abstractNum w:abstractNumId="189" w15:restartNumberingAfterBreak="0">
+  <w:abstractNum w:abstractNumId="190" w15:restartNumberingAfterBreak="0">
     <w:nsid w:val="4ED62FAF"/>
     <w:multiLevelType w:val="hybridMultilevel"/>
     <w:tmpl w:val="F07C760C"/>
@@ -43478,7 +44316,7 @@
       </w:rPr>
     </w:lvl>
   </w:abstractNum>
-  <w:abstractNum w:abstractNumId="190" w15:restartNumberingAfterBreak="0">
+  <w:abstractNum w:abstractNumId="191" w15:restartNumberingAfterBreak="0">
     <w:nsid w:val="4F0129C6"/>
     <w:multiLevelType w:val="multilevel"/>
     <w:tmpl w:val="97982B94"/>
@@ -43627,7 +44465,7 @@
       </w:rPr>
     </w:lvl>
   </w:abstractNum>
-  <w:abstractNum w:abstractNumId="191" w15:restartNumberingAfterBreak="0">
+  <w:abstractNum w:abstractNumId="192" w15:restartNumberingAfterBreak="0">
     <w:nsid w:val="506F6E1C"/>
     <w:multiLevelType w:val="hybridMultilevel"/>
     <w:tmpl w:val="0180E840"/>
@@ -43740,7 +44578,7 @@
       </w:rPr>
     </w:lvl>
   </w:abstractNum>
-  <w:abstractNum w:abstractNumId="192" w15:restartNumberingAfterBreak="0">
+  <w:abstractNum w:abstractNumId="193" w15:restartNumberingAfterBreak="0">
     <w:nsid w:val="508B2CBA"/>
     <w:multiLevelType w:val="hybridMultilevel"/>
     <w:tmpl w:val="5074D9A8"/>
@@ -43853,7 +44691,7 @@
       </w:rPr>
     </w:lvl>
   </w:abstractNum>
-  <w:abstractNum w:abstractNumId="193" w15:restartNumberingAfterBreak="0">
+  <w:abstractNum w:abstractNumId="194" w15:restartNumberingAfterBreak="0">
     <w:nsid w:val="5099568A"/>
     <w:multiLevelType w:val="hybridMultilevel"/>
     <w:tmpl w:val="77046574"/>
@@ -43966,7 +44804,7 @@
       </w:rPr>
     </w:lvl>
   </w:abstractNum>
-  <w:abstractNum w:abstractNumId="194" w15:restartNumberingAfterBreak="0">
+  <w:abstractNum w:abstractNumId="195" w15:restartNumberingAfterBreak="0">
     <w:nsid w:val="5159150A"/>
     <w:multiLevelType w:val="hybridMultilevel"/>
     <w:tmpl w:val="A260DDE6"/>
@@ -44079,7 +44917,7 @@
       </w:rPr>
     </w:lvl>
   </w:abstractNum>
-  <w:abstractNum w:abstractNumId="195" w15:restartNumberingAfterBreak="0">
+  <w:abstractNum w:abstractNumId="196" w15:restartNumberingAfterBreak="0">
     <w:nsid w:val="51E454C5"/>
     <w:multiLevelType w:val="multilevel"/>
     <w:tmpl w:val="809C473E"/>
@@ -44228,7 +45066,7 @@
       </w:rPr>
     </w:lvl>
   </w:abstractNum>
-  <w:abstractNum w:abstractNumId="196" w15:restartNumberingAfterBreak="0">
+  <w:abstractNum w:abstractNumId="197" w15:restartNumberingAfterBreak="0">
     <w:nsid w:val="523B6211"/>
     <w:multiLevelType w:val="hybridMultilevel"/>
     <w:tmpl w:val="C44897AC"/>
@@ -44341,7 +45179,7 @@
       </w:rPr>
     </w:lvl>
   </w:abstractNum>
-  <w:abstractNum w:abstractNumId="197" w15:restartNumberingAfterBreak="0">
+  <w:abstractNum w:abstractNumId="198" w15:restartNumberingAfterBreak="0">
     <w:nsid w:val="5277534A"/>
     <w:multiLevelType w:val="hybridMultilevel"/>
     <w:tmpl w:val="0D7822B6"/>
@@ -44454,7 +45292,7 @@
       </w:rPr>
     </w:lvl>
   </w:abstractNum>
-  <w:abstractNum w:abstractNumId="198" w15:restartNumberingAfterBreak="0">
+  <w:abstractNum w:abstractNumId="199" w15:restartNumberingAfterBreak="0">
     <w:nsid w:val="529D1484"/>
     <w:multiLevelType w:val="hybridMultilevel"/>
     <w:tmpl w:val="9FF29A74"/>
@@ -44567,7 +45405,7 @@
       </w:rPr>
     </w:lvl>
   </w:abstractNum>
-  <w:abstractNum w:abstractNumId="199" w15:restartNumberingAfterBreak="0">
+  <w:abstractNum w:abstractNumId="200" w15:restartNumberingAfterBreak="0">
     <w:nsid w:val="52F36E0F"/>
     <w:multiLevelType w:val="hybridMultilevel"/>
     <w:tmpl w:val="1124E98C"/>
@@ -44680,7 +45518,7 @@
       </w:rPr>
     </w:lvl>
   </w:abstractNum>
-  <w:abstractNum w:abstractNumId="200" w15:restartNumberingAfterBreak="0">
+  <w:abstractNum w:abstractNumId="201" w15:restartNumberingAfterBreak="0">
     <w:nsid w:val="546E3701"/>
     <w:multiLevelType w:val="hybridMultilevel"/>
     <w:tmpl w:val="AEC094FE"/>
@@ -44793,7 +45631,7 @@
       </w:rPr>
     </w:lvl>
   </w:abstractNum>
-  <w:abstractNum w:abstractNumId="201" w15:restartNumberingAfterBreak="0">
+  <w:abstractNum w:abstractNumId="202" w15:restartNumberingAfterBreak="0">
     <w:nsid w:val="54E761EC"/>
     <w:multiLevelType w:val="hybridMultilevel"/>
     <w:tmpl w:val="D37A8DBA"/>
@@ -44906,7 +45744,7 @@
       </w:rPr>
     </w:lvl>
   </w:abstractNum>
-  <w:abstractNum w:abstractNumId="202" w15:restartNumberingAfterBreak="0">
+  <w:abstractNum w:abstractNumId="203" w15:restartNumberingAfterBreak="0">
     <w:nsid w:val="554177D6"/>
     <w:multiLevelType w:val="hybridMultilevel"/>
     <w:tmpl w:val="7BC6E228"/>
@@ -45019,7 +45857,7 @@
       </w:rPr>
     </w:lvl>
   </w:abstractNum>
-  <w:abstractNum w:abstractNumId="203" w15:restartNumberingAfterBreak="0">
+  <w:abstractNum w:abstractNumId="204" w15:restartNumberingAfterBreak="0">
     <w:nsid w:val="567A60E4"/>
     <w:multiLevelType w:val="hybridMultilevel"/>
     <w:tmpl w:val="C38A4222"/>
@@ -45132,7 +45970,7 @@
       </w:rPr>
     </w:lvl>
   </w:abstractNum>
-  <w:abstractNum w:abstractNumId="204" w15:restartNumberingAfterBreak="0">
+  <w:abstractNum w:abstractNumId="205" w15:restartNumberingAfterBreak="0">
     <w:nsid w:val="578A02D0"/>
     <w:multiLevelType w:val="hybridMultilevel"/>
     <w:tmpl w:val="2F043360"/>
@@ -45245,7 +46083,7 @@
       </w:rPr>
     </w:lvl>
   </w:abstractNum>
-  <w:abstractNum w:abstractNumId="205" w15:restartNumberingAfterBreak="0">
+  <w:abstractNum w:abstractNumId="206" w15:restartNumberingAfterBreak="0">
     <w:nsid w:val="58E63300"/>
     <w:multiLevelType w:val="hybridMultilevel"/>
     <w:tmpl w:val="710A1F82"/>
@@ -45358,7 +46196,7 @@
       </w:rPr>
     </w:lvl>
   </w:abstractNum>
-  <w:abstractNum w:abstractNumId="206" w15:restartNumberingAfterBreak="0">
+  <w:abstractNum w:abstractNumId="207" w15:restartNumberingAfterBreak="0">
     <w:nsid w:val="59DB63B7"/>
     <w:multiLevelType w:val="hybridMultilevel"/>
     <w:tmpl w:val="776CFC04"/>
@@ -45471,7 +46309,7 @@
       </w:rPr>
     </w:lvl>
   </w:abstractNum>
-  <w:abstractNum w:abstractNumId="207" w15:restartNumberingAfterBreak="0">
+  <w:abstractNum w:abstractNumId="208" w15:restartNumberingAfterBreak="0">
     <w:nsid w:val="5A93047C"/>
     <w:multiLevelType w:val="hybridMultilevel"/>
     <w:tmpl w:val="56AC5D02"/>
@@ -45584,7 +46422,7 @@
       </w:rPr>
     </w:lvl>
   </w:abstractNum>
-  <w:abstractNum w:abstractNumId="208" w15:restartNumberingAfterBreak="0">
+  <w:abstractNum w:abstractNumId="209" w15:restartNumberingAfterBreak="0">
     <w:nsid w:val="5B180184"/>
     <w:multiLevelType w:val="hybridMultilevel"/>
     <w:tmpl w:val="986ABC16"/>
@@ -45697,7 +46535,7 @@
       </w:rPr>
     </w:lvl>
   </w:abstractNum>
-  <w:abstractNum w:abstractNumId="209" w15:restartNumberingAfterBreak="0">
+  <w:abstractNum w:abstractNumId="210" w15:restartNumberingAfterBreak="0">
     <w:nsid w:val="5CEF7E25"/>
     <w:multiLevelType w:val="hybridMultilevel"/>
     <w:tmpl w:val="25A6BC1E"/>
@@ -45810,7 +46648,7 @@
       </w:rPr>
     </w:lvl>
   </w:abstractNum>
-  <w:abstractNum w:abstractNumId="210" w15:restartNumberingAfterBreak="0">
+  <w:abstractNum w:abstractNumId="211" w15:restartNumberingAfterBreak="0">
     <w:nsid w:val="5CF9149F"/>
     <w:multiLevelType w:val="hybridMultilevel"/>
     <w:tmpl w:val="7CA42430"/>
@@ -45923,7 +46761,7 @@
       </w:rPr>
     </w:lvl>
   </w:abstractNum>
-  <w:abstractNum w:abstractNumId="211" w15:restartNumberingAfterBreak="0">
+  <w:abstractNum w:abstractNumId="212" w15:restartNumberingAfterBreak="0">
     <w:nsid w:val="5D60757C"/>
     <w:multiLevelType w:val="hybridMultilevel"/>
     <w:tmpl w:val="B3AA04E0"/>
@@ -46036,7 +46874,7 @@
       </w:rPr>
     </w:lvl>
   </w:abstractNum>
-  <w:abstractNum w:abstractNumId="212" w15:restartNumberingAfterBreak="0">
+  <w:abstractNum w:abstractNumId="213" w15:restartNumberingAfterBreak="0">
     <w:nsid w:val="5DB00402"/>
     <w:multiLevelType w:val="hybridMultilevel"/>
     <w:tmpl w:val="BF70DC64"/>
@@ -46149,7 +46987,7 @@
       </w:rPr>
     </w:lvl>
   </w:abstractNum>
-  <w:abstractNum w:abstractNumId="213" w15:restartNumberingAfterBreak="0">
+  <w:abstractNum w:abstractNumId="214" w15:restartNumberingAfterBreak="0">
     <w:nsid w:val="5DCE6584"/>
     <w:multiLevelType w:val="hybridMultilevel"/>
     <w:tmpl w:val="0B2E3014"/>
@@ -46262,7 +47100,7 @@
       </w:rPr>
     </w:lvl>
   </w:abstractNum>
-  <w:abstractNum w:abstractNumId="214" w15:restartNumberingAfterBreak="0">
+  <w:abstractNum w:abstractNumId="215" w15:restartNumberingAfterBreak="0">
     <w:nsid w:val="5DF551DE"/>
     <w:multiLevelType w:val="hybridMultilevel"/>
     <w:tmpl w:val="0E4CD19A"/>
@@ -46375,7 +47213,7 @@
       </w:rPr>
     </w:lvl>
   </w:abstractNum>
-  <w:abstractNum w:abstractNumId="215" w15:restartNumberingAfterBreak="0">
+  <w:abstractNum w:abstractNumId="216" w15:restartNumberingAfterBreak="0">
     <w:nsid w:val="5E27570D"/>
     <w:multiLevelType w:val="hybridMultilevel"/>
     <w:tmpl w:val="BA4A5176"/>
@@ -46488,7 +47326,7 @@
       </w:rPr>
     </w:lvl>
   </w:abstractNum>
-  <w:abstractNum w:abstractNumId="216" w15:restartNumberingAfterBreak="0">
+  <w:abstractNum w:abstractNumId="217" w15:restartNumberingAfterBreak="0">
     <w:nsid w:val="5EC33637"/>
     <w:multiLevelType w:val="hybridMultilevel"/>
     <w:tmpl w:val="2846926C"/>
@@ -46601,7 +47439,7 @@
       </w:rPr>
     </w:lvl>
   </w:abstractNum>
-  <w:abstractNum w:abstractNumId="217" w15:restartNumberingAfterBreak="0">
+  <w:abstractNum w:abstractNumId="218" w15:restartNumberingAfterBreak="0">
     <w:nsid w:val="5F1D2C0A"/>
     <w:multiLevelType w:val="hybridMultilevel"/>
     <w:tmpl w:val="707E2E20"/>
@@ -46714,7 +47552,7 @@
       </w:rPr>
     </w:lvl>
   </w:abstractNum>
-  <w:abstractNum w:abstractNumId="218" w15:restartNumberingAfterBreak="0">
+  <w:abstractNum w:abstractNumId="219" w15:restartNumberingAfterBreak="0">
     <w:nsid w:val="60C12901"/>
     <w:multiLevelType w:val="hybridMultilevel"/>
     <w:tmpl w:val="728CCA00"/>
@@ -46827,7 +47665,7 @@
       </w:rPr>
     </w:lvl>
   </w:abstractNum>
-  <w:abstractNum w:abstractNumId="219" w15:restartNumberingAfterBreak="0">
+  <w:abstractNum w:abstractNumId="220" w15:restartNumberingAfterBreak="0">
     <w:nsid w:val="61030AB7"/>
     <w:multiLevelType w:val="hybridMultilevel"/>
     <w:tmpl w:val="7CFC3CF6"/>
@@ -46940,7 +47778,7 @@
       </w:rPr>
     </w:lvl>
   </w:abstractNum>
-  <w:abstractNum w:abstractNumId="220" w15:restartNumberingAfterBreak="0">
+  <w:abstractNum w:abstractNumId="221" w15:restartNumberingAfterBreak="0">
     <w:nsid w:val="61845C7A"/>
     <w:multiLevelType w:val="hybridMultilevel"/>
     <w:tmpl w:val="E766B48E"/>
@@ -47053,7 +47891,7 @@
       </w:rPr>
     </w:lvl>
   </w:abstractNum>
-  <w:abstractNum w:abstractNumId="221" w15:restartNumberingAfterBreak="0">
+  <w:abstractNum w:abstractNumId="222" w15:restartNumberingAfterBreak="0">
     <w:nsid w:val="621E6688"/>
     <w:multiLevelType w:val="hybridMultilevel"/>
     <w:tmpl w:val="689460FC"/>
@@ -47166,7 +48004,7 @@
       </w:rPr>
     </w:lvl>
   </w:abstractNum>
-  <w:abstractNum w:abstractNumId="222" w15:restartNumberingAfterBreak="0">
+  <w:abstractNum w:abstractNumId="223" w15:restartNumberingAfterBreak="0">
     <w:nsid w:val="623B3E02"/>
     <w:multiLevelType w:val="hybridMultilevel"/>
     <w:tmpl w:val="14DA3136"/>
@@ -47279,7 +48117,7 @@
       </w:rPr>
     </w:lvl>
   </w:abstractNum>
-  <w:abstractNum w:abstractNumId="223" w15:restartNumberingAfterBreak="0">
+  <w:abstractNum w:abstractNumId="224" w15:restartNumberingAfterBreak="0">
     <w:nsid w:val="630572B8"/>
     <w:multiLevelType w:val="hybridMultilevel"/>
     <w:tmpl w:val="9C60A8AA"/>
@@ -47392,7 +48230,7 @@
       </w:rPr>
     </w:lvl>
   </w:abstractNum>
-  <w:abstractNum w:abstractNumId="224" w15:restartNumberingAfterBreak="0">
+  <w:abstractNum w:abstractNumId="225" w15:restartNumberingAfterBreak="0">
     <w:nsid w:val="63690D3A"/>
     <w:multiLevelType w:val="hybridMultilevel"/>
     <w:tmpl w:val="27487BBE"/>
@@ -47505,7 +48343,7 @@
       </w:rPr>
     </w:lvl>
   </w:abstractNum>
-  <w:abstractNum w:abstractNumId="225" w15:restartNumberingAfterBreak="0">
+  <w:abstractNum w:abstractNumId="226" w15:restartNumberingAfterBreak="0">
     <w:nsid w:val="639B0297"/>
     <w:multiLevelType w:val="hybridMultilevel"/>
     <w:tmpl w:val="1812F23E"/>
@@ -47594,7 +48432,7 @@
       </w:pPr>
     </w:lvl>
   </w:abstractNum>
-  <w:abstractNum w:abstractNumId="226" w15:restartNumberingAfterBreak="0">
+  <w:abstractNum w:abstractNumId="227" w15:restartNumberingAfterBreak="0">
     <w:nsid w:val="640E49FF"/>
     <w:multiLevelType w:val="hybridMultilevel"/>
     <w:tmpl w:val="EFDA412C"/>
@@ -47707,7 +48545,7 @@
       </w:rPr>
     </w:lvl>
   </w:abstractNum>
-  <w:abstractNum w:abstractNumId="227" w15:restartNumberingAfterBreak="0">
+  <w:abstractNum w:abstractNumId="228" w15:restartNumberingAfterBreak="0">
     <w:nsid w:val="643E6B83"/>
     <w:multiLevelType w:val="hybridMultilevel"/>
     <w:tmpl w:val="84ECFA4C"/>
@@ -47820,7 +48658,7 @@
       </w:rPr>
     </w:lvl>
   </w:abstractNum>
-  <w:abstractNum w:abstractNumId="228" w15:restartNumberingAfterBreak="0">
+  <w:abstractNum w:abstractNumId="229" w15:restartNumberingAfterBreak="0">
     <w:nsid w:val="647232AB"/>
     <w:multiLevelType w:val="hybridMultilevel"/>
     <w:tmpl w:val="337A3938"/>
@@ -47933,7 +48771,7 @@
       </w:rPr>
     </w:lvl>
   </w:abstractNum>
-  <w:abstractNum w:abstractNumId="229" w15:restartNumberingAfterBreak="0">
+  <w:abstractNum w:abstractNumId="230" w15:restartNumberingAfterBreak="0">
     <w:nsid w:val="64EC7A49"/>
     <w:multiLevelType w:val="hybridMultilevel"/>
     <w:tmpl w:val="05444560"/>
@@ -48046,7 +48884,7 @@
       </w:rPr>
     </w:lvl>
   </w:abstractNum>
-  <w:abstractNum w:abstractNumId="230" w15:restartNumberingAfterBreak="0">
+  <w:abstractNum w:abstractNumId="231" w15:restartNumberingAfterBreak="0">
     <w:nsid w:val="6533100F"/>
     <w:multiLevelType w:val="hybridMultilevel"/>
     <w:tmpl w:val="93BAB88C"/>
@@ -48159,7 +48997,7 @@
       </w:rPr>
     </w:lvl>
   </w:abstractNum>
-  <w:abstractNum w:abstractNumId="231" w15:restartNumberingAfterBreak="0">
+  <w:abstractNum w:abstractNumId="232" w15:restartNumberingAfterBreak="0">
     <w:nsid w:val="662149D8"/>
     <w:multiLevelType w:val="hybridMultilevel"/>
     <w:tmpl w:val="2F58B118"/>
@@ -48272,7 +49110,7 @@
       </w:rPr>
     </w:lvl>
   </w:abstractNum>
-  <w:abstractNum w:abstractNumId="232" w15:restartNumberingAfterBreak="0">
+  <w:abstractNum w:abstractNumId="233" w15:restartNumberingAfterBreak="0">
     <w:nsid w:val="669D585E"/>
     <w:multiLevelType w:val="hybridMultilevel"/>
     <w:tmpl w:val="B04259AE"/>
@@ -48385,7 +49223,7 @@
       </w:rPr>
     </w:lvl>
   </w:abstractNum>
-  <w:abstractNum w:abstractNumId="233" w15:restartNumberingAfterBreak="0">
+  <w:abstractNum w:abstractNumId="234" w15:restartNumberingAfterBreak="0">
     <w:nsid w:val="66B62080"/>
     <w:multiLevelType w:val="multilevel"/>
     <w:tmpl w:val="17B49BBC"/>
@@ -48498,7 +49336,7 @@
       </w:pPr>
     </w:lvl>
   </w:abstractNum>
-  <w:abstractNum w:abstractNumId="234" w15:restartNumberingAfterBreak="0">
+  <w:abstractNum w:abstractNumId="235" w15:restartNumberingAfterBreak="0">
     <w:nsid w:val="66BE550C"/>
     <w:multiLevelType w:val="hybridMultilevel"/>
     <w:tmpl w:val="07186858"/>
@@ -48611,7 +49449,7 @@
       </w:rPr>
     </w:lvl>
   </w:abstractNum>
-  <w:abstractNum w:abstractNumId="235" w15:restartNumberingAfterBreak="0">
+  <w:abstractNum w:abstractNumId="236" w15:restartNumberingAfterBreak="0">
     <w:nsid w:val="680B4C68"/>
     <w:multiLevelType w:val="hybridMultilevel"/>
     <w:tmpl w:val="FD543C5E"/>
@@ -48724,7 +49562,7 @@
       </w:rPr>
     </w:lvl>
   </w:abstractNum>
-  <w:abstractNum w:abstractNumId="236" w15:restartNumberingAfterBreak="0">
+  <w:abstractNum w:abstractNumId="237" w15:restartNumberingAfterBreak="0">
     <w:nsid w:val="68723702"/>
     <w:multiLevelType w:val="hybridMultilevel"/>
     <w:tmpl w:val="015201E6"/>
@@ -48837,7 +49675,7 @@
       </w:rPr>
     </w:lvl>
   </w:abstractNum>
-  <w:abstractNum w:abstractNumId="237" w15:restartNumberingAfterBreak="0">
+  <w:abstractNum w:abstractNumId="238" w15:restartNumberingAfterBreak="0">
     <w:nsid w:val="68E977E4"/>
     <w:multiLevelType w:val="hybridMultilevel"/>
     <w:tmpl w:val="8352635C"/>
@@ -48950,7 +49788,7 @@
       </w:rPr>
     </w:lvl>
   </w:abstractNum>
-  <w:abstractNum w:abstractNumId="238" w15:restartNumberingAfterBreak="0">
+  <w:abstractNum w:abstractNumId="239" w15:restartNumberingAfterBreak="0">
     <w:nsid w:val="695828BA"/>
     <w:multiLevelType w:val="hybridMultilevel"/>
     <w:tmpl w:val="2146DD44"/>
@@ -49063,7 +49901,7 @@
       </w:rPr>
     </w:lvl>
   </w:abstractNum>
-  <w:abstractNum w:abstractNumId="239" w15:restartNumberingAfterBreak="0">
+  <w:abstractNum w:abstractNumId="240" w15:restartNumberingAfterBreak="0">
     <w:nsid w:val="69825C08"/>
     <w:multiLevelType w:val="hybridMultilevel"/>
     <w:tmpl w:val="B2D8AFD4"/>
@@ -49176,7 +50014,7 @@
       </w:rPr>
     </w:lvl>
   </w:abstractNum>
-  <w:abstractNum w:abstractNumId="240" w15:restartNumberingAfterBreak="0">
+  <w:abstractNum w:abstractNumId="241" w15:restartNumberingAfterBreak="0">
     <w:nsid w:val="699B22AF"/>
     <w:multiLevelType w:val="hybridMultilevel"/>
     <w:tmpl w:val="9A4E4E8E"/>
@@ -49289,7 +50127,7 @@
       </w:rPr>
     </w:lvl>
   </w:abstractNum>
-  <w:abstractNum w:abstractNumId="241" w15:restartNumberingAfterBreak="0">
+  <w:abstractNum w:abstractNumId="242" w15:restartNumberingAfterBreak="0">
     <w:nsid w:val="69AE1557"/>
     <w:multiLevelType w:val="hybridMultilevel"/>
     <w:tmpl w:val="BEAA2A88"/>
@@ -49402,7 +50240,7 @@
       </w:rPr>
     </w:lvl>
   </w:abstractNum>
-  <w:abstractNum w:abstractNumId="242" w15:restartNumberingAfterBreak="0">
+  <w:abstractNum w:abstractNumId="243" w15:restartNumberingAfterBreak="0">
     <w:nsid w:val="6A9E6D0A"/>
     <w:multiLevelType w:val="hybridMultilevel"/>
     <w:tmpl w:val="DA5A383C"/>
@@ -49515,7 +50353,7 @@
       </w:rPr>
     </w:lvl>
   </w:abstractNum>
-  <w:abstractNum w:abstractNumId="243" w15:restartNumberingAfterBreak="0">
+  <w:abstractNum w:abstractNumId="244" w15:restartNumberingAfterBreak="0">
     <w:nsid w:val="6ABF7A9C"/>
     <w:multiLevelType w:val="hybridMultilevel"/>
     <w:tmpl w:val="EE92FA5E"/>
@@ -49605,7 +50443,7 @@
       </w:pPr>
     </w:lvl>
   </w:abstractNum>
-  <w:abstractNum w:abstractNumId="244" w15:restartNumberingAfterBreak="0">
+  <w:abstractNum w:abstractNumId="245" w15:restartNumberingAfterBreak="0">
     <w:nsid w:val="6B683F57"/>
     <w:multiLevelType w:val="hybridMultilevel"/>
     <w:tmpl w:val="45461878"/>
@@ -49718,7 +50556,7 @@
       </w:rPr>
     </w:lvl>
   </w:abstractNum>
-  <w:abstractNum w:abstractNumId="245" w15:restartNumberingAfterBreak="0">
+  <w:abstractNum w:abstractNumId="246" w15:restartNumberingAfterBreak="0">
     <w:nsid w:val="6B6B2899"/>
     <w:multiLevelType w:val="hybridMultilevel"/>
     <w:tmpl w:val="770CAD5A"/>
@@ -49831,7 +50669,7 @@
       </w:rPr>
     </w:lvl>
   </w:abstractNum>
-  <w:abstractNum w:abstractNumId="246" w15:restartNumberingAfterBreak="0">
+  <w:abstractNum w:abstractNumId="247" w15:restartNumberingAfterBreak="0">
     <w:nsid w:val="6B8C27EC"/>
     <w:multiLevelType w:val="multilevel"/>
     <w:tmpl w:val="65C465D6"/>
@@ -49980,7 +50818,7 @@
       </w:rPr>
     </w:lvl>
   </w:abstractNum>
-  <w:abstractNum w:abstractNumId="247" w15:restartNumberingAfterBreak="0">
+  <w:abstractNum w:abstractNumId="248" w15:restartNumberingAfterBreak="0">
     <w:nsid w:val="6C303573"/>
     <w:multiLevelType w:val="hybridMultilevel"/>
     <w:tmpl w:val="8AF42096"/>
@@ -50093,7 +50931,7 @@
       </w:rPr>
     </w:lvl>
   </w:abstractNum>
-  <w:abstractNum w:abstractNumId="248" w15:restartNumberingAfterBreak="0">
+  <w:abstractNum w:abstractNumId="249" w15:restartNumberingAfterBreak="0">
     <w:nsid w:val="6C80331A"/>
     <w:multiLevelType w:val="hybridMultilevel"/>
     <w:tmpl w:val="48A2E6E8"/>
@@ -50206,7 +51044,7 @@
       </w:rPr>
     </w:lvl>
   </w:abstractNum>
-  <w:abstractNum w:abstractNumId="249" w15:restartNumberingAfterBreak="0">
+  <w:abstractNum w:abstractNumId="250" w15:restartNumberingAfterBreak="0">
     <w:nsid w:val="6D330D04"/>
     <w:multiLevelType w:val="hybridMultilevel"/>
     <w:tmpl w:val="1420713A"/>
@@ -50319,7 +51157,7 @@
       </w:rPr>
     </w:lvl>
   </w:abstractNum>
-  <w:abstractNum w:abstractNumId="250" w15:restartNumberingAfterBreak="0">
+  <w:abstractNum w:abstractNumId="251" w15:restartNumberingAfterBreak="0">
     <w:nsid w:val="6D441886"/>
     <w:multiLevelType w:val="hybridMultilevel"/>
     <w:tmpl w:val="39BC2C38"/>
@@ -50432,7 +51270,7 @@
       </w:rPr>
     </w:lvl>
   </w:abstractNum>
-  <w:abstractNum w:abstractNumId="251" w15:restartNumberingAfterBreak="0">
+  <w:abstractNum w:abstractNumId="252" w15:restartNumberingAfterBreak="0">
     <w:nsid w:val="6FA31760"/>
     <w:multiLevelType w:val="hybridMultilevel"/>
     <w:tmpl w:val="A176B374"/>
@@ -50545,7 +51383,7 @@
       </w:rPr>
     </w:lvl>
   </w:abstractNum>
-  <w:abstractNum w:abstractNumId="252" w15:restartNumberingAfterBreak="0">
+  <w:abstractNum w:abstractNumId="253" w15:restartNumberingAfterBreak="0">
     <w:nsid w:val="6FE27461"/>
     <w:multiLevelType w:val="hybridMultilevel"/>
     <w:tmpl w:val="155E2306"/>
@@ -50658,7 +51496,7 @@
       </w:rPr>
     </w:lvl>
   </w:abstractNum>
-  <w:abstractNum w:abstractNumId="253" w15:restartNumberingAfterBreak="0">
+  <w:abstractNum w:abstractNumId="254" w15:restartNumberingAfterBreak="0">
     <w:nsid w:val="70287384"/>
     <w:multiLevelType w:val="hybridMultilevel"/>
     <w:tmpl w:val="374E109C"/>
@@ -50771,7 +51609,7 @@
       </w:rPr>
     </w:lvl>
   </w:abstractNum>
-  <w:abstractNum w:abstractNumId="254" w15:restartNumberingAfterBreak="0">
+  <w:abstractNum w:abstractNumId="255" w15:restartNumberingAfterBreak="0">
     <w:nsid w:val="703D1535"/>
     <w:multiLevelType w:val="hybridMultilevel"/>
     <w:tmpl w:val="6E80A9F6"/>
@@ -50884,7 +51722,7 @@
       </w:rPr>
     </w:lvl>
   </w:abstractNum>
-  <w:abstractNum w:abstractNumId="255" w15:restartNumberingAfterBreak="0">
+  <w:abstractNum w:abstractNumId="256" w15:restartNumberingAfterBreak="0">
     <w:nsid w:val="70780EA7"/>
     <w:multiLevelType w:val="hybridMultilevel"/>
     <w:tmpl w:val="B3F0B6AE"/>
@@ -50997,7 +51835,7 @@
       </w:rPr>
     </w:lvl>
   </w:abstractNum>
-  <w:abstractNum w:abstractNumId="256" w15:restartNumberingAfterBreak="0">
+  <w:abstractNum w:abstractNumId="257" w15:restartNumberingAfterBreak="0">
     <w:nsid w:val="70A82053"/>
     <w:multiLevelType w:val="hybridMultilevel"/>
     <w:tmpl w:val="A00EBC18"/>
@@ -51110,7 +51948,7 @@
       </w:rPr>
     </w:lvl>
   </w:abstractNum>
-  <w:abstractNum w:abstractNumId="257" w15:restartNumberingAfterBreak="0">
+  <w:abstractNum w:abstractNumId="258" w15:restartNumberingAfterBreak="0">
     <w:nsid w:val="71BC1074"/>
     <w:multiLevelType w:val="hybridMultilevel"/>
     <w:tmpl w:val="B194E6AC"/>
@@ -51223,7 +52061,7 @@
       </w:rPr>
     </w:lvl>
   </w:abstractNum>
-  <w:abstractNum w:abstractNumId="258" w15:restartNumberingAfterBreak="0">
+  <w:abstractNum w:abstractNumId="259" w15:restartNumberingAfterBreak="0">
     <w:nsid w:val="71D664E3"/>
     <w:multiLevelType w:val="hybridMultilevel"/>
     <w:tmpl w:val="4E742FEE"/>
@@ -51336,7 +52174,7 @@
       </w:rPr>
     </w:lvl>
   </w:abstractNum>
-  <w:abstractNum w:abstractNumId="259" w15:restartNumberingAfterBreak="0">
+  <w:abstractNum w:abstractNumId="260" w15:restartNumberingAfterBreak="0">
     <w:nsid w:val="72700646"/>
     <w:multiLevelType w:val="hybridMultilevel"/>
     <w:tmpl w:val="A300CFD6"/>
@@ -51449,7 +52287,7 @@
       </w:rPr>
     </w:lvl>
   </w:abstractNum>
-  <w:abstractNum w:abstractNumId="260" w15:restartNumberingAfterBreak="0">
+  <w:abstractNum w:abstractNumId="261" w15:restartNumberingAfterBreak="0">
     <w:nsid w:val="73640977"/>
     <w:multiLevelType w:val="hybridMultilevel"/>
     <w:tmpl w:val="742405B4"/>
@@ -51562,7 +52400,7 @@
       </w:rPr>
     </w:lvl>
   </w:abstractNum>
-  <w:abstractNum w:abstractNumId="261" w15:restartNumberingAfterBreak="0">
+  <w:abstractNum w:abstractNumId="262" w15:restartNumberingAfterBreak="0">
     <w:nsid w:val="74872E42"/>
     <w:multiLevelType w:val="hybridMultilevel"/>
     <w:tmpl w:val="C6006F20"/>
@@ -51675,7 +52513,7 @@
       </w:rPr>
     </w:lvl>
   </w:abstractNum>
-  <w:abstractNum w:abstractNumId="262" w15:restartNumberingAfterBreak="0">
+  <w:abstractNum w:abstractNumId="263" w15:restartNumberingAfterBreak="0">
     <w:nsid w:val="7535540A"/>
     <w:multiLevelType w:val="hybridMultilevel"/>
     <w:tmpl w:val="A06846F6"/>
@@ -51788,7 +52626,7 @@
       </w:rPr>
     </w:lvl>
   </w:abstractNum>
-  <w:abstractNum w:abstractNumId="263" w15:restartNumberingAfterBreak="0">
+  <w:abstractNum w:abstractNumId="264" w15:restartNumberingAfterBreak="0">
     <w:nsid w:val="754359B5"/>
     <w:multiLevelType w:val="hybridMultilevel"/>
     <w:tmpl w:val="D7D219B8"/>
@@ -51878,7 +52716,7 @@
       </w:pPr>
     </w:lvl>
   </w:abstractNum>
-  <w:abstractNum w:abstractNumId="264" w15:restartNumberingAfterBreak="0">
+  <w:abstractNum w:abstractNumId="265" w15:restartNumberingAfterBreak="0">
     <w:nsid w:val="75DA74DB"/>
     <w:multiLevelType w:val="hybridMultilevel"/>
     <w:tmpl w:val="874C1580"/>
@@ -51991,7 +52829,7 @@
       </w:rPr>
     </w:lvl>
   </w:abstractNum>
-  <w:abstractNum w:abstractNumId="265" w15:restartNumberingAfterBreak="0">
+  <w:abstractNum w:abstractNumId="266" w15:restartNumberingAfterBreak="0">
     <w:nsid w:val="77B81A6B"/>
     <w:multiLevelType w:val="hybridMultilevel"/>
     <w:tmpl w:val="4994411C"/>
@@ -52104,7 +52942,7 @@
       </w:rPr>
     </w:lvl>
   </w:abstractNum>
-  <w:abstractNum w:abstractNumId="266" w15:restartNumberingAfterBreak="0">
+  <w:abstractNum w:abstractNumId="267" w15:restartNumberingAfterBreak="0">
     <w:nsid w:val="77C62E1F"/>
     <w:multiLevelType w:val="hybridMultilevel"/>
     <w:tmpl w:val="51C2FFA8"/>
@@ -52217,7 +53055,7 @@
       </w:rPr>
     </w:lvl>
   </w:abstractNum>
-  <w:abstractNum w:abstractNumId="267" w15:restartNumberingAfterBreak="0">
+  <w:abstractNum w:abstractNumId="268" w15:restartNumberingAfterBreak="0">
     <w:nsid w:val="77E901D8"/>
     <w:multiLevelType w:val="hybridMultilevel"/>
     <w:tmpl w:val="F8322446"/>
@@ -52330,7 +53168,7 @@
       </w:rPr>
     </w:lvl>
   </w:abstractNum>
-  <w:abstractNum w:abstractNumId="268" w15:restartNumberingAfterBreak="0">
+  <w:abstractNum w:abstractNumId="269" w15:restartNumberingAfterBreak="0">
     <w:nsid w:val="78B34D74"/>
     <w:multiLevelType w:val="hybridMultilevel"/>
     <w:tmpl w:val="21E6BF96"/>
@@ -52443,7 +53281,7 @@
       </w:rPr>
     </w:lvl>
   </w:abstractNum>
-  <w:abstractNum w:abstractNumId="269" w15:restartNumberingAfterBreak="0">
+  <w:abstractNum w:abstractNumId="270" w15:restartNumberingAfterBreak="0">
     <w:nsid w:val="79126B60"/>
     <w:multiLevelType w:val="hybridMultilevel"/>
     <w:tmpl w:val="3860492E"/>
@@ -52556,7 +53394,7 @@
       </w:rPr>
     </w:lvl>
   </w:abstractNum>
-  <w:abstractNum w:abstractNumId="270" w15:restartNumberingAfterBreak="0">
+  <w:abstractNum w:abstractNumId="271" w15:restartNumberingAfterBreak="0">
     <w:nsid w:val="79336993"/>
     <w:multiLevelType w:val="hybridMultilevel"/>
     <w:tmpl w:val="DC88C60E"/>
@@ -52669,7 +53507,7 @@
       </w:rPr>
     </w:lvl>
   </w:abstractNum>
-  <w:abstractNum w:abstractNumId="271" w15:restartNumberingAfterBreak="0">
+  <w:abstractNum w:abstractNumId="272" w15:restartNumberingAfterBreak="0">
     <w:nsid w:val="79561976"/>
     <w:multiLevelType w:val="hybridMultilevel"/>
     <w:tmpl w:val="01FC609C"/>
@@ -52782,7 +53620,7 @@
       </w:rPr>
     </w:lvl>
   </w:abstractNum>
-  <w:abstractNum w:abstractNumId="272" w15:restartNumberingAfterBreak="0">
+  <w:abstractNum w:abstractNumId="273" w15:restartNumberingAfterBreak="0">
     <w:nsid w:val="79E359F7"/>
     <w:multiLevelType w:val="hybridMultilevel"/>
     <w:tmpl w:val="62943764"/>
@@ -52895,7 +53733,7 @@
       </w:rPr>
     </w:lvl>
   </w:abstractNum>
-  <w:abstractNum w:abstractNumId="273" w15:restartNumberingAfterBreak="0">
+  <w:abstractNum w:abstractNumId="274" w15:restartNumberingAfterBreak="0">
     <w:nsid w:val="7A3933B7"/>
     <w:multiLevelType w:val="hybridMultilevel"/>
     <w:tmpl w:val="2BF25664"/>
@@ -53008,7 +53846,7 @@
       </w:rPr>
     </w:lvl>
   </w:abstractNum>
-  <w:abstractNum w:abstractNumId="274" w15:restartNumberingAfterBreak="0">
+  <w:abstractNum w:abstractNumId="275" w15:restartNumberingAfterBreak="0">
     <w:nsid w:val="7C161D1C"/>
     <w:multiLevelType w:val="multilevel"/>
     <w:tmpl w:val="EE7A69C8"/>
@@ -53144,7 +53982,7 @@
       </w:pPr>
     </w:lvl>
   </w:abstractNum>
-  <w:abstractNum w:abstractNumId="275" w15:restartNumberingAfterBreak="0">
+  <w:abstractNum w:abstractNumId="276" w15:restartNumberingAfterBreak="0">
     <w:nsid w:val="7C576B4E"/>
     <w:multiLevelType w:val="hybridMultilevel"/>
     <w:tmpl w:val="B424556A"/>
@@ -53257,7 +54095,7 @@
       </w:rPr>
     </w:lvl>
   </w:abstractNum>
-  <w:abstractNum w:abstractNumId="276" w15:restartNumberingAfterBreak="0">
+  <w:abstractNum w:abstractNumId="277" w15:restartNumberingAfterBreak="0">
     <w:nsid w:val="7CA632AA"/>
     <w:multiLevelType w:val="hybridMultilevel"/>
     <w:tmpl w:val="99C6ECD0"/>
@@ -53370,7 +54208,7 @@
       </w:rPr>
     </w:lvl>
   </w:abstractNum>
-  <w:abstractNum w:abstractNumId="277" w15:restartNumberingAfterBreak="0">
+  <w:abstractNum w:abstractNumId="278" w15:restartNumberingAfterBreak="0">
     <w:nsid w:val="7CED7494"/>
     <w:multiLevelType w:val="hybridMultilevel"/>
     <w:tmpl w:val="2E18CDF0"/>
@@ -53483,7 +54321,7 @@
       </w:rPr>
     </w:lvl>
   </w:abstractNum>
-  <w:abstractNum w:abstractNumId="278" w15:restartNumberingAfterBreak="0">
+  <w:abstractNum w:abstractNumId="279" w15:restartNumberingAfterBreak="0">
     <w:nsid w:val="7D197DC2"/>
     <w:multiLevelType w:val="hybridMultilevel"/>
     <w:tmpl w:val="82C2CB42"/>
@@ -53596,7 +54434,7 @@
       </w:rPr>
     </w:lvl>
   </w:abstractNum>
-  <w:abstractNum w:abstractNumId="279" w15:restartNumberingAfterBreak="0">
+  <w:abstractNum w:abstractNumId="280" w15:restartNumberingAfterBreak="0">
     <w:nsid w:val="7D2C595F"/>
     <w:multiLevelType w:val="hybridMultilevel"/>
     <w:tmpl w:val="A16E74BA"/>
@@ -53709,7 +54547,7 @@
       </w:rPr>
     </w:lvl>
   </w:abstractNum>
-  <w:abstractNum w:abstractNumId="280" w15:restartNumberingAfterBreak="0">
+  <w:abstractNum w:abstractNumId="281" w15:restartNumberingAfterBreak="0">
     <w:nsid w:val="7E9B4FA4"/>
     <w:multiLevelType w:val="hybridMultilevel"/>
     <w:tmpl w:val="0756BFFC"/>
@@ -53822,7 +54660,7 @@
       </w:rPr>
     </w:lvl>
   </w:abstractNum>
-  <w:abstractNum w:abstractNumId="281" w15:restartNumberingAfterBreak="0">
+  <w:abstractNum w:abstractNumId="282" w15:restartNumberingAfterBreak="0">
     <w:nsid w:val="7F4A7F7F"/>
     <w:multiLevelType w:val="hybridMultilevel"/>
     <w:tmpl w:val="E2162194"/>
@@ -53935,7 +54773,7 @@
       </w:rPr>
     </w:lvl>
   </w:abstractNum>
-  <w:abstractNum w:abstractNumId="282" w15:restartNumberingAfterBreak="0">
+  <w:abstractNum w:abstractNumId="283" w15:restartNumberingAfterBreak="0">
     <w:nsid w:val="7F995FB1"/>
     <w:multiLevelType w:val="hybridMultilevel"/>
     <w:tmpl w:val="12B62F38"/>
@@ -54049,853 +54887,856 @@
     </w:lvl>
   </w:abstractNum>
   <w:num w:numId="1" w16cid:durableId="2000957126">
-    <w:abstractNumId w:val="274"/>
+    <w:abstractNumId w:val="275"/>
   </w:num>
   <w:num w:numId="2" w16cid:durableId="1585263860">
     <w:abstractNumId w:val="0"/>
   </w:num>
   <w:num w:numId="3" w16cid:durableId="1338381655">
-    <w:abstractNumId w:val="85"/>
+    <w:abstractNumId w:val="86"/>
   </w:num>
   <w:num w:numId="4" w16cid:durableId="1532257930">
-    <w:abstractNumId w:val="188"/>
+    <w:abstractNumId w:val="189"/>
   </w:num>
   <w:num w:numId="5" w16cid:durableId="998075588">
-    <w:abstractNumId w:val="126"/>
+    <w:abstractNumId w:val="127"/>
   </w:num>
   <w:num w:numId="6" w16cid:durableId="271668223">
-    <w:abstractNumId w:val="113"/>
+    <w:abstractNumId w:val="114"/>
   </w:num>
   <w:num w:numId="7" w16cid:durableId="1402674514">
-    <w:abstractNumId w:val="16"/>
+    <w:abstractNumId w:val="17"/>
   </w:num>
   <w:num w:numId="8" w16cid:durableId="1584408612">
-    <w:abstractNumId w:val="109"/>
+    <w:abstractNumId w:val="110"/>
   </w:num>
   <w:num w:numId="9" w16cid:durableId="1431242256">
-    <w:abstractNumId w:val="203"/>
+    <w:abstractNumId w:val="204"/>
   </w:num>
   <w:num w:numId="10" w16cid:durableId="1216357945">
-    <w:abstractNumId w:val="77"/>
+    <w:abstractNumId w:val="78"/>
   </w:num>
   <w:num w:numId="11" w16cid:durableId="1320186529">
-    <w:abstractNumId w:val="249"/>
+    <w:abstractNumId w:val="250"/>
   </w:num>
   <w:num w:numId="12" w16cid:durableId="1026558901">
-    <w:abstractNumId w:val="153"/>
+    <w:abstractNumId w:val="154"/>
   </w:num>
   <w:num w:numId="13" w16cid:durableId="1806775244">
-    <w:abstractNumId w:val="229"/>
+    <w:abstractNumId w:val="230"/>
   </w:num>
   <w:num w:numId="14" w16cid:durableId="493036974">
-    <w:abstractNumId w:val="155"/>
+    <w:abstractNumId w:val="156"/>
   </w:num>
   <w:num w:numId="15" w16cid:durableId="312492052">
-    <w:abstractNumId w:val="256"/>
+    <w:abstractNumId w:val="257"/>
   </w:num>
   <w:num w:numId="16" w16cid:durableId="1674331009">
-    <w:abstractNumId w:val="232"/>
+    <w:abstractNumId w:val="233"/>
   </w:num>
   <w:num w:numId="17" w16cid:durableId="886725228">
-    <w:abstractNumId w:val="69"/>
+    <w:abstractNumId w:val="70"/>
   </w:num>
   <w:num w:numId="18" w16cid:durableId="706565252">
-    <w:abstractNumId w:val="46"/>
+    <w:abstractNumId w:val="47"/>
   </w:num>
   <w:num w:numId="19" w16cid:durableId="1613129988">
-    <w:abstractNumId w:val="33"/>
+    <w:abstractNumId w:val="34"/>
   </w:num>
   <w:num w:numId="20" w16cid:durableId="149979022">
-    <w:abstractNumId w:val="146"/>
+    <w:abstractNumId w:val="147"/>
   </w:num>
   <w:num w:numId="21" w16cid:durableId="417212528">
-    <w:abstractNumId w:val="37"/>
+    <w:abstractNumId w:val="38"/>
   </w:num>
   <w:num w:numId="22" w16cid:durableId="1601179847">
-    <w:abstractNumId w:val="216"/>
+    <w:abstractNumId w:val="217"/>
   </w:num>
   <w:num w:numId="23" w16cid:durableId="744843224">
-    <w:abstractNumId w:val="10"/>
+    <w:abstractNumId w:val="11"/>
   </w:num>
   <w:num w:numId="24" w16cid:durableId="710350446">
-    <w:abstractNumId w:val="66"/>
+    <w:abstractNumId w:val="67"/>
   </w:num>
   <w:num w:numId="25" w16cid:durableId="642269609">
-    <w:abstractNumId w:val="159"/>
+    <w:abstractNumId w:val="160"/>
   </w:num>
   <w:num w:numId="26" w16cid:durableId="356126483">
     <w:abstractNumId w:val="1"/>
   </w:num>
   <w:num w:numId="27" w16cid:durableId="1675953533">
-    <w:abstractNumId w:val="187"/>
+    <w:abstractNumId w:val="188"/>
   </w:num>
   <w:num w:numId="28" w16cid:durableId="1261992204">
-    <w:abstractNumId w:val="27"/>
+    <w:abstractNumId w:val="28"/>
   </w:num>
   <w:num w:numId="29" w16cid:durableId="1453357497">
-    <w:abstractNumId w:val="38"/>
+    <w:abstractNumId w:val="39"/>
   </w:num>
   <w:num w:numId="30" w16cid:durableId="26179609">
-    <w:abstractNumId w:val="57"/>
+    <w:abstractNumId w:val="58"/>
   </w:num>
   <w:num w:numId="31" w16cid:durableId="752241583">
-    <w:abstractNumId w:val="147"/>
+    <w:abstractNumId w:val="148"/>
   </w:num>
   <w:num w:numId="32" w16cid:durableId="1334142201">
-    <w:abstractNumId w:val="230"/>
+    <w:abstractNumId w:val="231"/>
   </w:num>
   <w:num w:numId="33" w16cid:durableId="1004472473">
-    <w:abstractNumId w:val="261"/>
+    <w:abstractNumId w:val="262"/>
   </w:num>
   <w:num w:numId="34" w16cid:durableId="1295789356">
-    <w:abstractNumId w:val="110"/>
+    <w:abstractNumId w:val="111"/>
   </w:num>
   <w:num w:numId="35" w16cid:durableId="1025136340">
-    <w:abstractNumId w:val="211"/>
+    <w:abstractNumId w:val="212"/>
   </w:num>
   <w:num w:numId="36" w16cid:durableId="1958022753">
-    <w:abstractNumId w:val="220"/>
+    <w:abstractNumId w:val="221"/>
   </w:num>
   <w:num w:numId="37" w16cid:durableId="327830861">
-    <w:abstractNumId w:val="177"/>
+    <w:abstractNumId w:val="178"/>
   </w:num>
   <w:num w:numId="38" w16cid:durableId="837421722">
-    <w:abstractNumId w:val="227"/>
+    <w:abstractNumId w:val="228"/>
   </w:num>
   <w:num w:numId="39" w16cid:durableId="68236345">
-    <w:abstractNumId w:val="78"/>
+    <w:abstractNumId w:val="79"/>
   </w:num>
   <w:num w:numId="40" w16cid:durableId="1351564703">
+    <w:abstractNumId w:val="138"/>
+  </w:num>
+  <w:num w:numId="41" w16cid:durableId="1490556788">
+    <w:abstractNumId w:val="232"/>
+  </w:num>
+  <w:num w:numId="42" w16cid:durableId="989407082">
+    <w:abstractNumId w:val="195"/>
+  </w:num>
+  <w:num w:numId="43" w16cid:durableId="1272934966">
+    <w:abstractNumId w:val="229"/>
+  </w:num>
+  <w:num w:numId="44" w16cid:durableId="922488667">
+    <w:abstractNumId w:val="151"/>
+  </w:num>
+  <w:num w:numId="45" w16cid:durableId="1577593854">
+    <w:abstractNumId w:val="210"/>
+  </w:num>
+  <w:num w:numId="46" w16cid:durableId="245771227">
+    <w:abstractNumId w:val="99"/>
+  </w:num>
+  <w:num w:numId="47" w16cid:durableId="1009068488">
+    <w:abstractNumId w:val="46"/>
+  </w:num>
+  <w:num w:numId="48" w16cid:durableId="847448477">
+    <w:abstractNumId w:val="248"/>
+  </w:num>
+  <w:num w:numId="49" w16cid:durableId="1311444767">
+    <w:abstractNumId w:val="133"/>
+  </w:num>
+  <w:num w:numId="50" w16cid:durableId="602424475">
+    <w:abstractNumId w:val="97"/>
+  </w:num>
+  <w:num w:numId="51" w16cid:durableId="749232242">
+    <w:abstractNumId w:val="109"/>
+  </w:num>
+  <w:num w:numId="52" w16cid:durableId="15038163">
+    <w:abstractNumId w:val="166"/>
+  </w:num>
+  <w:num w:numId="53" w16cid:durableId="267006940">
+    <w:abstractNumId w:val="105"/>
+  </w:num>
+  <w:num w:numId="54" w16cid:durableId="1117942362">
+    <w:abstractNumId w:val="117"/>
+  </w:num>
+  <w:num w:numId="55" w16cid:durableId="1212306341">
+    <w:abstractNumId w:val="54"/>
+  </w:num>
+  <w:num w:numId="56" w16cid:durableId="1689597543">
+    <w:abstractNumId w:val="183"/>
+  </w:num>
+  <w:num w:numId="57" w16cid:durableId="1853645414">
+    <w:abstractNumId w:val="116"/>
+  </w:num>
+  <w:num w:numId="58" w16cid:durableId="750346358">
+    <w:abstractNumId w:val="238"/>
+  </w:num>
+  <w:num w:numId="59" w16cid:durableId="836266768">
+    <w:abstractNumId w:val="32"/>
+  </w:num>
+  <w:num w:numId="60" w16cid:durableId="308898093">
+    <w:abstractNumId w:val="145"/>
+  </w:num>
+  <w:num w:numId="61" w16cid:durableId="1502500007">
+    <w:abstractNumId w:val="162"/>
+  </w:num>
+  <w:num w:numId="62" w16cid:durableId="939027621">
+    <w:abstractNumId w:val="159"/>
+  </w:num>
+  <w:num w:numId="63" w16cid:durableId="1527132673">
+    <w:abstractNumId w:val="36"/>
+  </w:num>
+  <w:num w:numId="64" w16cid:durableId="300889375">
+    <w:abstractNumId w:val="95"/>
+  </w:num>
+  <w:num w:numId="65" w16cid:durableId="219639064">
+    <w:abstractNumId w:val="281"/>
+  </w:num>
+  <w:num w:numId="66" w16cid:durableId="854734856">
+    <w:abstractNumId w:val="157"/>
+  </w:num>
+  <w:num w:numId="67" w16cid:durableId="546260894">
+    <w:abstractNumId w:val="134"/>
+  </w:num>
+  <w:num w:numId="68" w16cid:durableId="321784219">
+    <w:abstractNumId w:val="102"/>
+  </w:num>
+  <w:num w:numId="69" w16cid:durableId="1550265206">
+    <w:abstractNumId w:val="280"/>
+  </w:num>
+  <w:num w:numId="70" w16cid:durableId="1667199238">
     <w:abstractNumId w:val="137"/>
   </w:num>
-  <w:num w:numId="41" w16cid:durableId="1490556788">
-    <w:abstractNumId w:val="231"/>
-  </w:num>
-  <w:num w:numId="42" w16cid:durableId="989407082">
-    <w:abstractNumId w:val="194"/>
-  </w:num>
-  <w:num w:numId="43" w16cid:durableId="1272934966">
-    <w:abstractNumId w:val="228"/>
-  </w:num>
-  <w:num w:numId="44" w16cid:durableId="922488667">
-    <w:abstractNumId w:val="150"/>
-  </w:num>
-  <w:num w:numId="45" w16cid:durableId="1577593854">
-    <w:abstractNumId w:val="209"/>
-  </w:num>
-  <w:num w:numId="46" w16cid:durableId="245771227">
-    <w:abstractNumId w:val="98"/>
-  </w:num>
-  <w:num w:numId="47" w16cid:durableId="1009068488">
-    <w:abstractNumId w:val="45"/>
-  </w:num>
-  <w:num w:numId="48" w16cid:durableId="847448477">
-    <w:abstractNumId w:val="247"/>
-  </w:num>
-  <w:num w:numId="49" w16cid:durableId="1311444767">
-    <w:abstractNumId w:val="132"/>
-  </w:num>
-  <w:num w:numId="50" w16cid:durableId="602424475">
-    <w:abstractNumId w:val="96"/>
-  </w:num>
-  <w:num w:numId="51" w16cid:durableId="749232242">
-    <w:abstractNumId w:val="108"/>
-  </w:num>
-  <w:num w:numId="52" w16cid:durableId="15038163">
-    <w:abstractNumId w:val="165"/>
-  </w:num>
-  <w:num w:numId="53" w16cid:durableId="267006940">
-    <w:abstractNumId w:val="104"/>
-  </w:num>
-  <w:num w:numId="54" w16cid:durableId="1117942362">
-    <w:abstractNumId w:val="116"/>
-  </w:num>
-  <w:num w:numId="55" w16cid:durableId="1212306341">
-    <w:abstractNumId w:val="53"/>
-  </w:num>
-  <w:num w:numId="56" w16cid:durableId="1689597543">
-    <w:abstractNumId w:val="182"/>
-  </w:num>
-  <w:num w:numId="57" w16cid:durableId="1853645414">
-    <w:abstractNumId w:val="115"/>
-  </w:num>
-  <w:num w:numId="58" w16cid:durableId="750346358">
-    <w:abstractNumId w:val="237"/>
-  </w:num>
-  <w:num w:numId="59" w16cid:durableId="836266768">
-    <w:abstractNumId w:val="31"/>
-  </w:num>
-  <w:num w:numId="60" w16cid:durableId="308898093">
-    <w:abstractNumId w:val="144"/>
-  </w:num>
-  <w:num w:numId="61" w16cid:durableId="1502500007">
-    <w:abstractNumId w:val="161"/>
-  </w:num>
-  <w:num w:numId="62" w16cid:durableId="939027621">
-    <w:abstractNumId w:val="158"/>
-  </w:num>
-  <w:num w:numId="63" w16cid:durableId="1527132673">
-    <w:abstractNumId w:val="35"/>
-  </w:num>
-  <w:num w:numId="64" w16cid:durableId="300889375">
-    <w:abstractNumId w:val="94"/>
-  </w:num>
-  <w:num w:numId="65" w16cid:durableId="219639064">
-    <w:abstractNumId w:val="280"/>
-  </w:num>
-  <w:num w:numId="66" w16cid:durableId="854734856">
-    <w:abstractNumId w:val="156"/>
-  </w:num>
-  <w:num w:numId="67" w16cid:durableId="546260894">
-    <w:abstractNumId w:val="133"/>
-  </w:num>
-  <w:num w:numId="68" w16cid:durableId="321784219">
-    <w:abstractNumId w:val="101"/>
-  </w:num>
-  <w:num w:numId="69" w16cid:durableId="1550265206">
-    <w:abstractNumId w:val="279"/>
-  </w:num>
-  <w:num w:numId="70" w16cid:durableId="1667199238">
-    <w:abstractNumId w:val="136"/>
-  </w:num>
   <w:num w:numId="71" w16cid:durableId="1387996531">
-    <w:abstractNumId w:val="259"/>
+    <w:abstractNumId w:val="260"/>
   </w:num>
   <w:num w:numId="72" w16cid:durableId="920405427">
-    <w:abstractNumId w:val="99"/>
+    <w:abstractNumId w:val="100"/>
   </w:num>
   <w:num w:numId="73" w16cid:durableId="943070626">
     <w:abstractNumId w:val="3"/>
   </w:num>
   <w:num w:numId="74" w16cid:durableId="1084842384">
+    <w:abstractNumId w:val="49"/>
+  </w:num>
+  <w:num w:numId="75" w16cid:durableId="1014697257">
+    <w:abstractNumId w:val="279"/>
+  </w:num>
+  <w:num w:numId="76" w16cid:durableId="22675639">
+    <w:abstractNumId w:val="106"/>
+  </w:num>
+  <w:num w:numId="77" w16cid:durableId="1532185831">
+    <w:abstractNumId w:val="263"/>
+  </w:num>
+  <w:num w:numId="78" w16cid:durableId="1320186322">
+    <w:abstractNumId w:val="208"/>
+  </w:num>
+  <w:num w:numId="79" w16cid:durableId="122843791">
+    <w:abstractNumId w:val="103"/>
+  </w:num>
+  <w:num w:numId="80" w16cid:durableId="1131705600">
+    <w:abstractNumId w:val="194"/>
+  </w:num>
+  <w:num w:numId="81" w16cid:durableId="1378238704">
+    <w:abstractNumId w:val="255"/>
+  </w:num>
+  <w:num w:numId="82" w16cid:durableId="1035235679">
+    <w:abstractNumId w:val="84"/>
+  </w:num>
+  <w:num w:numId="83" w16cid:durableId="669406226">
+    <w:abstractNumId w:val="271"/>
+  </w:num>
+  <w:num w:numId="84" w16cid:durableId="378629724">
+    <w:abstractNumId w:val="247"/>
+  </w:num>
+  <w:num w:numId="85" w16cid:durableId="2130007145">
+    <w:abstractNumId w:val="277"/>
+  </w:num>
+  <w:num w:numId="86" w16cid:durableId="1305041052">
+    <w:abstractNumId w:val="77"/>
+  </w:num>
+  <w:num w:numId="87" w16cid:durableId="1876696686">
+    <w:abstractNumId w:val="90"/>
+  </w:num>
+  <w:num w:numId="88" w16cid:durableId="1288320670">
     <w:abstractNumId w:val="48"/>
   </w:num>
-  <w:num w:numId="75" w16cid:durableId="1014697257">
-    <w:abstractNumId w:val="278"/>
+  <w:num w:numId="89" w16cid:durableId="2048949600">
+    <w:abstractNumId w:val="72"/>
   </w:num>
-  <w:num w:numId="76" w16cid:durableId="22675639">
-    <w:abstractNumId w:val="105"/>
+  <w:num w:numId="90" w16cid:durableId="1174953941">
+    <w:abstractNumId w:val="108"/>
   </w:num>
-  <w:num w:numId="77" w16cid:durableId="1532185831">
-    <w:abstractNumId w:val="262"/>
+  <w:num w:numId="91" w16cid:durableId="1638215621">
+    <w:abstractNumId w:val="218"/>
   </w:num>
-  <w:num w:numId="78" w16cid:durableId="1320186322">
-    <w:abstractNumId w:val="207"/>
+  <w:num w:numId="92" w16cid:durableId="1490092809">
+    <w:abstractNumId w:val="64"/>
   </w:num>
-  <w:num w:numId="79" w16cid:durableId="122843791">
-    <w:abstractNumId w:val="102"/>
+  <w:num w:numId="93" w16cid:durableId="1439792245">
+    <w:abstractNumId w:val="213"/>
   </w:num>
-  <w:num w:numId="80" w16cid:durableId="1131705600">
+  <w:num w:numId="94" w16cid:durableId="1096367184">
+    <w:abstractNumId w:val="226"/>
+  </w:num>
+  <w:num w:numId="95" w16cid:durableId="1123842377">
+    <w:abstractNumId w:val="144"/>
+  </w:num>
+  <w:num w:numId="96" w16cid:durableId="462693765">
+    <w:abstractNumId w:val="98"/>
+  </w:num>
+  <w:num w:numId="97" w16cid:durableId="1820533053">
+    <w:abstractNumId w:val="206"/>
+  </w:num>
+  <w:num w:numId="98" w16cid:durableId="387456858">
+    <w:abstractNumId w:val="15"/>
+  </w:num>
+  <w:num w:numId="99" w16cid:durableId="600921127">
+    <w:abstractNumId w:val="65"/>
+  </w:num>
+  <w:num w:numId="100" w16cid:durableId="440540173">
+    <w:abstractNumId w:val="169"/>
+  </w:num>
+  <w:num w:numId="101" w16cid:durableId="1928686402">
+    <w:abstractNumId w:val="51"/>
+  </w:num>
+  <w:num w:numId="102" w16cid:durableId="1449200058">
+    <w:abstractNumId w:val="181"/>
+  </w:num>
+  <w:num w:numId="103" w16cid:durableId="1906842435">
+    <w:abstractNumId w:val="254"/>
+  </w:num>
+  <w:num w:numId="104" w16cid:durableId="2007634782">
+    <w:abstractNumId w:val="80"/>
+  </w:num>
+  <w:num w:numId="105" w16cid:durableId="1129281314">
+    <w:abstractNumId w:val="96"/>
+  </w:num>
+  <w:num w:numId="106" w16cid:durableId="1649169782">
     <w:abstractNumId w:val="193"/>
   </w:num>
-  <w:num w:numId="81" w16cid:durableId="1378238704">
-    <w:abstractNumId w:val="254"/>
+  <w:num w:numId="107" w16cid:durableId="42411950">
+    <w:abstractNumId w:val="249"/>
   </w:num>
-  <w:num w:numId="82" w16cid:durableId="1035235679">
-    <w:abstractNumId w:val="83"/>
-  </w:num>
-  <w:num w:numId="83" w16cid:durableId="669406226">
-    <w:abstractNumId w:val="270"/>
-  </w:num>
-  <w:num w:numId="84" w16cid:durableId="378629724">
-    <w:abstractNumId w:val="246"/>
-  </w:num>
-  <w:num w:numId="85" w16cid:durableId="2130007145">
-    <w:abstractNumId w:val="276"/>
-  </w:num>
-  <w:num w:numId="86" w16cid:durableId="1305041052">
-    <w:abstractNumId w:val="76"/>
-  </w:num>
-  <w:num w:numId="87" w16cid:durableId="1876696686">
-    <w:abstractNumId w:val="89"/>
-  </w:num>
-  <w:num w:numId="88" w16cid:durableId="1288320670">
-    <w:abstractNumId w:val="47"/>
-  </w:num>
-  <w:num w:numId="89" w16cid:durableId="2048949600">
-    <w:abstractNumId w:val="71"/>
-  </w:num>
-  <w:num w:numId="90" w16cid:durableId="1174953941">
-    <w:abstractNumId w:val="107"/>
-  </w:num>
-  <w:num w:numId="91" w16cid:durableId="1638215621">
-    <w:abstractNumId w:val="217"/>
-  </w:num>
-  <w:num w:numId="92" w16cid:durableId="1490092809">
-    <w:abstractNumId w:val="63"/>
-  </w:num>
-  <w:num w:numId="93" w16cid:durableId="1439792245">
-    <w:abstractNumId w:val="212"/>
-  </w:num>
-  <w:num w:numId="94" w16cid:durableId="1096367184">
-    <w:abstractNumId w:val="225"/>
-  </w:num>
-  <w:num w:numId="95" w16cid:durableId="1123842377">
-    <w:abstractNumId w:val="143"/>
-  </w:num>
-  <w:num w:numId="96" w16cid:durableId="462693765">
-    <w:abstractNumId w:val="97"/>
-  </w:num>
-  <w:num w:numId="97" w16cid:durableId="1820533053">
+  <w:num w:numId="108" w16cid:durableId="104691985">
     <w:abstractNumId w:val="205"/>
   </w:num>
-  <w:num w:numId="98" w16cid:durableId="387456858">
-    <w:abstractNumId w:val="14"/>
-  </w:num>
-  <w:num w:numId="99" w16cid:durableId="600921127">
-    <w:abstractNumId w:val="64"/>
-  </w:num>
-  <w:num w:numId="100" w16cid:durableId="440540173">
-    <w:abstractNumId w:val="168"/>
-  </w:num>
-  <w:num w:numId="101" w16cid:durableId="1928686402">
-    <w:abstractNumId w:val="50"/>
-  </w:num>
-  <w:num w:numId="102" w16cid:durableId="1449200058">
-    <w:abstractNumId w:val="180"/>
-  </w:num>
-  <w:num w:numId="103" w16cid:durableId="1906842435">
-    <w:abstractNumId w:val="253"/>
-  </w:num>
-  <w:num w:numId="104" w16cid:durableId="2007634782">
-    <w:abstractNumId w:val="79"/>
-  </w:num>
-  <w:num w:numId="105" w16cid:durableId="1129281314">
-    <w:abstractNumId w:val="95"/>
-  </w:num>
-  <w:num w:numId="106" w16cid:durableId="1649169782">
-    <w:abstractNumId w:val="192"/>
-  </w:num>
-  <w:num w:numId="107" w16cid:durableId="42411950">
-    <w:abstractNumId w:val="248"/>
-  </w:num>
-  <w:num w:numId="108" w16cid:durableId="104691985">
-    <w:abstractNumId w:val="204"/>
-  </w:num>
   <w:num w:numId="109" w16cid:durableId="1374387172">
-    <w:abstractNumId w:val="138"/>
+    <w:abstractNumId w:val="139"/>
   </w:num>
   <w:num w:numId="110" w16cid:durableId="2133354544">
+    <w:abstractNumId w:val="124"/>
+  </w:num>
+  <w:num w:numId="111" w16cid:durableId="1281260656">
     <w:abstractNumId w:val="123"/>
   </w:num>
-  <w:num w:numId="111" w16cid:durableId="1281260656">
-    <w:abstractNumId w:val="122"/>
-  </w:num>
   <w:num w:numId="112" w16cid:durableId="2093427375">
-    <w:abstractNumId w:val="86"/>
+    <w:abstractNumId w:val="87"/>
   </w:num>
   <w:num w:numId="113" w16cid:durableId="790629077">
-    <w:abstractNumId w:val="183"/>
+    <w:abstractNumId w:val="184"/>
   </w:num>
   <w:num w:numId="114" w16cid:durableId="348215266">
-    <w:abstractNumId w:val="120"/>
+    <w:abstractNumId w:val="121"/>
   </w:num>
   <w:num w:numId="115" w16cid:durableId="2006787462">
-    <w:abstractNumId w:val="125"/>
+    <w:abstractNumId w:val="126"/>
   </w:num>
   <w:num w:numId="116" w16cid:durableId="819419602">
-    <w:abstractNumId w:val="12"/>
+    <w:abstractNumId w:val="13"/>
   </w:num>
   <w:num w:numId="117" w16cid:durableId="1074011421">
-    <w:abstractNumId w:val="21"/>
+    <w:abstractNumId w:val="22"/>
   </w:num>
   <w:num w:numId="118" w16cid:durableId="1859008102">
-    <w:abstractNumId w:val="87"/>
+    <w:abstractNumId w:val="88"/>
   </w:num>
   <w:num w:numId="119" w16cid:durableId="82337432">
-    <w:abstractNumId w:val="93"/>
+    <w:abstractNumId w:val="94"/>
   </w:num>
   <w:num w:numId="120" w16cid:durableId="1526555377">
     <w:abstractNumId w:val="4"/>
   </w:num>
   <w:num w:numId="121" w16cid:durableId="1300644221">
+    <w:abstractNumId w:val="93"/>
+  </w:num>
+  <w:num w:numId="122" w16cid:durableId="848714981">
+    <w:abstractNumId w:val="272"/>
+  </w:num>
+  <w:num w:numId="123" w16cid:durableId="813987742">
+    <w:abstractNumId w:val="172"/>
+  </w:num>
+  <w:num w:numId="124" w16cid:durableId="1320160824">
+    <w:abstractNumId w:val="141"/>
+  </w:num>
+  <w:num w:numId="125" w16cid:durableId="539518846">
+    <w:abstractNumId w:val="91"/>
+  </w:num>
+  <w:num w:numId="126" w16cid:durableId="1375619307">
+    <w:abstractNumId w:val="82"/>
+  </w:num>
+  <w:num w:numId="127" w16cid:durableId="1382754250">
+    <w:abstractNumId w:val="131"/>
+  </w:num>
+  <w:num w:numId="128" w16cid:durableId="812916623">
+    <w:abstractNumId w:val="244"/>
+  </w:num>
+  <w:num w:numId="129" w16cid:durableId="472530761">
+    <w:abstractNumId w:val="19"/>
+  </w:num>
+  <w:num w:numId="130" w16cid:durableId="184365104">
+    <w:abstractNumId w:val="202"/>
+  </w:num>
+  <w:num w:numId="131" w16cid:durableId="1964770287">
+    <w:abstractNumId w:val="75"/>
+  </w:num>
+  <w:num w:numId="132" w16cid:durableId="463278985">
+    <w:abstractNumId w:val="40"/>
+  </w:num>
+  <w:num w:numId="133" w16cid:durableId="1047216971">
+    <w:abstractNumId w:val="211"/>
+  </w:num>
+  <w:num w:numId="134" w16cid:durableId="1230460516">
+    <w:abstractNumId w:val="264"/>
+  </w:num>
+  <w:num w:numId="135" w16cid:durableId="1896743958">
+    <w:abstractNumId w:val="234"/>
+  </w:num>
+  <w:num w:numId="136" w16cid:durableId="666178058">
+    <w:abstractNumId w:val="164"/>
+  </w:num>
+  <w:num w:numId="137" w16cid:durableId="1326279699">
+    <w:abstractNumId w:val="198"/>
+  </w:num>
+  <w:num w:numId="138" w16cid:durableId="22438931">
+    <w:abstractNumId w:val="31"/>
+  </w:num>
+  <w:num w:numId="139" w16cid:durableId="2022123679">
+    <w:abstractNumId w:val="50"/>
+  </w:num>
+  <w:num w:numId="140" w16cid:durableId="393742517">
+    <w:abstractNumId w:val="167"/>
+  </w:num>
+  <w:num w:numId="141" w16cid:durableId="1436055642">
+    <w:abstractNumId w:val="223"/>
+  </w:num>
+  <w:num w:numId="142" w16cid:durableId="631786033">
+    <w:abstractNumId w:val="245"/>
+  </w:num>
+  <w:num w:numId="143" w16cid:durableId="1509296845">
+    <w:abstractNumId w:val="33"/>
+  </w:num>
+  <w:num w:numId="144" w16cid:durableId="302546881">
+    <w:abstractNumId w:val="219"/>
+  </w:num>
+  <w:num w:numId="145" w16cid:durableId="924844341">
+    <w:abstractNumId w:val="10"/>
+  </w:num>
+  <w:num w:numId="146" w16cid:durableId="720666293">
+    <w:abstractNumId w:val="119"/>
+  </w:num>
+  <w:num w:numId="147" w16cid:durableId="1796867392">
+    <w:abstractNumId w:val="83"/>
+  </w:num>
+  <w:num w:numId="148" w16cid:durableId="1841044305">
+    <w:abstractNumId w:val="73"/>
+  </w:num>
+  <w:num w:numId="149" w16cid:durableId="148375723">
+    <w:abstractNumId w:val="129"/>
+  </w:num>
+  <w:num w:numId="150" w16cid:durableId="491995101">
+    <w:abstractNumId w:val="171"/>
+  </w:num>
+  <w:num w:numId="151" w16cid:durableId="391737438">
+    <w:abstractNumId w:val="81"/>
+  </w:num>
+  <w:num w:numId="152" w16cid:durableId="66995330">
+    <w:abstractNumId w:val="276"/>
+  </w:num>
+  <w:num w:numId="153" w16cid:durableId="1427384849">
+    <w:abstractNumId w:val="35"/>
+  </w:num>
+  <w:num w:numId="154" w16cid:durableId="1665087661">
+    <w:abstractNumId w:val="21"/>
+  </w:num>
+  <w:num w:numId="155" w16cid:durableId="2058814461">
+    <w:abstractNumId w:val="85"/>
+  </w:num>
+  <w:num w:numId="156" w16cid:durableId="824933507">
+    <w:abstractNumId w:val="29"/>
+  </w:num>
+  <w:num w:numId="157" w16cid:durableId="77798953">
+    <w:abstractNumId w:val="113"/>
+  </w:num>
+  <w:num w:numId="158" w16cid:durableId="1446730766">
+    <w:abstractNumId w:val="149"/>
+  </w:num>
+  <w:num w:numId="159" w16cid:durableId="2052917473">
+    <w:abstractNumId w:val="152"/>
+  </w:num>
+  <w:num w:numId="160" w16cid:durableId="1377508407">
+    <w:abstractNumId w:val="37"/>
+  </w:num>
+  <w:num w:numId="161" w16cid:durableId="950286223">
+    <w:abstractNumId w:val="76"/>
+  </w:num>
+  <w:num w:numId="162" w16cid:durableId="1166897177">
+    <w:abstractNumId w:val="175"/>
+  </w:num>
+  <w:num w:numId="163" w16cid:durableId="1798255120">
+    <w:abstractNumId w:val="136"/>
+  </w:num>
+  <w:num w:numId="164" w16cid:durableId="286550169">
+    <w:abstractNumId w:val="270"/>
+  </w:num>
+  <w:num w:numId="165" w16cid:durableId="1049187577">
+    <w:abstractNumId w:val="68"/>
+  </w:num>
+  <w:num w:numId="166" w16cid:durableId="89009738">
+    <w:abstractNumId w:val="266"/>
+  </w:num>
+  <w:num w:numId="167" w16cid:durableId="769663478">
+    <w:abstractNumId w:val="66"/>
+  </w:num>
+  <w:num w:numId="168" w16cid:durableId="1268469283">
+    <w:abstractNumId w:val="246"/>
+  </w:num>
+  <w:num w:numId="169" w16cid:durableId="1351177774">
+    <w:abstractNumId w:val="207"/>
+  </w:num>
+  <w:num w:numId="170" w16cid:durableId="1744373556">
+    <w:abstractNumId w:val="14"/>
+  </w:num>
+  <w:num w:numId="171" w16cid:durableId="343634148">
+    <w:abstractNumId w:val="62"/>
+  </w:num>
+  <w:num w:numId="172" w16cid:durableId="1364134138">
+    <w:abstractNumId w:val="282"/>
+  </w:num>
+  <w:num w:numId="173" w16cid:durableId="850492938">
+    <w:abstractNumId w:val="69"/>
+  </w:num>
+  <w:num w:numId="174" w16cid:durableId="319619740">
+    <w:abstractNumId w:val="197"/>
+  </w:num>
+  <w:num w:numId="175" w16cid:durableId="1103722471">
+    <w:abstractNumId w:val="57"/>
+  </w:num>
+  <w:num w:numId="176" w16cid:durableId="1241519834">
+    <w:abstractNumId w:val="209"/>
+  </w:num>
+  <w:num w:numId="177" w16cid:durableId="1983001565">
+    <w:abstractNumId w:val="237"/>
+  </w:num>
+  <w:num w:numId="178" w16cid:durableId="490634969">
+    <w:abstractNumId w:val="71"/>
+  </w:num>
+  <w:num w:numId="179" w16cid:durableId="2006131768">
+    <w:abstractNumId w:val="115"/>
+  </w:num>
+  <w:num w:numId="180" w16cid:durableId="1825202100">
+    <w:abstractNumId w:val="153"/>
+  </w:num>
+  <w:num w:numId="181" w16cid:durableId="1830514124">
+    <w:abstractNumId w:val="261"/>
+  </w:num>
+  <w:num w:numId="182" w16cid:durableId="42796901">
+    <w:abstractNumId w:val="216"/>
+  </w:num>
+  <w:num w:numId="183" w16cid:durableId="547179671">
+    <w:abstractNumId w:val="265"/>
+  </w:num>
+  <w:num w:numId="184" w16cid:durableId="70474337">
+    <w:abstractNumId w:val="43"/>
+  </w:num>
+  <w:num w:numId="185" w16cid:durableId="1155535501">
+    <w:abstractNumId w:val="241"/>
+  </w:num>
+  <w:num w:numId="186" w16cid:durableId="557742053">
+    <w:abstractNumId w:val="199"/>
+  </w:num>
+  <w:num w:numId="187" w16cid:durableId="572786990">
+    <w:abstractNumId w:val="239"/>
+  </w:num>
+  <w:num w:numId="188" w16cid:durableId="1389836530">
+    <w:abstractNumId w:val="187"/>
+  </w:num>
+  <w:num w:numId="189" w16cid:durableId="74742314">
+    <w:abstractNumId w:val="278"/>
+  </w:num>
+  <w:num w:numId="190" w16cid:durableId="713847949">
+    <w:abstractNumId w:val="52"/>
+  </w:num>
+  <w:num w:numId="191" w16cid:durableId="383991998">
+    <w:abstractNumId w:val="267"/>
+  </w:num>
+  <w:num w:numId="192" w16cid:durableId="1918709336">
+    <w:abstractNumId w:val="61"/>
+  </w:num>
+  <w:num w:numId="193" w16cid:durableId="2081639135">
+    <w:abstractNumId w:val="26"/>
+  </w:num>
+  <w:num w:numId="194" w16cid:durableId="367679379">
+    <w:abstractNumId w:val="214"/>
+  </w:num>
+  <w:num w:numId="195" w16cid:durableId="721910232">
+    <w:abstractNumId w:val="89"/>
+  </w:num>
+  <w:num w:numId="196" w16cid:durableId="1955363824">
+    <w:abstractNumId w:val="27"/>
+  </w:num>
+  <w:num w:numId="197" w16cid:durableId="353502935">
+    <w:abstractNumId w:val="63"/>
+  </w:num>
+  <w:num w:numId="198" w16cid:durableId="72701118">
+    <w:abstractNumId w:val="132"/>
+  </w:num>
+  <w:num w:numId="199" w16cid:durableId="10183579">
+    <w:abstractNumId w:val="268"/>
+  </w:num>
+  <w:num w:numId="200" w16cid:durableId="949701532">
+    <w:abstractNumId w:val="220"/>
+  </w:num>
+  <w:num w:numId="201" w16cid:durableId="254632250">
+    <w:abstractNumId w:val="163"/>
+  </w:num>
+  <w:num w:numId="202" w16cid:durableId="1182551423">
+    <w:abstractNumId w:val="176"/>
+  </w:num>
+  <w:num w:numId="203" w16cid:durableId="2130657646">
+    <w:abstractNumId w:val="190"/>
+  </w:num>
+  <w:num w:numId="204" w16cid:durableId="1401707621">
+    <w:abstractNumId w:val="227"/>
+  </w:num>
+  <w:num w:numId="205" w16cid:durableId="893932831">
+    <w:abstractNumId w:val="168"/>
+  </w:num>
+  <w:num w:numId="206" w16cid:durableId="390075856">
+    <w:abstractNumId w:val="44"/>
+  </w:num>
+  <w:num w:numId="207" w16cid:durableId="548804094">
+    <w:abstractNumId w:val="251"/>
+  </w:num>
+  <w:num w:numId="208" w16cid:durableId="458492130">
+    <w:abstractNumId w:val="252"/>
+  </w:num>
+  <w:num w:numId="209" w16cid:durableId="1075857678">
+    <w:abstractNumId w:val="243"/>
+  </w:num>
+  <w:num w:numId="210" w16cid:durableId="582760136">
+    <w:abstractNumId w:val="170"/>
+  </w:num>
+  <w:num w:numId="211" w16cid:durableId="1972514307">
+    <w:abstractNumId w:val="201"/>
+  </w:num>
+  <w:num w:numId="212" w16cid:durableId="753236601">
+    <w:abstractNumId w:val="191"/>
+  </w:num>
+  <w:num w:numId="213" w16cid:durableId="822740406">
+    <w:abstractNumId w:val="196"/>
+  </w:num>
+  <w:num w:numId="214" w16cid:durableId="1735421463">
+    <w:abstractNumId w:val="161"/>
+  </w:num>
+  <w:num w:numId="215" w16cid:durableId="1767118476">
+    <w:abstractNumId w:val="135"/>
+  </w:num>
+  <w:num w:numId="216" w16cid:durableId="1219591262">
+    <w:abstractNumId w:val="9"/>
+  </w:num>
+  <w:num w:numId="217" w16cid:durableId="1163813133">
+    <w:abstractNumId w:val="8"/>
+  </w:num>
+  <w:num w:numId="218" w16cid:durableId="573467573">
+    <w:abstractNumId w:val="174"/>
+  </w:num>
+  <w:num w:numId="219" w16cid:durableId="558831342">
+    <w:abstractNumId w:val="256"/>
+  </w:num>
+  <w:num w:numId="220" w16cid:durableId="1713379946">
+    <w:abstractNumId w:val="269"/>
+  </w:num>
+  <w:num w:numId="221" w16cid:durableId="1571231919">
+    <w:abstractNumId w:val="122"/>
+  </w:num>
+  <w:num w:numId="222" w16cid:durableId="708191785">
+    <w:abstractNumId w:val="59"/>
+  </w:num>
+  <w:num w:numId="223" w16cid:durableId="820199587">
+    <w:abstractNumId w:val="283"/>
+  </w:num>
+  <w:num w:numId="224" w16cid:durableId="1943565013">
+    <w:abstractNumId w:val="125"/>
+  </w:num>
+  <w:num w:numId="225" w16cid:durableId="1959679109">
     <w:abstractNumId w:val="92"/>
   </w:num>
-  <w:num w:numId="122" w16cid:durableId="848714981">
-    <w:abstractNumId w:val="271"/>
+  <w:num w:numId="226" w16cid:durableId="857960960">
+    <w:abstractNumId w:val="112"/>
   </w:num>
-  <w:num w:numId="123" w16cid:durableId="813987742">
-    <w:abstractNumId w:val="171"/>
+  <w:num w:numId="227" w16cid:durableId="441264566">
+    <w:abstractNumId w:val="222"/>
   </w:num>
-  <w:num w:numId="124" w16cid:durableId="1320160824">
+  <w:num w:numId="228" w16cid:durableId="1950504992">
+    <w:abstractNumId w:val="55"/>
+  </w:num>
+  <w:num w:numId="229" w16cid:durableId="435561009">
+    <w:abstractNumId w:val="242"/>
+  </w:num>
+  <w:num w:numId="230" w16cid:durableId="1721981444">
+    <w:abstractNumId w:val="42"/>
+  </w:num>
+  <w:num w:numId="231" w16cid:durableId="555505717">
+    <w:abstractNumId w:val="143"/>
+  </w:num>
+  <w:num w:numId="232" w16cid:durableId="570580730">
+    <w:abstractNumId w:val="224"/>
+  </w:num>
+  <w:num w:numId="233" w16cid:durableId="1103454546">
+    <w:abstractNumId w:val="182"/>
+  </w:num>
+  <w:num w:numId="234" w16cid:durableId="444884688">
+    <w:abstractNumId w:val="273"/>
+  </w:num>
+  <w:num w:numId="235" w16cid:durableId="1105231017">
+    <w:abstractNumId w:val="165"/>
+  </w:num>
+  <w:num w:numId="236" w16cid:durableId="1395078171">
+    <w:abstractNumId w:val="150"/>
+  </w:num>
+  <w:num w:numId="237" w16cid:durableId="248121334">
+    <w:abstractNumId w:val="20"/>
+  </w:num>
+  <w:num w:numId="238" w16cid:durableId="1175732965">
+    <w:abstractNumId w:val="6"/>
+  </w:num>
+  <w:num w:numId="239" w16cid:durableId="1012882238">
+    <w:abstractNumId w:val="56"/>
+  </w:num>
+  <w:num w:numId="240" w16cid:durableId="958337385">
+    <w:abstractNumId w:val="45"/>
+  </w:num>
+  <w:num w:numId="241" w16cid:durableId="813835424">
+    <w:abstractNumId w:val="158"/>
+  </w:num>
+  <w:num w:numId="242" w16cid:durableId="667559828">
+    <w:abstractNumId w:val="60"/>
+  </w:num>
+  <w:num w:numId="243" w16cid:durableId="150679954">
+    <w:abstractNumId w:val="258"/>
+  </w:num>
+  <w:num w:numId="244" w16cid:durableId="123743452">
+    <w:abstractNumId w:val="101"/>
+  </w:num>
+  <w:num w:numId="245" w16cid:durableId="1519654796">
+    <w:abstractNumId w:val="25"/>
+  </w:num>
+  <w:num w:numId="246" w16cid:durableId="1033454810">
+    <w:abstractNumId w:val="53"/>
+  </w:num>
+  <w:num w:numId="247" w16cid:durableId="1606575387">
+    <w:abstractNumId w:val="30"/>
+  </w:num>
+  <w:num w:numId="248" w16cid:durableId="650405364">
+    <w:abstractNumId w:val="41"/>
+  </w:num>
+  <w:num w:numId="249" w16cid:durableId="758402624">
+    <w:abstractNumId w:val="74"/>
+  </w:num>
+  <w:num w:numId="250" w16cid:durableId="388576310">
+    <w:abstractNumId w:val="177"/>
+  </w:num>
+  <w:num w:numId="251" w16cid:durableId="1728724571">
+    <w:abstractNumId w:val="274"/>
+  </w:num>
+  <w:num w:numId="252" w16cid:durableId="578298080">
+    <w:abstractNumId w:val="236"/>
+  </w:num>
+  <w:num w:numId="253" w16cid:durableId="140971627">
+    <w:abstractNumId w:val="192"/>
+  </w:num>
+  <w:num w:numId="254" w16cid:durableId="233779007">
+    <w:abstractNumId w:val="107"/>
+  </w:num>
+  <w:num w:numId="255" w16cid:durableId="281111727">
     <w:abstractNumId w:val="140"/>
   </w:num>
-  <w:num w:numId="125" w16cid:durableId="539518846">
-    <w:abstractNumId w:val="90"/>
+  <w:num w:numId="256" w16cid:durableId="557472550">
+    <w:abstractNumId w:val="23"/>
   </w:num>
-  <w:num w:numId="126" w16cid:durableId="1375619307">
-    <w:abstractNumId w:val="81"/>
+  <w:num w:numId="257" w16cid:durableId="744107139">
+    <w:abstractNumId w:val="179"/>
   </w:num>
-  <w:num w:numId="127" w16cid:durableId="1382754250">
+  <w:num w:numId="258" w16cid:durableId="877161804">
+    <w:abstractNumId w:val="203"/>
+  </w:num>
+  <w:num w:numId="259" w16cid:durableId="1119952065">
+    <w:abstractNumId w:val="185"/>
+  </w:num>
+  <w:num w:numId="260" w16cid:durableId="879324636">
+    <w:abstractNumId w:val="186"/>
+  </w:num>
+  <w:num w:numId="261" w16cid:durableId="73094424">
+    <w:abstractNumId w:val="200"/>
+  </w:num>
+  <w:num w:numId="262" w16cid:durableId="956259673">
+    <w:abstractNumId w:val="235"/>
+  </w:num>
+  <w:num w:numId="263" w16cid:durableId="1485586118">
+    <w:abstractNumId w:val="240"/>
+  </w:num>
+  <w:num w:numId="264" w16cid:durableId="1307202960">
+    <w:abstractNumId w:val="128"/>
+  </w:num>
+  <w:num w:numId="265" w16cid:durableId="2058124866">
+    <w:abstractNumId w:val="7"/>
+  </w:num>
+  <w:num w:numId="266" w16cid:durableId="808060298">
     <w:abstractNumId w:val="130"/>
   </w:num>
-  <w:num w:numId="128" w16cid:durableId="812916623">
-    <w:abstractNumId w:val="243"/>
+  <w:num w:numId="267" w16cid:durableId="1625845498">
+    <w:abstractNumId w:val="173"/>
   </w:num>
-  <w:num w:numId="129" w16cid:durableId="472530761">
+  <w:num w:numId="268" w16cid:durableId="1543135292">
+    <w:abstractNumId w:val="120"/>
+  </w:num>
+  <w:num w:numId="269" w16cid:durableId="1465385336">
     <w:abstractNumId w:val="18"/>
   </w:num>
-  <w:num w:numId="130" w16cid:durableId="184365104">
-    <w:abstractNumId w:val="201"/>
+  <w:num w:numId="270" w16cid:durableId="108622598">
+    <w:abstractNumId w:val="259"/>
   </w:num>
-  <w:num w:numId="131" w16cid:durableId="1964770287">
-    <w:abstractNumId w:val="74"/>
-  </w:num>
-  <w:num w:numId="132" w16cid:durableId="463278985">
-    <w:abstractNumId w:val="39"/>
-  </w:num>
-  <w:num w:numId="133" w16cid:durableId="1047216971">
-    <w:abstractNumId w:val="210"/>
-  </w:num>
-  <w:num w:numId="134" w16cid:durableId="1230460516">
-    <w:abstractNumId w:val="263"/>
-  </w:num>
-  <w:num w:numId="135" w16cid:durableId="1896743958">
-    <w:abstractNumId w:val="233"/>
-  </w:num>
-  <w:num w:numId="136" w16cid:durableId="666178058">
-    <w:abstractNumId w:val="163"/>
-  </w:num>
-  <w:num w:numId="137" w16cid:durableId="1326279699">
-    <w:abstractNumId w:val="197"/>
-  </w:num>
-  <w:num w:numId="138" w16cid:durableId="22438931">
-    <w:abstractNumId w:val="30"/>
-  </w:num>
-  <w:num w:numId="139" w16cid:durableId="2022123679">
-    <w:abstractNumId w:val="49"/>
-  </w:num>
-  <w:num w:numId="140" w16cid:durableId="393742517">
-    <w:abstractNumId w:val="166"/>
-  </w:num>
-  <w:num w:numId="141" w16cid:durableId="1436055642">
-    <w:abstractNumId w:val="222"/>
-  </w:num>
-  <w:num w:numId="142" w16cid:durableId="631786033">
-    <w:abstractNumId w:val="244"/>
-  </w:num>
-  <w:num w:numId="143" w16cid:durableId="1509296845">
-    <w:abstractNumId w:val="32"/>
-  </w:num>
-  <w:num w:numId="144" w16cid:durableId="302546881">
-    <w:abstractNumId w:val="218"/>
-  </w:num>
-  <w:num w:numId="145" w16cid:durableId="924844341">
-    <w:abstractNumId w:val="9"/>
-  </w:num>
-  <w:num w:numId="146" w16cid:durableId="720666293">
-    <w:abstractNumId w:val="118"/>
-  </w:num>
-  <w:num w:numId="147" w16cid:durableId="1796867392">
-    <w:abstractNumId w:val="82"/>
-  </w:num>
-  <w:num w:numId="148" w16cid:durableId="1841044305">
-    <w:abstractNumId w:val="72"/>
-  </w:num>
-  <w:num w:numId="149" w16cid:durableId="148375723">
-    <w:abstractNumId w:val="128"/>
-  </w:num>
-  <w:num w:numId="150" w16cid:durableId="491995101">
-    <w:abstractNumId w:val="170"/>
-  </w:num>
-  <w:num w:numId="151" w16cid:durableId="391737438">
-    <w:abstractNumId w:val="80"/>
-  </w:num>
-  <w:num w:numId="152" w16cid:durableId="66995330">
-    <w:abstractNumId w:val="275"/>
-  </w:num>
-  <w:num w:numId="153" w16cid:durableId="1427384849">
-    <w:abstractNumId w:val="34"/>
-  </w:num>
-  <w:num w:numId="154" w16cid:durableId="1665087661">
-    <w:abstractNumId w:val="20"/>
-  </w:num>
-  <w:num w:numId="155" w16cid:durableId="2058814461">
-    <w:abstractNumId w:val="84"/>
-  </w:num>
-  <w:num w:numId="156" w16cid:durableId="824933507">
-    <w:abstractNumId w:val="28"/>
-  </w:num>
-  <w:num w:numId="157" w16cid:durableId="77798953">
-    <w:abstractNumId w:val="112"/>
-  </w:num>
-  <w:num w:numId="158" w16cid:durableId="1446730766">
-    <w:abstractNumId w:val="148"/>
-  </w:num>
-  <w:num w:numId="159" w16cid:durableId="2052917473">
-    <w:abstractNumId w:val="151"/>
-  </w:num>
-  <w:num w:numId="160" w16cid:durableId="1377508407">
-    <w:abstractNumId w:val="36"/>
-  </w:num>
-  <w:num w:numId="161" w16cid:durableId="950286223">
-    <w:abstractNumId w:val="75"/>
-  </w:num>
-  <w:num w:numId="162" w16cid:durableId="1166897177">
-    <w:abstractNumId w:val="174"/>
-  </w:num>
-  <w:num w:numId="163" w16cid:durableId="1798255120">
-    <w:abstractNumId w:val="135"/>
-  </w:num>
-  <w:num w:numId="164" w16cid:durableId="286550169">
-    <w:abstractNumId w:val="269"/>
-  </w:num>
-  <w:num w:numId="165" w16cid:durableId="1049187577">
-    <w:abstractNumId w:val="67"/>
-  </w:num>
-  <w:num w:numId="166" w16cid:durableId="89009738">
-    <w:abstractNumId w:val="265"/>
-  </w:num>
-  <w:num w:numId="167" w16cid:durableId="769663478">
-    <w:abstractNumId w:val="65"/>
-  </w:num>
-  <w:num w:numId="168" w16cid:durableId="1268469283">
-    <w:abstractNumId w:val="245"/>
-  </w:num>
-  <w:num w:numId="169" w16cid:durableId="1351177774">
-    <w:abstractNumId w:val="206"/>
-  </w:num>
-  <w:num w:numId="170" w16cid:durableId="1744373556">
-    <w:abstractNumId w:val="13"/>
-  </w:num>
-  <w:num w:numId="171" w16cid:durableId="343634148">
-    <w:abstractNumId w:val="61"/>
-  </w:num>
-  <w:num w:numId="172" w16cid:durableId="1364134138">
-    <w:abstractNumId w:val="281"/>
-  </w:num>
-  <w:num w:numId="173" w16cid:durableId="850492938">
-    <w:abstractNumId w:val="68"/>
-  </w:num>
-  <w:num w:numId="174" w16cid:durableId="319619740">
-    <w:abstractNumId w:val="196"/>
-  </w:num>
-  <w:num w:numId="175" w16cid:durableId="1103722471">
-    <w:abstractNumId w:val="56"/>
-  </w:num>
-  <w:num w:numId="176" w16cid:durableId="1241519834">
-    <w:abstractNumId w:val="208"/>
-  </w:num>
-  <w:num w:numId="177" w16cid:durableId="1983001565">
-    <w:abstractNumId w:val="236"/>
-  </w:num>
-  <w:num w:numId="178" w16cid:durableId="490634969">
-    <w:abstractNumId w:val="70"/>
-  </w:num>
-  <w:num w:numId="179" w16cid:durableId="2006131768">
-    <w:abstractNumId w:val="114"/>
-  </w:num>
-  <w:num w:numId="180" w16cid:durableId="1825202100">
-    <w:abstractNumId w:val="152"/>
-  </w:num>
-  <w:num w:numId="181" w16cid:durableId="1830514124">
-    <w:abstractNumId w:val="260"/>
-  </w:num>
-  <w:num w:numId="182" w16cid:durableId="42796901">
+  <w:num w:numId="271" w16cid:durableId="1235504061">
     <w:abstractNumId w:val="215"/>
   </w:num>
-  <w:num w:numId="183" w16cid:durableId="547179671">
-    <w:abstractNumId w:val="264"/>
-  </w:num>
-  <w:num w:numId="184" w16cid:durableId="70474337">
-    <w:abstractNumId w:val="42"/>
-  </w:num>
-  <w:num w:numId="185" w16cid:durableId="1155535501">
-    <w:abstractNumId w:val="240"/>
-  </w:num>
-  <w:num w:numId="186" w16cid:durableId="557742053">
-    <w:abstractNumId w:val="198"/>
-  </w:num>
-  <w:num w:numId="187" w16cid:durableId="572786990">
-    <w:abstractNumId w:val="238"/>
-  </w:num>
-  <w:num w:numId="188" w16cid:durableId="1389836530">
-    <w:abstractNumId w:val="186"/>
-  </w:num>
-  <w:num w:numId="189" w16cid:durableId="74742314">
-    <w:abstractNumId w:val="277"/>
-  </w:num>
-  <w:num w:numId="190" w16cid:durableId="713847949">
-    <w:abstractNumId w:val="51"/>
-  </w:num>
-  <w:num w:numId="191" w16cid:durableId="383991998">
-    <w:abstractNumId w:val="266"/>
-  </w:num>
-  <w:num w:numId="192" w16cid:durableId="1918709336">
-    <w:abstractNumId w:val="60"/>
-  </w:num>
-  <w:num w:numId="193" w16cid:durableId="2081639135">
-    <w:abstractNumId w:val="25"/>
-  </w:num>
-  <w:num w:numId="194" w16cid:durableId="367679379">
-    <w:abstractNumId w:val="213"/>
-  </w:num>
-  <w:num w:numId="195" w16cid:durableId="721910232">
-    <w:abstractNumId w:val="88"/>
-  </w:num>
-  <w:num w:numId="196" w16cid:durableId="1955363824">
-    <w:abstractNumId w:val="26"/>
-  </w:num>
-  <w:num w:numId="197" w16cid:durableId="353502935">
-    <w:abstractNumId w:val="62"/>
-  </w:num>
-  <w:num w:numId="198" w16cid:durableId="72701118">
-    <w:abstractNumId w:val="131"/>
-  </w:num>
-  <w:num w:numId="199" w16cid:durableId="10183579">
-    <w:abstractNumId w:val="267"/>
-  </w:num>
-  <w:num w:numId="200" w16cid:durableId="949701532">
-    <w:abstractNumId w:val="219"/>
-  </w:num>
-  <w:num w:numId="201" w16cid:durableId="254632250">
-    <w:abstractNumId w:val="162"/>
-  </w:num>
-  <w:num w:numId="202" w16cid:durableId="1182551423">
-    <w:abstractNumId w:val="175"/>
-  </w:num>
-  <w:num w:numId="203" w16cid:durableId="2130657646">
-    <w:abstractNumId w:val="189"/>
-  </w:num>
-  <w:num w:numId="204" w16cid:durableId="1401707621">
-    <w:abstractNumId w:val="226"/>
-  </w:num>
-  <w:num w:numId="205" w16cid:durableId="893932831">
-    <w:abstractNumId w:val="167"/>
-  </w:num>
-  <w:num w:numId="206" w16cid:durableId="390075856">
-    <w:abstractNumId w:val="43"/>
-  </w:num>
-  <w:num w:numId="207" w16cid:durableId="548804094">
-    <w:abstractNumId w:val="250"/>
-  </w:num>
-  <w:num w:numId="208" w16cid:durableId="458492130">
-    <w:abstractNumId w:val="251"/>
-  </w:num>
-  <w:num w:numId="209" w16cid:durableId="1075857678">
-    <w:abstractNumId w:val="242"/>
-  </w:num>
-  <w:num w:numId="210" w16cid:durableId="582760136">
-    <w:abstractNumId w:val="169"/>
-  </w:num>
-  <w:num w:numId="211" w16cid:durableId="1972514307">
-    <w:abstractNumId w:val="200"/>
-  </w:num>
-  <w:num w:numId="212" w16cid:durableId="753236601">
-    <w:abstractNumId w:val="190"/>
-  </w:num>
-  <w:num w:numId="213" w16cid:durableId="822740406">
-    <w:abstractNumId w:val="195"/>
-  </w:num>
-  <w:num w:numId="214" w16cid:durableId="1735421463">
-    <w:abstractNumId w:val="160"/>
-  </w:num>
-  <w:num w:numId="215" w16cid:durableId="1767118476">
-    <w:abstractNumId w:val="134"/>
-  </w:num>
-  <w:num w:numId="216" w16cid:durableId="1219591262">
-    <w:abstractNumId w:val="8"/>
-  </w:num>
-  <w:num w:numId="217" w16cid:durableId="1163813133">
-    <w:abstractNumId w:val="7"/>
-  </w:num>
-  <w:num w:numId="218" w16cid:durableId="573467573">
-    <w:abstractNumId w:val="173"/>
-  </w:num>
-  <w:num w:numId="219" w16cid:durableId="558831342">
-    <w:abstractNumId w:val="255"/>
-  </w:num>
-  <w:num w:numId="220" w16cid:durableId="1713379946">
-    <w:abstractNumId w:val="268"/>
-  </w:num>
-  <w:num w:numId="221" w16cid:durableId="1571231919">
-    <w:abstractNumId w:val="121"/>
-  </w:num>
-  <w:num w:numId="222" w16cid:durableId="708191785">
-    <w:abstractNumId w:val="58"/>
-  </w:num>
-  <w:num w:numId="223" w16cid:durableId="820199587">
-    <w:abstractNumId w:val="282"/>
-  </w:num>
-  <w:num w:numId="224" w16cid:durableId="1943565013">
-    <w:abstractNumId w:val="124"/>
-  </w:num>
-  <w:num w:numId="225" w16cid:durableId="1959679109">
-    <w:abstractNumId w:val="91"/>
-  </w:num>
-  <w:num w:numId="226" w16cid:durableId="857960960">
-    <w:abstractNumId w:val="111"/>
-  </w:num>
-  <w:num w:numId="227" w16cid:durableId="441264566">
-    <w:abstractNumId w:val="221"/>
-  </w:num>
-  <w:num w:numId="228" w16cid:durableId="1950504992">
-    <w:abstractNumId w:val="54"/>
-  </w:num>
-  <w:num w:numId="229" w16cid:durableId="435561009">
-    <w:abstractNumId w:val="241"/>
-  </w:num>
-  <w:num w:numId="230" w16cid:durableId="1721981444">
-    <w:abstractNumId w:val="41"/>
-  </w:num>
-  <w:num w:numId="231" w16cid:durableId="555505717">
-    <w:abstractNumId w:val="142"/>
-  </w:num>
-  <w:num w:numId="232" w16cid:durableId="570580730">
-    <w:abstractNumId w:val="223"/>
-  </w:num>
-  <w:num w:numId="233" w16cid:durableId="1103454546">
-    <w:abstractNumId w:val="181"/>
-  </w:num>
-  <w:num w:numId="234" w16cid:durableId="444884688">
-    <w:abstractNumId w:val="272"/>
-  </w:num>
-  <w:num w:numId="235" w16cid:durableId="1105231017">
-    <w:abstractNumId w:val="164"/>
-  </w:num>
-  <w:num w:numId="236" w16cid:durableId="1395078171">
-    <w:abstractNumId w:val="149"/>
-  </w:num>
-  <w:num w:numId="237" w16cid:durableId="248121334">
-    <w:abstractNumId w:val="19"/>
-  </w:num>
-  <w:num w:numId="238" w16cid:durableId="1175732965">
-    <w:abstractNumId w:val="5"/>
-  </w:num>
-  <w:num w:numId="239" w16cid:durableId="1012882238">
-    <w:abstractNumId w:val="55"/>
-  </w:num>
-  <w:num w:numId="240" w16cid:durableId="958337385">
-    <w:abstractNumId w:val="44"/>
-  </w:num>
-  <w:num w:numId="241" w16cid:durableId="813835424">
-    <w:abstractNumId w:val="157"/>
-  </w:num>
-  <w:num w:numId="242" w16cid:durableId="667559828">
-    <w:abstractNumId w:val="59"/>
-  </w:num>
-  <w:num w:numId="243" w16cid:durableId="150679954">
-    <w:abstractNumId w:val="257"/>
-  </w:num>
-  <w:num w:numId="244" w16cid:durableId="123743452">
-    <w:abstractNumId w:val="100"/>
-  </w:num>
-  <w:num w:numId="245" w16cid:durableId="1519654796">
-    <w:abstractNumId w:val="24"/>
-  </w:num>
-  <w:num w:numId="246" w16cid:durableId="1033454810">
-    <w:abstractNumId w:val="52"/>
-  </w:num>
-  <w:num w:numId="247" w16cid:durableId="1606575387">
-    <w:abstractNumId w:val="29"/>
-  </w:num>
-  <w:num w:numId="248" w16cid:durableId="650405364">
-    <w:abstractNumId w:val="40"/>
-  </w:num>
-  <w:num w:numId="249" w16cid:durableId="758402624">
-    <w:abstractNumId w:val="73"/>
-  </w:num>
-  <w:num w:numId="250" w16cid:durableId="388576310">
-    <w:abstractNumId w:val="176"/>
-  </w:num>
-  <w:num w:numId="251" w16cid:durableId="1728724571">
-    <w:abstractNumId w:val="273"/>
-  </w:num>
-  <w:num w:numId="252" w16cid:durableId="578298080">
-    <w:abstractNumId w:val="235"/>
-  </w:num>
-  <w:num w:numId="253" w16cid:durableId="140971627">
-    <w:abstractNumId w:val="191"/>
-  </w:num>
-  <w:num w:numId="254" w16cid:durableId="233779007">
-    <w:abstractNumId w:val="106"/>
-  </w:num>
-  <w:num w:numId="255" w16cid:durableId="281111727">
-    <w:abstractNumId w:val="139"/>
-  </w:num>
-  <w:num w:numId="256" w16cid:durableId="557472550">
-    <w:abstractNumId w:val="22"/>
-  </w:num>
-  <w:num w:numId="257" w16cid:durableId="744107139">
-    <w:abstractNumId w:val="178"/>
-  </w:num>
-  <w:num w:numId="258" w16cid:durableId="877161804">
-    <w:abstractNumId w:val="202"/>
-  </w:num>
-  <w:num w:numId="259" w16cid:durableId="1119952065">
-    <w:abstractNumId w:val="184"/>
-  </w:num>
-  <w:num w:numId="260" w16cid:durableId="879324636">
-    <w:abstractNumId w:val="185"/>
-  </w:num>
-  <w:num w:numId="261" w16cid:durableId="73094424">
-    <w:abstractNumId w:val="199"/>
-  </w:num>
-  <w:num w:numId="262" w16cid:durableId="956259673">
-    <w:abstractNumId w:val="234"/>
-  </w:num>
-  <w:num w:numId="263" w16cid:durableId="1485586118">
-    <w:abstractNumId w:val="239"/>
-  </w:num>
-  <w:num w:numId="264" w16cid:durableId="1307202960">
-    <w:abstractNumId w:val="127"/>
-  </w:num>
-  <w:num w:numId="265" w16cid:durableId="2058124866">
-    <w:abstractNumId w:val="6"/>
-  </w:num>
-  <w:num w:numId="266" w16cid:durableId="808060298">
-    <w:abstractNumId w:val="129"/>
-  </w:num>
-  <w:num w:numId="267" w16cid:durableId="1625845498">
-    <w:abstractNumId w:val="172"/>
-  </w:num>
-  <w:num w:numId="268" w16cid:durableId="1543135292">
-    <w:abstractNumId w:val="119"/>
-  </w:num>
-  <w:num w:numId="269" w16cid:durableId="1465385336">
-    <w:abstractNumId w:val="17"/>
-  </w:num>
-  <w:num w:numId="270" w16cid:durableId="108622598">
-    <w:abstractNumId w:val="258"/>
-  </w:num>
-  <w:num w:numId="271" w16cid:durableId="1235504061">
-    <w:abstractNumId w:val="214"/>
-  </w:num>
   <w:num w:numId="272" w16cid:durableId="1125002992">
-    <w:abstractNumId w:val="224"/>
+    <w:abstractNumId w:val="225"/>
   </w:num>
   <w:num w:numId="273" w16cid:durableId="1208299058">
     <w:abstractNumId w:val="2"/>
   </w:num>
   <w:num w:numId="274" w16cid:durableId="1659190881">
-    <w:abstractNumId w:val="145"/>
+    <w:abstractNumId w:val="146"/>
   </w:num>
   <w:num w:numId="275" w16cid:durableId="1734965073">
-    <w:abstractNumId w:val="154"/>
+    <w:abstractNumId w:val="155"/>
   </w:num>
   <w:num w:numId="276" w16cid:durableId="311368197">
-    <w:abstractNumId w:val="252"/>
+    <w:abstractNumId w:val="253"/>
   </w:num>
   <w:num w:numId="277" w16cid:durableId="189268234">
-    <w:abstractNumId w:val="15"/>
+    <w:abstractNumId w:val="16"/>
   </w:num>
   <w:num w:numId="278" w16cid:durableId="1448086732">
-    <w:abstractNumId w:val="103"/>
+    <w:abstractNumId w:val="104"/>
   </w:num>
   <w:num w:numId="279" w16cid:durableId="1625381426">
-    <w:abstractNumId w:val="11"/>
+    <w:abstractNumId w:val="12"/>
   </w:num>
   <w:num w:numId="280" w16cid:durableId="71202985">
-    <w:abstractNumId w:val="179"/>
+    <w:abstractNumId w:val="180"/>
   </w:num>
   <w:num w:numId="281" w16cid:durableId="263005634">
-    <w:abstractNumId w:val="117"/>
+    <w:abstractNumId w:val="118"/>
   </w:num>
   <w:num w:numId="282" w16cid:durableId="1093819441">
-    <w:abstractNumId w:val="23"/>
+    <w:abstractNumId w:val="24"/>
   </w:num>
   <w:num w:numId="283" w16cid:durableId="554514199">
-    <w:abstractNumId w:val="141"/>
+    <w:abstractNumId w:val="142"/>
+  </w:num>
+  <w:num w:numId="284" w16cid:durableId="674959083">
+    <w:abstractNumId w:val="5"/>
   </w:num>
   <w:numIdMacAtCleanup w:val="67"/>
 </w:numbering>
@@ -56643,6 +57484,19 @@
 </file>
 
 <file path=customXml/item1.xml><?xml version="1.0" encoding="utf-8"?>
+<?mso-contentType ?>
+<FormTemplates xmlns="http://schemas.microsoft.com/sharepoint/v3/contenttype/forms">
+  <Display>DocumentLibraryForm</Display>
+  <Edit>DocumentLibraryForm</Edit>
+  <New>DocumentLibraryForm</New>
+</FormTemplates>
+</file>
+
+<file path=customXml/item2.xml><?xml version="1.0" encoding="utf-8"?>
+<b:Sources xmlns:b="http://schemas.openxmlformats.org/officeDocument/2006/bibliography" xmlns="http://schemas.openxmlformats.org/officeDocument/2006/bibliography" SelectedStyle="\APASixthEditionOfficeOnline.xsl" StyleName="APA" Version="6"/>
+</file>
+
+<file path=customXml/item3.xml><?xml version="1.0" encoding="utf-8"?>
 <p:properties xmlns:p="http://schemas.microsoft.com/office/2006/metadata/properties" xmlns:xsi="http://www.w3.org/2001/XMLSchema-instance" xmlns:pc="http://schemas.microsoft.com/office/infopath/2007/PartnerControls">
   <documentManagement>
     <TaxCatchAll xmlns="b250f519-6473-4480-8c44-6ee3a3a530c3" xsi:nil="true"/>
@@ -56653,22 +57507,9 @@
 </p:properties>
 </file>
 
-<file path=customXml/item2.xml><?xml version="1.0" encoding="utf-8"?>
-<b:Sources xmlns:b="http://schemas.openxmlformats.org/officeDocument/2006/bibliography" xmlns="http://schemas.openxmlformats.org/officeDocument/2006/bibliography" SelectedStyle="\APASixthEditionOfficeOnline.xsl" StyleName="APA" Version="6"/>
-</file>
-
-<file path=customXml/item3.xml><?xml version="1.0" encoding="utf-8"?>
-<?mso-contentType ?>
-<FormTemplates xmlns="http://schemas.microsoft.com/sharepoint/v3/contenttype/forms">
-  <Display>DocumentLibraryForm</Display>
-  <Edit>DocumentLibraryForm</Edit>
-  <New>DocumentLibraryForm</New>
-</FormTemplates>
-</file>
-
 <file path=customXml/item4.xml><?xml version="1.0" encoding="utf-8"?>
-<ct:contentTypeSchema xmlns:ct="http://schemas.microsoft.com/office/2006/metadata/contentType" xmlns:ma="http://schemas.microsoft.com/office/2006/metadata/properties/metaAttributes" ct:_="" ma:_="" ma:contentTypeName="Documento" ma:contentTypeID="0x010100EA8A463C70CDF94EBCEAEE24D04F3F8A" ma:contentTypeVersion="12" ma:contentTypeDescription="Crear nuevo documento." ma:contentTypeScope="" ma:versionID="698a7aa72909d5b06b3c18780d402f9d">
-  <xsd:schema xmlns:xsd="http://www.w3.org/2001/XMLSchema" xmlns:xs="http://www.w3.org/2001/XMLSchema" xmlns:p="http://schemas.microsoft.com/office/2006/metadata/properties" xmlns:ns2="d174a4fb-80c2-4523-8d89-375030acacbf" xmlns:ns3="b250f519-6473-4480-8c44-6ee3a3a530c3" targetNamespace="http://schemas.microsoft.com/office/2006/metadata/properties" ma:root="true" ma:fieldsID="40cd283641dfac9755b2797af4bee55e" ns2:_="" ns3:_="">
+<ct:contentTypeSchema xmlns:ct="http://schemas.microsoft.com/office/2006/metadata/contentType" xmlns:ma="http://schemas.microsoft.com/office/2006/metadata/properties/metaAttributes" ct:_="" ma:_="" ma:contentTypeName="Documento" ma:contentTypeID="0x010100EA8A463C70CDF94EBCEAEE24D04F3F8A" ma:contentTypeVersion="12" ma:contentTypeDescription="Crear nuevo documento." ma:contentTypeScope="" ma:versionID="1e64a49c346abf4bbb09fc69347de49c">
+  <xsd:schema xmlns:xsd="http://www.w3.org/2001/XMLSchema" xmlns:xs="http://www.w3.org/2001/XMLSchema" xmlns:p="http://schemas.microsoft.com/office/2006/metadata/properties" xmlns:ns2="d174a4fb-80c2-4523-8d89-375030acacbf" xmlns:ns3="b250f519-6473-4480-8c44-6ee3a3a530c3" targetNamespace="http://schemas.microsoft.com/office/2006/metadata/properties" ma:root="true" ma:fieldsID="8ae85b081a60446340f1312666800f88" ns2:_="" ns3:_="">
     <xsd:import namespace="d174a4fb-80c2-4523-8d89-375030acacbf"/>
     <xsd:import namespace="b250f519-6473-4480-8c44-6ee3a3a530c3"/>
     <xsd:element name="properties">
@@ -56868,12 +57709,9 @@
 </file>
 
 <file path=customXml/itemProps1.xml><?xml version="1.0" encoding="utf-8"?>
-<ds:datastoreItem xmlns:ds="http://schemas.openxmlformats.org/officeDocument/2006/customXml" ds:itemID="{1279454D-02BE-4A9C-A117-DCD1573E2608}">
+<ds:datastoreItem xmlns:ds="http://schemas.openxmlformats.org/officeDocument/2006/customXml" ds:itemID="{10663269-2064-4804-8290-36D4A57F5557}">
   <ds:schemaRefs>
-    <ds:schemaRef ds:uri="http://schemas.microsoft.com/office/2006/metadata/properties"/>
-    <ds:schemaRef ds:uri="http://schemas.microsoft.com/office/infopath/2007/PartnerControls"/>
-    <ds:schemaRef ds:uri="cb45339b-ced9-4d0d-8f64-77573914d53b"/>
-    <ds:schemaRef ds:uri="43a3ca16-9c26-4813-b83f-4aec9927b43f"/>
+    <ds:schemaRef ds:uri="http://schemas.microsoft.com/sharepoint/v3/contenttype/forms"/>
   </ds:schemaRefs>
 </ds:datastoreItem>
 </file>
@@ -56887,13 +57725,16 @@
 </file>
 
 <file path=customXml/itemProps3.xml><?xml version="1.0" encoding="utf-8"?>
-<ds:datastoreItem xmlns:ds="http://schemas.openxmlformats.org/officeDocument/2006/customXml" ds:itemID="{10663269-2064-4804-8290-36D4A57F5557}">
+<ds:datastoreItem xmlns:ds="http://schemas.openxmlformats.org/officeDocument/2006/customXml" ds:itemID="{1279454D-02BE-4A9C-A117-DCD1573E2608}">
   <ds:schemaRefs>
-    <ds:schemaRef ds:uri="http://schemas.microsoft.com/sharepoint/v3/contenttype/forms"/>
+    <ds:schemaRef ds:uri="http://schemas.microsoft.com/office/2006/metadata/properties"/>
+    <ds:schemaRef ds:uri="http://schemas.microsoft.com/office/infopath/2007/PartnerControls"/>
+    <ds:schemaRef ds:uri="cb45339b-ced9-4d0d-8f64-77573914d53b"/>
+    <ds:schemaRef ds:uri="43a3ca16-9c26-4813-b83f-4aec9927b43f"/>
   </ds:schemaRefs>
 </ds:datastoreItem>
 </file>
 
 <file path=customXml/itemProps4.xml><?xml version="1.0" encoding="utf-8"?>
-<ds:datastoreItem xmlns:ds="http://schemas.openxmlformats.org/officeDocument/2006/customXml" ds:itemID="{33FCC1C7-DF0C-462E-80D7-B25C2F41F0F7}"/>
+<ds:datastoreItem xmlns:ds="http://schemas.openxmlformats.org/officeDocument/2006/customXml" ds:itemID="{5064DC17-E933-458C-8412-5FE57D3484A6}"/>
 </file>